--- a/kit_workshop/resultados_de_referencia/Caso_B_media_vapor_sobrecalentado_resultados_N25.docx
+++ b/kit_workshop/resultados_de_referencia/Caso_B_media_vapor_sobrecalentado_resultados_N25.docx
@@ -2806,6 +2806,84 @@
               <w:rPr>
                 <w:sz w:val="18"/>
               </w:rPr>
+              <w:t>Carrera = apertura × carrera nominal (1 1/2 in (38,1 mm) estimada; puerto 2 5/8 in (66,7 mm) estimado)</w:t>
+            </w:r>
+          </w:p>
+        </w:tc>
+        <w:tc>
+          <w:tcPr>
+            <w:tcW w:type="dxa" w:w="986"/>
+          </w:tcPr>
+          <w:p>
+            <w:r>
+              <w:rPr>
+                <w:sz w:val="18"/>
+              </w:rPr>
+            </w:r>
+          </w:p>
+        </w:tc>
+        <w:tc>
+          <w:tcPr>
+            <w:tcW w:type="dxa" w:w="1710"/>
+            <w:shd w:val="clear" w:color="auto" w:fill="E3F1E6"/>
+          </w:tcPr>
+          <w:p>
+            <w:pPr>
+              <w:jc w:val="right"/>
+            </w:pPr>
+            <w:r>
+              <w:rPr>
+                <w:sz w:val="18"/>
+              </w:rPr>
+              <w:t>6,1 mm (0,24 in)</w:t>
+            </w:r>
+          </w:p>
+        </w:tc>
+        <w:tc>
+          <w:tcPr>
+            <w:tcW w:type="dxa" w:w="1710"/>
+            <w:shd w:val="clear" w:color="auto" w:fill="E3F1E6"/>
+          </w:tcPr>
+          <w:p>
+            <w:pPr>
+              <w:jc w:val="right"/>
+            </w:pPr>
+            <w:r>
+              <w:rPr>
+                <w:sz w:val="18"/>
+              </w:rPr>
+              <w:t>9,9 mm (0,39 in)</w:t>
+            </w:r>
+          </w:p>
+        </w:tc>
+        <w:tc>
+          <w:tcPr>
+            <w:tcW w:type="dxa" w:w="1710"/>
+            <w:shd w:val="clear" w:color="auto" w:fill="E3F1E6"/>
+          </w:tcPr>
+          <w:p>
+            <w:pPr>
+              <w:jc w:val="right"/>
+            </w:pPr>
+            <w:r>
+              <w:rPr>
+                <w:sz w:val="18"/>
+              </w:rPr>
+              <w:t>15,9 mm (0,63 in)</w:t>
+            </w:r>
+          </w:p>
+        </w:tc>
+      </w:tr>
+      <w:tr>
+        <w:tc>
+          <w:tcPr>
+            <w:tcW w:type="dxa" w:w="3749"/>
+          </w:tcPr>
+          <w:p>
+            <w:r>
+              <w:rPr>
+                <w:sz w:val="18"/>
+              </w:rPr>
               <w:t>c = √(γ·P/ρ) aguas arriba / aguas abajo</w:t>
             </w:r>
           </w:p>
@@ -3470,6 +3548,84 @@
                 <w:sz w:val="18"/>
               </w:rPr>
               <w:t>41,7</w:t>
+            </w:r>
+          </w:p>
+        </w:tc>
+      </w:tr>
+      <w:tr>
+        <w:tc>
+          <w:tcPr>
+            <w:tcW w:type="dxa" w:w="3749"/>
+          </w:tcPr>
+          <w:p>
+            <w:r>
+              <w:rPr>
+                <w:sz w:val="18"/>
+              </w:rPr>
+              <w:t>Carrera de operación</w:t>
+            </w:r>
+          </w:p>
+        </w:tc>
+        <w:tc>
+          <w:tcPr>
+            <w:tcW w:type="dxa" w:w="986"/>
+          </w:tcPr>
+          <w:p>
+            <w:r>
+              <w:rPr>
+                <w:sz w:val="18"/>
+              </w:rPr>
+            </w:r>
+          </w:p>
+        </w:tc>
+        <w:tc>
+          <w:tcPr>
+            <w:tcW w:type="dxa" w:w="1710"/>
+            <w:shd w:val="clear" w:color="auto" w:fill="E3F1E6"/>
+          </w:tcPr>
+          <w:p>
+            <w:pPr>
+              <w:jc w:val="right"/>
+            </w:pPr>
+            <w:r>
+              <w:rPr>
+                <w:sz w:val="18"/>
+              </w:rPr>
+              <w:t>6,1 mm (0,24 in)</w:t>
+            </w:r>
+          </w:p>
+        </w:tc>
+        <w:tc>
+          <w:tcPr>
+            <w:tcW w:type="dxa" w:w="1710"/>
+            <w:shd w:val="clear" w:color="auto" w:fill="E3F1E6"/>
+          </w:tcPr>
+          <w:p>
+            <w:pPr>
+              <w:jc w:val="right"/>
+            </w:pPr>
+            <w:r>
+              <w:rPr>
+                <w:sz w:val="18"/>
+              </w:rPr>
+              <w:t>9,9 mm (0,39 in)</w:t>
+            </w:r>
+          </w:p>
+        </w:tc>
+        <w:tc>
+          <w:tcPr>
+            <w:tcW w:type="dxa" w:w="1710"/>
+            <w:shd w:val="clear" w:color="auto" w:fill="E3F1E6"/>
+          </w:tcPr>
+          <w:p>
+            <w:pPr>
+              <w:jc w:val="right"/>
+            </w:pPr>
+            <w:r>
+              <w:rPr>
+                <w:sz w:val="18"/>
+              </w:rPr>
+              <w:t>15,9 mm (0,63 in)</w:t>
             </w:r>
           </w:p>
         </w:tc>
@@ -5694,7 +5850,7 @@
         <w:pStyle w:val="ListBullet"/>
       </w:pPr>
       <w:r>
-        <w:t>Materiales descartados: 19 (detalle en la solapa 3-Materiales, botón Análisis).</w:t>
+        <w:t>Materiales descartados: 22 (detalle en la solapa 3-Materiales, botón Análisis).</w:t>
       </w:r>
     </w:p>
     <w:p>
@@ -5747,7 +5903,7 @@
         <w:pStyle w:val="ListBullet"/>
       </w:pPr>
       <w:r>
-        <w:t>Alternativas aptas: Nitronic 60 (S21800) — inoxidable antigalling (puntaje 1,70; química A); 316 con recargue de Stellite 6 (asiento y/o superficie de guiado) (puntaje 2,20; química A); Incoloy 825 (N08825) barra (puntaje 4,00; química A)</w:t>
+        <w:t>Alternativas aptas: Inoxidable 316L (S31603) bajo carbono (puntaje 1,05; química A); ASTM A351 CF8M — 316 fundido (jaulas y guías) (puntaje 1,05; química A); Inoxidable 321 (S32100) estabilizado con titanio (puntaje 1,15; química A)</w:t>
       </w:r>
     </w:p>
     <w:p>
@@ -5755,7 +5911,7 @@
         <w:pStyle w:val="ListBullet"/>
       </w:pPr>
       <w:r>
-        <w:t>Materiales descartados: 15 (detalle en la solapa 3-Materiales, botón Análisis).</w:t>
+        <w:t>Materiales descartados: 17 (detalle en la solapa 3-Materiales, botón Análisis).</w:t>
       </w:r>
     </w:p>
     <w:p>
@@ -5829,7 +5985,7 @@
         <w:pStyle w:val="ListBullet"/>
       </w:pPr>
       <w:r>
-        <w:t>Materiales descartados: 22 (detalle en la solapa 3-Materiales, botón Análisis).</w:t>
+        <w:t>Materiales descartados: 26 (detalle en la solapa 3-Materiales, botón Análisis).</w:t>
       </w:r>
     </w:p>
     <w:p>
@@ -5890,7 +6046,7 @@
         <w:pStyle w:val="ListBullet"/>
       </w:pPr>
       <w:r>
-        <w:t>Alternativas aptas: Nitronic 60 (S21800) — inoxidable antigalling (puntaje 1,70; química A); Incoloy 825 (N08825) barra (puntaje 6,00; química A); Inconel 625 (N06625) barra (puntaje 6,00; química A)</w:t>
+        <w:t>Alternativas aptas: Inoxidable 316L (S31603) bajo carbono (puntaje 1,58; química A); Nitronic 50 (S20910, XM-19) de alta resistencia (puntaje 1,60; química A); Nitronic 60 (S21800) — inoxidable antigalling (puntaje 1,70; química A)</w:t>
       </w:r>
     </w:p>
     <w:p>
@@ -6165,7 +6321,161 @@
         <w:pStyle w:val="Heading3"/>
       </w:pPr>
       <w:r>
-        <w:t>5.8 Empaquetadura y bonete</w:t>
+        <w:t>5.8 Juego de internos</w:t>
+      </w:r>
+    </w:p>
+    <w:p>
+      <w:r>
+        <w:t>Cada juego estándar se evalúa con las mismas reglas que los materiales sueltos (temperatura, química, servicio agrio, dureza y resistencia al desgaste) más el galling de las parejas obturador–asiento y obturador–jaula y el tipo de asiento que pide la clase de cierre.</w:t>
+      </w:r>
+    </w:p>
+    <w:p>
+      <w:r>
+        <w:t>Combinación especial; juego estándar apto más cercano: N25-T06 — Stellite macizo en asiento y jaula.</w:t>
+      </w:r>
+    </w:p>
+    <w:p>
+      <w:pPr>
+        <w:pStyle w:val="ListBullet"/>
+      </w:pPr>
+      <w:r>
+        <w:t>N25-T01 — Martensítico endurecido: no apto. Asiento (416): Temperatura máxima 440 °C &gt; límite del material 427 °C. Jaula caracterizada (CB7Cu1): Temperatura máxima 440 °C &gt; límite del material 343 °C. (índice 3,06)</w:t>
+      </w:r>
+    </w:p>
+    <w:p>
+      <w:pPr>
+        <w:pStyle w:val="ListBullet"/>
+      </w:pPr>
+      <w:r>
+        <w:t>N25-T02 — Inoxidable 316 con jaula ENC: no apto. Asiento (316): Dureza 150 HB menor que la requerida (38 HRC). Jaula caracterizada (316_ENC): Temperatura máxima 440 °C &gt; límite del material 400 °C. (índice 3,92)</w:t>
+      </w:r>
+    </w:p>
+    <w:p>
+      <w:pPr>
+        <w:pStyle w:val="ListBullet"/>
+      </w:pPr>
+      <w:r>
+        <w:t>N25-T03 — Inoxidable 316 con jaula ENC y asiento blando: no apto. Asiento (316): Dureza 150 HB menor que la requerida (38 HRC). Jaula caracterizada (316_ENC): Temperatura máxima 440 °C &gt; límite del material 400 °C. (índice 3,92)</w:t>
+      </w:r>
+    </w:p>
+    <w:p>
+      <w:pPr>
+        <w:pStyle w:val="ListBullet"/>
+      </w:pPr>
+      <w:r>
+        <w:t>N25-T04 — 316 con Stellite en asiento y guía, jaula ENC: no apto. Jaula caracterizada (316_ENC): Temperatura máxima 440 °C &gt; límite del material 400 °C. (índice 9,80)</w:t>
+      </w:r>
+    </w:p>
+    <w:p>
+      <w:pPr>
+        <w:pStyle w:val="ListBullet"/>
+      </w:pPr>
+      <w:r>
+        <w:t>N25-T05 — 316 con Stellite, jaula ENC y asiento blando: no apto. Jaula caracterizada (316_ENC): Temperatura máxima 440 °C &gt; límite del material 400 °C. Lleva asiento blando y la clase de cierre no lo requiere. (índice 6,00)</w:t>
+      </w:r>
+    </w:p>
+    <w:p>
+      <w:pPr>
+        <w:pStyle w:val="ListBullet"/>
+      </w:pPr>
+      <w:r>
+        <w:t>N25-T06 — Stellite macizo en asiento y jaula: apto (índice 14,2)</w:t>
+      </w:r>
+    </w:p>
+    <w:p>
+      <w:pPr>
+        <w:pStyle w:val="ListBullet"/>
+      </w:pPr>
+      <w:r>
+        <w:t>N25-T07 — Stellite macizo con asiento blando: no apto. Lleva asiento blando y la clase de cierre no lo requiere. El inserto de PTFE no admite 440 °C. (índice 10,4)</w:t>
+      </w:r>
+    </w:p>
+    <w:p>
+      <w:pPr>
+        <w:pStyle w:val="ListBullet"/>
+      </w:pPr>
+      <w:r>
+        <w:t>N25-T08 — 316L con jaula ENC: no apto. Asiento (316L): Dureza 150 HB menor que la requerida (38 HRC). Jaula caracterizada (316_ENC): Temperatura máxima 440 °C &gt; límite del material 400 °C. (índice 4,04)</w:t>
+      </w:r>
+    </w:p>
+    <w:p>
+      <w:pPr>
+        <w:pStyle w:val="ListBullet"/>
+      </w:pPr>
+      <w:r>
+        <w:t>N25-T09 — 321 estabilizado con jaula 347 ENC: no apto. Asiento (321): Dureza 160 HB menor que la requerida (38 HRC). Jaula caracterizada (CF8C_ENC): Temperatura máxima 440 °C &gt; límite del material 400 °C. (índice 4,47)</w:t>
+      </w:r>
+    </w:p>
+    <w:p>
+      <w:pPr>
+        <w:pStyle w:val="ListBullet"/>
+      </w:pPr>
+      <w:r>
+        <w:t>N25-T10 — Stellite en asiento con jaula 17-4PH: no apto. Jaula caracterizada (CB7Cu1): Temperatura máxima 440 °C &gt; límite del material 343 °C. (índice 9,60)</w:t>
+      </w:r>
+    </w:p>
+    <w:p>
+      <w:pPr>
+        <w:pStyle w:val="ListBullet"/>
+      </w:pPr>
+      <w:r>
+        <w:t>N25-T11 — 316 con Stellite y jaula 17-4PH: no apto. Jaula caracterizada (CB7Cu1): Temperatura máxima 440 °C &gt; límite del material 343 °C. (índice 5,80)</w:t>
+      </w:r>
+    </w:p>
+    <w:p>
+      <w:pPr>
+        <w:pStyle w:val="ListBullet"/>
+      </w:pPr>
+      <w:r>
+        <w:t>N25-T12 — Inoxidable 316 con jaula 17-4PH: no apto. Asiento (316): Dureza 150 HB menor que la requerida (38 HRC). Jaula caracterizada (CB7Cu1): Temperatura máxima 440 °C &gt; límite del material 343 °C. (índice 3,72)</w:t>
+      </w:r>
+    </w:p>
+    <w:p>
+      <w:pPr>
+        <w:pStyle w:val="ListBullet"/>
+      </w:pPr>
+      <w:r>
+        <w:t>N25-T13 — 440C con jaula 17-4PH: no apto. Asiento (440C): Temperatura máxima 440 °C &gt; límite del material 427 °C. Jaula caracterizada (CB7Cu1): Temperatura máxima 440 °C &gt; límite del material 343 °C. (índice 3,60)</w:t>
+      </w:r>
+    </w:p>
+    <w:p>
+      <w:pPr>
+        <w:pStyle w:val="ListBullet"/>
+      </w:pPr>
+      <w:r>
+        <w:t>N25-T14 — 316 con asiento blando y jaula 17-4PH: no apto. Asiento (316): Dureza 150 HB menor que la requerida (38 HRC). Jaula caracterizada (CB7Cu1): Temperatura máxima 440 °C &gt; límite del material 343 °C. (índice 3,72)</w:t>
+      </w:r>
+    </w:p>
+    <w:p>
+      <w:pPr>
+        <w:pStyle w:val="ListBullet"/>
+      </w:pPr>
+      <w:r>
+        <w:t>N25-T15 — Asiento blando con obturador 416 y jaula 17-4PH: no apto. Asiento (316): Dureza 150 HB menor que la requerida (38 HRC). Jaula caracterizada (CB7Cu1): Temperatura máxima 440 °C &gt; límite del material 343 °C. (índice 3,39)</w:t>
+      </w:r>
+    </w:p>
+    <w:p>
+      <w:pPr>
+        <w:pStyle w:val="ListBullet"/>
+      </w:pPr>
+      <w:r>
+        <w:t>N25-T16 — NACE de alta resistencia: no apto. Jaula caracterizada (CB7Cu1_CR): Temperatura máxima 440 °C &gt; límite del material 343 °C. Obturador (174_H1150D_ST6): Temperatura máxima 440 °C &gt; límite del material 343 °C. (índice 10,6)</w:t>
+      </w:r>
+    </w:p>
+    <w:p>
+      <w:pPr>
+        <w:pStyle w:val="ListBullet"/>
+      </w:pPr>
+      <w:r>
+        <w:t>N25-T17 — Martensítico NACE (CA6NM): no apto. Asiento (410_NACE): Temperatura máxima 440 °C &gt; límite del material 427 °C. Dureza 22 HRC (≈ 237 HB) menor que la requerida (38 HRC). Jaula caracterizada (CB7Cu1): Temperatura máxima 440 °C &gt; límite del material 343 °C. (índice 3,42)</w:t>
+      </w:r>
+    </w:p>
+    <w:p>
+      <w:pPr>
+        <w:pStyle w:val="Heading3"/>
+      </w:pPr>
+      <w:r>
+        <w:t>5.9 Empaquetadura y bonete</w:t>
       </w:r>
     </w:p>
     <w:p>
@@ -6175,7 +6485,7 @@
     </w:p>
     <w:p>
       <w:r>
-        <w:t>Elegida (AUTOMÁTICO): Grafito flexible (anillos laminados + trenzas de carbono antiextrusión). Bonete: Prolongado con aletas para alta temperatura (bonete). T máxima 440 °C &gt; 427 °C: bonete prolongado con aletas para bajar la temperatura en la empaquetadura y proteger el actuador.</w:t>
+        <w:t>Elegida (AUTOMÁTICO): Grafito simple: cinta moldeada + trenzas de carbono antiextrusión. Bonete: Prolongado con aletas para alta temperatura (bonete). T máxima 440 °C &gt; 427 °C: bonete prolongado con aletas para bajar la temperatura en la empaquetadura y proteger el actuador.</w:t>
       </w:r>
     </w:p>
     <w:p>
@@ -6183,7 +6493,7 @@
         <w:pStyle w:val="ListBullet"/>
       </w:pPr>
       <w:r>
-        <w:t>Seleccionada: Grafito flexible (anillos laminados + trenzas de carbono antiextrusión). Anillos de grafito flexible expandido con anillos de trenza de carbono en los extremos para evitar la extrusión. Para alta temperatura, vapor y servicio contra fuego (fire-safe).</w:t>
+        <w:t>Seleccionada: Grafito simple: cinta moldeada + trenzas de carbono antiextrusión. Anillos de grafito flexible expandido con anillos de trenza de carbono en los extremos para evitar la extrusión. Para alta temperatura, vapor y servicio contra fuego (fire-safe).</w:t>
       </w:r>
     </w:p>
     <w:p>
@@ -6255,7 +6565,7 @@
         <w:pStyle w:val="ListBullet"/>
       </w:pPr>
       <w:r>
-        <w:t>Alternativas aptas: Bonete con fuelle metálico + empaquetadura de respaldo (índice 6,00)</w:t>
+        <w:t>Alternativas aptas: Grafito de alta hermeticidad con carga viva, resortes de Inconel 718 (índice 4,14); Bonete con fuelle metálico + empaquetadura de respaldo (índice 6,00)</w:t>
       </w:r>
     </w:p>
     <w:p>
@@ -6271,7 +6581,47 @@
         <w:pStyle w:val="ListBullet"/>
       </w:pPr>
       <w:r>
-        <w:t>Descartada: Anillos en V de PTFE, doble (opuestos). T máxima 440 °C supera su límite de 232 °C. PTFE en vapor por encima de 150 °C: flujo en frío y reajustes frecuentes.</w:t>
+        <w:t>Descartada: PTFE doble en V, para presión (dos juegos en serie). T máxima 440 °C supera su límite de 232 °C. PTFE en vapor por encima de 150 °C: flujo en frío y reajustes frecuentes.</w:t>
+      </w:r>
+    </w:p>
+    <w:p>
+      <w:pPr>
+        <w:pStyle w:val="ListBullet"/>
+      </w:pPr>
+      <w:r>
+        <w:t>Descartada: PTFE doble en V, para vacío (juegos invertidos). T máxima 440 °C supera su límite de 232 °C. Presión de diseño 46,0 bar g mayor que su límite típico de 4 bar. PTFE en vapor por encima de 150 °C: flujo en frío y reajustes frecuentes.</w:t>
+      </w:r>
+    </w:p>
+    <w:p>
+      <w:pPr>
+        <w:pStyle w:val="ListBullet"/>
+      </w:pPr>
+      <w:r>
+        <w:t>Descartada: PTFE doble en V, para presión y vacío (juegos opuestos). T máxima 440 °C supera su límite de 232 °C. PTFE en vapor por encima de 150 °C: flujo en frío y reajustes frecuentes.</w:t>
+      </w:r>
+    </w:p>
+    <w:p>
+      <w:pPr>
+        <w:pStyle w:val="ListBullet"/>
+      </w:pPr>
+      <w:r>
+        <w:t>Descartada: PTFE trenzado (empaquetadura de compresión). T máxima 440 °C supera su límite de 232 °C. PTFE en vapor por encima de 150 °C: flujo en frío y reajustes frecuentes.</w:t>
+      </w:r>
+    </w:p>
+    <w:p>
+      <w:pPr>
+        <w:pStyle w:val="ListBullet"/>
+      </w:pPr>
+      <w:r>
+        <w:t>Descartada: PTFE trenzado con lubricador y válvula de aislamiento. T máxima 440 °C supera su límite de 232 °C. PTFE en vapor por encima de 150 °C: flujo en frío y reajustes frecuentes.</w:t>
+      </w:r>
+    </w:p>
+    <w:p>
+      <w:pPr>
+        <w:pStyle w:val="ListBullet"/>
+      </w:pPr>
+      <w:r>
+        <w:t>Descartada: Anillos de PTFE con carbono / grafito (relleno). T máxima 440 °C supera su límite de 260 °C. PTFE en vapor por encima de 150 °C: flujo en frío y reajustes frecuentes.</w:t>
       </w:r>
     </w:p>
     <w:p>
@@ -6287,7 +6637,7 @@
         <w:pStyle w:val="ListBullet"/>
       </w:pPr>
       <w:r>
-        <w:t>Descartada: Anillos de PTFE con carbono / grafito (relleno). T máxima 440 °C supera su límite de 260 °C. PTFE en vapor por encima de 150 °C: flujo en frío y reajustes frecuentes.</w:t>
+        <w:t>Descartada: PTFE/carbono con carga viva, doble juego, baja emisión. T máxima 440 °C supera su límite de 232 °C. PTFE en vapor por encima de 150 °C: flujo en frío y reajustes frecuentes.</w:t>
       </w:r>
     </w:p>
     <w:p>
@@ -6295,7 +6645,23 @@
         <w:pStyle w:val="ListBullet"/>
       </w:pPr>
       <w:r>
-        <w:t>Descartada: Grafito con carga viva (resortes Belleville), baja emisión. T máxima 440 °C supera su límite de 371 °C.</w:t>
+        <w:t>Descartada: PTFE/vidrio con carga viva, baja emisión. T máxima 440 °C supera su límite de 232 °C. PTFE en vapor por encima de 150 °C: flujo en frío y reajustes frecuentes.</w:t>
+      </w:r>
+    </w:p>
+    <w:p>
+      <w:pPr>
+        <w:pStyle w:val="ListBullet"/>
+      </w:pPr>
+      <w:r>
+        <w:t>Descartada: Grafito de baja fricción con carga viva (resortes Belleville), baja emisión. T máxima 440 °C supera su límite de 371 °C.</w:t>
+      </w:r>
+    </w:p>
+    <w:p>
+      <w:pPr>
+        <w:pStyle w:val="ListBullet"/>
+      </w:pPr>
+      <w:r>
+        <w:t>Descartada: Grafito de alta hermeticidad con carga viva, resortes de 17-7PH. T máxima 440 °C supera su límite de 343 °C.</w:t>
       </w:r>
     </w:p>
     <w:p>
@@ -7602,6 +7968,81 @@
               <w:rPr>
                 <w:sz w:val="18"/>
               </w:rPr>
+              <w:t>Carrera de operación</w:t>
+            </w:r>
+          </w:p>
+        </w:tc>
+        <w:tc>
+          <w:tcPr>
+            <w:tcW w:type="dxa" w:w="986"/>
+          </w:tcPr>
+          <w:p>
+            <w:r>
+              <w:rPr>
+                <w:sz w:val="18"/>
+              </w:rPr>
+            </w:r>
+          </w:p>
+        </w:tc>
+        <w:tc>
+          <w:tcPr>
+            <w:tcW w:type="dxa" w:w="1710"/>
+          </w:tcPr>
+          <w:p>
+            <w:pPr>
+              <w:jc w:val="right"/>
+            </w:pPr>
+            <w:r>
+              <w:rPr>
+                <w:sz w:val="18"/>
+              </w:rPr>
+              <w:t>6,1 mm (0,24 in)</w:t>
+            </w:r>
+          </w:p>
+        </w:tc>
+        <w:tc>
+          <w:tcPr>
+            <w:tcW w:type="dxa" w:w="1710"/>
+          </w:tcPr>
+          <w:p>
+            <w:pPr>
+              <w:jc w:val="right"/>
+            </w:pPr>
+            <w:r>
+              <w:rPr>
+                <w:sz w:val="18"/>
+              </w:rPr>
+              <w:t>9,9 mm (0,39 in)</w:t>
+            </w:r>
+          </w:p>
+        </w:tc>
+        <w:tc>
+          <w:tcPr>
+            <w:tcW w:type="dxa" w:w="1710"/>
+          </w:tcPr>
+          <w:p>
+            <w:pPr>
+              <w:jc w:val="right"/>
+            </w:pPr>
+            <w:r>
+              <w:rPr>
+                <w:sz w:val="18"/>
+              </w:rPr>
+              <w:t>15,9 mm (0,63 in)</w:t>
+            </w:r>
+          </w:p>
+        </w:tc>
+      </w:tr>
+      <w:tr>
+        <w:tc>
+          <w:tcPr>
+            <w:tcW w:type="dxa" w:w="3749"/>
+          </w:tcPr>
+          <w:p>
+            <w:r>
+              <w:rPr>
+                <w:sz w:val="18"/>
+              </w:rPr>
               <w:t>Tipo de cálculo</w:t>
             </w:r>
           </w:p>
@@ -8936,7 +9377,7 @@
                 <w:b/>
                 <w:sz w:val="18"/>
               </w:rPr>
-              <w:t>Guía y obturador</w:t>
+              <w:t>Tamaño del trim (diámetro del puerto)</w:t>
             </w:r>
           </w:p>
         </w:tc>
@@ -8949,7 +9390,7 @@
               <w:rPr>
                 <w:sz w:val="18"/>
               </w:rPr>
-              <w:t>Obturador guiado por jaula, balanceado (elegido). Verificar que el sello de balanceo cumpla la clase de cierre y la temperatura.</w:t>
+              <w:t>2 5/8 in (66,7 mm) estimado</w:t>
             </w:r>
           </w:p>
         </w:tc>
@@ -8966,7 +9407,7 @@
                 <w:b/>
                 <w:sz w:val="18"/>
               </w:rPr>
-              <w:t>Clase de cierre</w:t>
+              <w:t>Carrera nominal del vástago</w:t>
             </w:r>
           </w:p>
         </w:tc>
@@ -8979,7 +9420,7 @@
               <w:rPr>
                 <w:sz w:val="18"/>
               </w:rPr>
-              <w:t>ANSI Clase IV (ANSI/FCI 70-2 / IEC 60534-4)</w:t>
+              <w:t>1 1/2 in (38,1 mm) estimada</w:t>
             </w:r>
           </w:p>
         </w:tc>
@@ -8996,7 +9437,7 @@
                 <w:b/>
                 <w:sz w:val="18"/>
               </w:rPr>
-              <w:t>Fuga admisible</w:t>
+              <w:t>Carrera de operación</w:t>
             </w:r>
           </w:p>
         </w:tc>
@@ -9009,7 +9450,7 @@
               <w:rPr>
                 <w:sz w:val="18"/>
               </w:rPr>
-              <w:t>0,01 % de la capacidad nominal.</w:t>
+              <w:t>Mínimo: 6,1 mm (0,24 in) · Normal: 9,9 mm (0,39 in) · Máximo: 15,9 mm (0,63 in)</w:t>
             </w:r>
           </w:p>
         </w:tc>
@@ -9026,7 +9467,7 @@
                 <w:b/>
                 <w:sz w:val="18"/>
               </w:rPr>
-              <w:t>Material obturador</w:t>
+              <w:t>Guía y obturador</w:t>
             </w:r>
           </w:p>
         </w:tc>
@@ -9039,7 +9480,7 @@
               <w:rPr>
                 <w:sz w:val="18"/>
               </w:rPr>
-              <w:t>316 con recargue de Stellite 6 (asiento y/o superficie de guiado) · 40 HRC (≈ 371 HB) · ASTM A479 316 + AWS A5.21 ERCoCr-A</w:t>
+              <w:t>Obturador guiado por jaula, balanceado (elegido). Verificar que el sello de balanceo cumpla la clase de cierre y la temperatura.</w:t>
             </w:r>
           </w:p>
         </w:tc>
@@ -9056,7 +9497,7 @@
                 <w:b/>
                 <w:sz w:val="18"/>
               </w:rPr>
-              <w:t>Material asiento</w:t>
+              <w:t>Clase de cierre</w:t>
             </w:r>
           </w:p>
         </w:tc>
@@ -9069,7 +9510,7 @@
               <w:rPr>
                 <w:sz w:val="18"/>
               </w:rPr>
-              <w:t>316 con recargue de Stellite 6 (asiento y/o superficie de guiado) · 40 HRC (≈ 371 HB) · ASTM A479 316 + AWS A5.21 ERCoCr-A</w:t>
+              <w:t>ANSI Clase IV (ANSI/FCI 70-2 / IEC 60534-4)</w:t>
             </w:r>
           </w:p>
         </w:tc>
@@ -9086,7 +9527,7 @@
                 <w:b/>
                 <w:sz w:val="18"/>
               </w:rPr>
-              <w:t>Material jaula caracterizada</w:t>
+              <w:t>Fuga admisible</w:t>
             </w:r>
           </w:p>
         </w:tc>
@@ -9099,7 +9540,7 @@
               <w:rPr>
                 <w:sz w:val="18"/>
               </w:rPr>
-              <w:t>Inoxidable 316 / 316L (A479, A276) · 150 HB · ASTM A479 / A276 316</w:t>
+              <w:t>0,01 % de la capacidad nominal.</w:t>
             </w:r>
           </w:p>
         </w:tc>
@@ -9116,7 +9557,7 @@
                 <w:b/>
                 <w:sz w:val="18"/>
               </w:rPr>
-              <w:t>Material vástago</w:t>
+              <w:t>Material obturador</w:t>
             </w:r>
           </w:p>
         </w:tc>
@@ -9129,7 +9570,7 @@
               <w:rPr>
                 <w:sz w:val="18"/>
               </w:rPr>
-              <w:t>Inoxidable 316 / 316L (A479, A276) · 150 HB · ASTM A479 / A276 316</w:t>
+              <w:t>316 con recargue de Stellite 6 (asiento y/o superficie de guiado) · 40 HRC (≈ 371 HB) · ASTM A479 316 + AWS A5.21 ERCoCr-A</w:t>
             </w:r>
           </w:p>
         </w:tc>
@@ -9146,6 +9587,126 @@
                 <w:b/>
                 <w:sz w:val="18"/>
               </w:rPr>
+              <w:t>Material asiento</w:t>
+            </w:r>
+          </w:p>
+        </w:tc>
+        <w:tc>
+          <w:tcPr>
+            <w:tcW w:type="dxa" w:w="6412"/>
+          </w:tcPr>
+          <w:p>
+            <w:r>
+              <w:rPr>
+                <w:sz w:val="18"/>
+              </w:rPr>
+              <w:t>316 con recargue de Stellite 6 (asiento y/o superficie de guiado) · 40 HRC (≈ 371 HB) · ASTM A479 316 + AWS A5.21 ERCoCr-A</w:t>
+            </w:r>
+          </w:p>
+        </w:tc>
+      </w:tr>
+      <w:tr>
+        <w:tc>
+          <w:tcPr>
+            <w:tcW w:type="dxa" w:w="3453"/>
+            <w:shd w:val="clear" w:color="auto" w:fill="EEF2F6"/>
+          </w:tcPr>
+          <w:p>
+            <w:r>
+              <w:rPr>
+                <w:b/>
+                <w:sz w:val="18"/>
+              </w:rPr>
+              <w:t>Material jaula caracterizada</w:t>
+            </w:r>
+          </w:p>
+        </w:tc>
+        <w:tc>
+          <w:tcPr>
+            <w:tcW w:type="dxa" w:w="6412"/>
+          </w:tcPr>
+          <w:p>
+            <w:r>
+              <w:rPr>
+                <w:sz w:val="18"/>
+              </w:rPr>
+              <w:t>Inoxidable 316 / 316L (A479, A276) · 150 HB · ASTM A479 / A276 316</w:t>
+            </w:r>
+          </w:p>
+        </w:tc>
+      </w:tr>
+      <w:tr>
+        <w:tc>
+          <w:tcPr>
+            <w:tcW w:type="dxa" w:w="3453"/>
+            <w:shd w:val="clear" w:color="auto" w:fill="EEF2F6"/>
+          </w:tcPr>
+          <w:p>
+            <w:r>
+              <w:rPr>
+                <w:b/>
+                <w:sz w:val="18"/>
+              </w:rPr>
+              <w:t>Material vástago</w:t>
+            </w:r>
+          </w:p>
+        </w:tc>
+        <w:tc>
+          <w:tcPr>
+            <w:tcW w:type="dxa" w:w="6412"/>
+          </w:tcPr>
+          <w:p>
+            <w:r>
+              <w:rPr>
+                <w:sz w:val="18"/>
+              </w:rPr>
+              <w:t>Inoxidable 316 / 316L (A479, A276) · 150 HB · ASTM A479 / A276 316</w:t>
+            </w:r>
+          </w:p>
+        </w:tc>
+      </w:tr>
+      <w:tr>
+        <w:tc>
+          <w:tcPr>
+            <w:tcW w:type="dxa" w:w="3453"/>
+            <w:shd w:val="clear" w:color="auto" w:fill="EEF2F6"/>
+          </w:tcPr>
+          <w:p>
+            <w:r>
+              <w:rPr>
+                <w:b/>
+                <w:sz w:val="18"/>
+              </w:rPr>
+              <w:t>Juego de internos</w:t>
+            </w:r>
+          </w:p>
+        </w:tc>
+        <w:tc>
+          <w:tcPr>
+            <w:tcW w:type="dxa" w:w="6412"/>
+          </w:tcPr>
+          <w:p>
+            <w:r>
+              <w:rPr>
+                <w:sz w:val="18"/>
+              </w:rPr>
+              <w:t>Combinación especial; juego estándar apto más cercano: N25-T06 — Stellite macizo en asiento y jaula</w:t>
+            </w:r>
+          </w:p>
+        </w:tc>
+      </w:tr>
+      <w:tr>
+        <w:tc>
+          <w:tcPr>
+            <w:tcW w:type="dxa" w:w="3453"/>
+            <w:shd w:val="clear" w:color="auto" w:fill="EEF2F6"/>
+          </w:tcPr>
+          <w:p>
+            <w:r>
+              <w:rPr>
+                <w:b/>
+                <w:sz w:val="18"/>
+              </w:rPr>
               <w:t>Empaquetadura</w:t>
             </w:r>
           </w:p>
@@ -9159,7 +9720,37 @@
               <w:rPr>
                 <w:sz w:val="18"/>
               </w:rPr>
-              <w:t>Grafito flexible (anillos laminados + trenzas de carbono antiextrusión)</w:t>
+              <w:t>Grafito simple: cinta moldeada + trenzas de carbono antiextrusión</w:t>
+            </w:r>
+          </w:p>
+        </w:tc>
+      </w:tr>
+      <w:tr>
+        <w:tc>
+          <w:tcPr>
+            <w:tcW w:type="dxa" w:w="3453"/>
+            <w:shd w:val="clear" w:color="auto" w:fill="EEF2F6"/>
+          </w:tcPr>
+          <w:p>
+            <w:r>
+              <w:rPr>
+                <w:b/>
+                <w:sz w:val="18"/>
+              </w:rPr>
+              <w:t>Tipo de empaquetadura</w:t>
+            </w:r>
+          </w:p>
+        </w:tc>
+        <w:tc>
+          <w:tcPr>
+            <w:tcW w:type="dxa" w:w="6412"/>
+          </w:tcPr>
+          <w:p>
+            <w:r>
+              <w:rPr>
+                <w:sz w:val="18"/>
+              </w:rPr>
+              <w:t>Cinta moldeada · carga viva: no · Por encima de 232 °C (450 °F), hasta 538 °C</w:t>
             </w:r>
           </w:p>
         </w:tc>
@@ -11428,6 +12019,84 @@
                 <w:sz w:val="18"/>
               </w:rPr>
               <w:t>41,7</w:t>
+            </w:r>
+          </w:p>
+        </w:tc>
+      </w:tr>
+      <w:tr>
+        <w:tc>
+          <w:tcPr>
+            <w:tcW w:type="dxa" w:w="3749"/>
+          </w:tcPr>
+          <w:p>
+            <w:r>
+              <w:rPr>
+                <w:sz w:val="18"/>
+              </w:rPr>
+              <w:t>Carrera de operación</w:t>
+            </w:r>
+          </w:p>
+        </w:tc>
+        <w:tc>
+          <w:tcPr>
+            <w:tcW w:type="dxa" w:w="986"/>
+          </w:tcPr>
+          <w:p>
+            <w:r>
+              <w:rPr>
+                <w:sz w:val="18"/>
+              </w:rPr>
+            </w:r>
+          </w:p>
+        </w:tc>
+        <w:tc>
+          <w:tcPr>
+            <w:tcW w:type="dxa" w:w="1710"/>
+            <w:shd w:val="clear" w:color="auto" w:fill="E3F1E6"/>
+          </w:tcPr>
+          <w:p>
+            <w:pPr>
+              <w:jc w:val="right"/>
+            </w:pPr>
+            <w:r>
+              <w:rPr>
+                <w:sz w:val="18"/>
+              </w:rPr>
+              <w:t>6,1 mm (0,24 in)</w:t>
+            </w:r>
+          </w:p>
+        </w:tc>
+        <w:tc>
+          <w:tcPr>
+            <w:tcW w:type="dxa" w:w="1710"/>
+            <w:shd w:val="clear" w:color="auto" w:fill="E3F1E6"/>
+          </w:tcPr>
+          <w:p>
+            <w:pPr>
+              <w:jc w:val="right"/>
+            </w:pPr>
+            <w:r>
+              <w:rPr>
+                <w:sz w:val="18"/>
+              </w:rPr>
+              <w:t>9,9 mm (0,39 in)</w:t>
+            </w:r>
+          </w:p>
+        </w:tc>
+        <w:tc>
+          <w:tcPr>
+            <w:tcW w:type="dxa" w:w="1710"/>
+            <w:shd w:val="clear" w:color="auto" w:fill="E3F1E6"/>
+          </w:tcPr>
+          <w:p>
+            <w:pPr>
+              <w:jc w:val="right"/>
+            </w:pPr>
+            <w:r>
+              <w:rPr>
+                <w:sz w:val="18"/>
+              </w:rPr>
+              <w:t>15,9 mm (0,63 in)</w:t>
             </w:r>
           </w:p>
         </w:tc>
@@ -14630,7 +15299,7 @@
     </w:p>
     <w:p>
       <w:r>
-        <w:t>Grafito flexible (anillos laminados + trenzas de carbono antiextrusión): su fricción es mayor que la del PTFE. Afecta la fuerza o el par del actuador y la banda muerta del posicionador.</w:t>
+        <w:t>Grafito simple: cinta moldeada + trenzas de carbono antiextrusión: su fricción es mayor que la del PTFE. Afecta la fuerza o el par del actuador y la banda muerta del posicionador.</w:t>
       </w:r>
     </w:p>
     <w:p>
@@ -14663,7 +15332,7 @@
           <w:i/>
           <w:sz w:val="17"/>
         </w:rPr>
-        <w:t>Referencia: Emerson, Control Valve Handbook, 5.ª ed., cap. 5 (empaquetaduras y bonetes)</w:t>
+        <w:t>Referencia: Práctica de la industria de válvulas de control (empaquetaduras y bonetes); ASME B16.34</w:t>
       </w:r>
     </w:p>
     <w:p>
@@ -14686,7 +15355,7 @@
           <w:i/>
           <w:sz w:val="17"/>
         </w:rPr>
-        <w:t>Referencia: Emerson, Control Valve Handbook, 5.ª ed., cap. 5 (empaquetaduras y bonetes)</w:t>
+        <w:t>Referencia: Práctica de la industria de válvulas de control (empaquetaduras y bonetes); ASME B16.34</w:t>
       </w:r>
     </w:p>
     <w:p>
@@ -15952,6 +16621,29 @@
         <w:pStyle w:val="Heading3"/>
       </w:pPr>
       <w:r>
+        <w:t>Juego de internos</w:t>
+      </w:r>
+    </w:p>
+    <w:p>
+      <w:r>
+        <w:t>Combinación especial; juego estándar apto más cercano: N25-T06 — Stellite macizo en asiento y jaula.</w:t>
+      </w:r>
+    </w:p>
+    <w:p>
+      <w:r>
+        <w:t>Aplicación típica: Cavitación, flashing y erosión severos; alta temperatura.</w:t>
+      </w:r>
+    </w:p>
+    <w:p>
+      <w:r>
+        <w:t>Juegos estándar aptos para este servicio: N25-T06 — Stellite macizo en asiento y jaula.</w:t>
+      </w:r>
+    </w:p>
+    <w:p>
+      <w:pPr>
+        <w:pStyle w:val="Heading3"/>
+      </w:pPr>
+      <w:r>
         <w:t>Empaquetadura y bonete</w:t>
       </w:r>
     </w:p>
@@ -15992,7 +16684,37 @@
               <w:rPr>
                 <w:sz w:val="18"/>
               </w:rPr>
-              <w:t>Grafito flexible (anillos laminados + trenzas de carbono antiextrusión) (AUTOMÁTICO)</w:t>
+              <w:t>Grafito simple: cinta moldeada + trenzas de carbono antiextrusión (AUTOMÁTICO)</w:t>
+            </w:r>
+          </w:p>
+        </w:tc>
+      </w:tr>
+      <w:tr>
+        <w:tc>
+          <w:tcPr>
+            <w:tcW w:type="dxa" w:w="2466"/>
+            <w:shd w:val="clear" w:color="auto" w:fill="EEF2F6"/>
+          </w:tcPr>
+          <w:p>
+            <w:r>
+              <w:rPr>
+                <w:b/>
+                <w:sz w:val="18"/>
+              </w:rPr>
+              <w:t>Tipo de empaquetadura</w:t>
+            </w:r>
+          </w:p>
+        </w:tc>
+        <w:tc>
+          <w:tcPr>
+            <w:tcW w:type="dxa" w:w="7398"/>
+          </w:tcPr>
+          <w:p>
+            <w:r>
+              <w:rPr>
+                <w:sz w:val="18"/>
+              </w:rPr>
+              <w:t>Cinta moldeada; carga viva: no; Por encima de 232 °C (450 °F), hasta 538 °C</w:t>
             </w:r>
           </w:p>
         </w:tc>
@@ -16240,7 +16962,7 @@
         <w:pStyle w:val="ListBullet"/>
       </w:pPr>
       <w:r>
-        <w:t>Calculado con N25 Valves Sizing 0.8.1 de INSTRUMATIK S.A.S.. Software independiente de fabricantes.</w:t>
+        <w:t>Calculado con N25 Valves Sizing 0.8.2 de INSTRUMATIK S.A.S.. Software independiente de fabricantes.</w:t>
       </w:r>
     </w:p>
     <w:sectPr>
@@ -16266,7 +16988,7 @@
       <w:rPr>
         <w:sz w:val="16"/>
       </w:rPr>
-      <w:t xml:space="preserve">N25 Valves Sizing 0.8.1 · Página </w:t>
+      <w:t xml:space="preserve">N25 Valves Sizing 0.8.2 · Página </w:t>
     </w:r>
     <w:r>
       <w:fldChar w:fldCharType="begin"/>

--- a/kit_workshop/resultados_de_referencia/Caso_B_media_vapor_sobrecalentado_resultados_N25.docx
+++ b/kit_workshop/resultados_de_referencia/Caso_B_media_vapor_sobrecalentado_resultados_N25.docx
@@ -6669,7 +6669,1945 @@
         <w:pStyle w:val="Heading2"/>
       </w:pPr>
       <w:r>
-        <w:t>6. Conclusión</w:t>
+        <w:t>6. Actuador, posicionador y accesorios</w:t>
+      </w:r>
+    </w:p>
+    <w:p>
+      <w:r>
+        <w:t>Método de fuerzas para válvulas de vástago deslizante: F = A + B + C + D, donde A es el desbalance estático del fluido sobre el obturador y el vástago, B la carga de asiento de la clase de cierre, C la fricción de la empaquetadura y D las fuerzas adicionales. Presiones manométricas a cierre en psi, áreas en in² y fuerzas en lbf (con su equivalente en N).</w:t>
+      </w:r>
+    </w:p>
+    <w:tbl>
+      <w:tblPr>
+        <w:tblStyle w:val="TableGrid"/>
+        <w:tblW w:type="auto" w:w="0"/>
+        <w:jc w:val="center"/>
+        <w:tblLayout w:type="fixed"/>
+        <w:tblLook w:firstColumn="1" w:firstRow="1" w:lastColumn="0" w:lastRow="0" w:noHBand="0" w:noVBand="1" w:val="04A0"/>
+      </w:tblPr>
+      <w:tblGrid>
+        <w:gridCol w:w="3289"/>
+        <w:gridCol w:w="3289"/>
+        <w:gridCol w:w="3289"/>
+      </w:tblGrid>
+      <w:tr>
+        <w:tc>
+          <w:tcPr>
+            <w:tcW w:type="dxa" w:w="2959"/>
+            <w:shd w:val="clear" w:color="auto" w:fill="0D3B66"/>
+          </w:tcPr>
+          <w:p>
+            <w:r>
+              <w:rPr>
+                <w:b/>
+                <w:color w:val="FFFFFF"/>
+                <w:sz w:val="18"/>
+              </w:rPr>
+              <w:t>Componente</w:t>
+            </w:r>
+          </w:p>
+        </w:tc>
+        <w:tc>
+          <w:tcPr>
+            <w:tcW w:type="dxa" w:w="2466"/>
+            <w:shd w:val="clear" w:color="auto" w:fill="0D3B66"/>
+          </w:tcPr>
+          <w:p>
+            <w:r>
+              <w:rPr>
+                <w:b/>
+                <w:color w:val="FFFFFF"/>
+                <w:sz w:val="18"/>
+              </w:rPr>
+              <w:t>Valor</w:t>
+            </w:r>
+          </w:p>
+        </w:tc>
+        <w:tc>
+          <w:tcPr>
+            <w:tcW w:type="dxa" w:w="4439"/>
+            <w:shd w:val="clear" w:color="auto" w:fill="0D3B66"/>
+          </w:tcPr>
+          <w:p>
+            <w:r>
+              <w:rPr>
+                <w:b/>
+                <w:color w:val="FFFFFF"/>
+                <w:sz w:val="18"/>
+              </w:rPr>
+              <w:t>Fórmula / base</w:t>
+            </w:r>
+          </w:p>
+        </w:tc>
+      </w:tr>
+      <w:tr>
+        <w:tc>
+          <w:tcPr>
+            <w:tcW w:type="dxa" w:w="2959"/>
+          </w:tcPr>
+          <w:p>
+            <w:r>
+              <w:rPr>
+                <w:sz w:val="18"/>
+              </w:rPr>
+              <w:t>A, desbalance estático (cierre)</w:t>
+            </w:r>
+          </w:p>
+        </w:tc>
+        <w:tc>
+          <w:tcPr>
+            <w:tcW w:type="dxa" w:w="2466"/>
+          </w:tcPr>
+          <w:p>
+            <w:r>
+              <w:rPr>
+                <w:sz w:val="18"/>
+              </w:rPr>
+              <w:t>2,07 kN (466 lbf)</w:t>
+            </w:r>
+          </w:p>
+        </w:tc>
+        <w:tc>
+          <w:tcPr>
+            <w:tcW w:type="dxa" w:w="4439"/>
+          </w:tcPr>
+          <w:p>
+            <w:pPr>
+              <w:jc w:val="right"/>
+            </w:pPr>
+            <w:r>
+              <w:rPr>
+                <w:sz w:val="18"/>
+              </w:rPr>
+              <w:t>ΔP·A_desb + P1·A_vástago = 623,7·0,305 + 623,7·0,442</w:t>
+            </w:r>
+          </w:p>
+        </w:tc>
+      </w:tr>
+      <w:tr>
+        <w:tc>
+          <w:tcPr>
+            <w:tcW w:type="dxa" w:w="2959"/>
+          </w:tcPr>
+          <w:p>
+            <w:r>
+              <w:rPr>
+                <w:sz w:val="18"/>
+              </w:rPr>
+              <w:t>B, carga de asiento</w:t>
+            </w:r>
+          </w:p>
+        </w:tc>
+        <w:tc>
+          <w:tcPr>
+            <w:tcW w:type="dxa" w:w="2466"/>
+          </w:tcPr>
+          <w:p>
+            <w:r>
+              <w:rPr>
+                <w:sz w:val="18"/>
+              </w:rPr>
+              <w:t>5,50 kN (1.237 lbf)</w:t>
+            </w:r>
+          </w:p>
+        </w:tc>
+        <w:tc>
+          <w:tcPr>
+            <w:tcW w:type="dxa" w:w="4439"/>
+          </w:tcPr>
+          <w:p>
+            <w:pPr>
+              <w:jc w:val="right"/>
+            </w:pPr>
+            <w:r>
+              <w:rPr>
+                <w:sz w:val="18"/>
+              </w:rPr>
+              <w:t>150·PC (clase IV, sello de balanceo); PC = π·2,625 in</w:t>
+            </w:r>
+          </w:p>
+        </w:tc>
+      </w:tr>
+      <w:tr>
+        <w:tc>
+          <w:tcPr>
+            <w:tcW w:type="dxa" w:w="2959"/>
+          </w:tcPr>
+          <w:p>
+            <w:r>
+              <w:rPr>
+                <w:sz w:val="18"/>
+              </w:rPr>
+              <w:t>C, fricción de empaquetadura</w:t>
+            </w:r>
+          </w:p>
+        </w:tc>
+        <w:tc>
+          <w:tcPr>
+            <w:tcW w:type="dxa" w:w="2466"/>
+          </w:tcPr>
+          <w:p>
+            <w:r>
+              <w:rPr>
+                <w:sz w:val="18"/>
+              </w:rPr>
+              <w:t>2,94 kN (660 lbf)</w:t>
+            </w:r>
+          </w:p>
+        </w:tc>
+        <w:tc>
+          <w:tcPr>
+            <w:tcW w:type="dxa" w:w="4439"/>
+          </w:tcPr>
+          <w:p>
+            <w:pPr>
+              <w:jc w:val="right"/>
+            </w:pPr>
+            <w:r>
+              <w:rPr>
+                <w:sz w:val="18"/>
+              </w:rPr>
+              <w:t>Grafito simple, según clase de presión; vástago 19,0 mm (0,750 in)</w:t>
+            </w:r>
+          </w:p>
+        </w:tc>
+      </w:tr>
+      <w:tr>
+        <w:tc>
+          <w:tcPr>
+            <w:tcW w:type="dxa" w:w="2959"/>
+          </w:tcPr>
+          <w:p>
+            <w:r>
+              <w:rPr>
+                <w:sz w:val="18"/>
+              </w:rPr>
+              <w:t>D, fuerzas adicionales</w:t>
+            </w:r>
+          </w:p>
+        </w:tc>
+        <w:tc>
+          <w:tcPr>
+            <w:tcW w:type="dxa" w:w="2466"/>
+          </w:tcPr>
+          <w:p>
+            <w:r>
+              <w:rPr>
+                <w:sz w:val="18"/>
+              </w:rPr>
+              <w:t>0 N (0 lbf)</w:t>
+            </w:r>
+          </w:p>
+        </w:tc>
+        <w:tc>
+          <w:tcPr>
+            <w:tcW w:type="dxa" w:w="4439"/>
+          </w:tcPr>
+          <w:p>
+            <w:pPr>
+              <w:jc w:val="right"/>
+            </w:pPr>
+            <w:r>
+              <w:rPr>
+                <w:sz w:val="18"/>
+              </w:rPr>
+              <w:t>0 (sin fuerzas adicionales declaradas)</w:t>
+            </w:r>
+          </w:p>
+        </w:tc>
+      </w:tr>
+      <w:tr>
+        <w:tc>
+          <w:tcPr>
+            <w:tcW w:type="dxa" w:w="2959"/>
+          </w:tcPr>
+          <w:p>
+            <w:r>
+              <w:rPr>
+                <w:sz w:val="18"/>
+              </w:rPr>
+              <w:t>Fuerza de cierre A + B + C + D</w:t>
+            </w:r>
+          </w:p>
+        </w:tc>
+        <w:tc>
+          <w:tcPr>
+            <w:tcW w:type="dxa" w:w="2466"/>
+          </w:tcPr>
+          <w:p>
+            <w:r>
+              <w:rPr>
+                <w:sz w:val="18"/>
+              </w:rPr>
+              <w:t>10,51 kN (2.363 lbf)</w:t>
+            </w:r>
+          </w:p>
+        </w:tc>
+        <w:tc>
+          <w:tcPr>
+            <w:tcW w:type="dxa" w:w="4439"/>
+          </w:tcPr>
+          <w:p>
+            <w:pPr>
+              <w:jc w:val="right"/>
+            </w:pPr>
+            <w:r>
+              <w:rPr>
+                <w:sz w:val="18"/>
+              </w:rPr>
+            </w:r>
+          </w:p>
+        </w:tc>
+      </w:tr>
+      <w:tr>
+        <w:tc>
+          <w:tcPr>
+            <w:tcW w:type="dxa" w:w="2959"/>
+          </w:tcPr>
+          <w:p>
+            <w:r>
+              <w:rPr>
+                <w:sz w:val="18"/>
+              </w:rPr>
+              <w:t>Fuerza de apertura</w:t>
+            </w:r>
+          </w:p>
+        </w:tc>
+        <w:tc>
+          <w:tcPr>
+            <w:tcW w:type="dxa" w:w="2466"/>
+          </w:tcPr>
+          <w:p>
+            <w:r>
+              <w:rPr>
+                <w:sz w:val="18"/>
+              </w:rPr>
+              <w:t>3,78 kN (850 lbf)</w:t>
+            </w:r>
+          </w:p>
+        </w:tc>
+        <w:tc>
+          <w:tcPr>
+            <w:tcW w:type="dxa" w:w="4439"/>
+          </w:tcPr>
+          <w:p>
+            <w:pPr>
+              <w:jc w:val="right"/>
+            </w:pPr>
+            <w:r>
+              <w:rPr>
+                <w:sz w:val="18"/>
+              </w:rPr>
+              <w:t>Término de presión que retiene + C + D (B = 0): ΔP·A_desb = 623,7·0,305</w:t>
+            </w:r>
+          </w:p>
+        </w:tc>
+      </w:tr>
+    </w:tbl>
+    <w:p/>
+    <w:tbl>
+      <w:tblPr>
+        <w:tblStyle w:val="TableGrid"/>
+        <w:tblW w:type="auto" w:w="0"/>
+        <w:jc w:val="center"/>
+        <w:tblLayout w:type="fixed"/>
+        <w:tblLook w:firstColumn="1" w:firstRow="1" w:lastColumn="0" w:lastRow="0" w:noHBand="0" w:noVBand="1" w:val="04A0"/>
+      </w:tblPr>
+      <w:tblGrid>
+        <w:gridCol w:w="3289"/>
+        <w:gridCol w:w="3289"/>
+        <w:gridCol w:w="3289"/>
+      </w:tblGrid>
+      <w:tr>
+        <w:tc>
+          <w:tcPr>
+            <w:tcW w:type="dxa" w:w="2762"/>
+            <w:shd w:val="clear" w:color="auto" w:fill="0D3B66"/>
+          </w:tcPr>
+          <w:p>
+            <w:r>
+              <w:rPr>
+                <w:b/>
+                <w:color w:val="FFFFFF"/>
+                <w:sz w:val="18"/>
+              </w:rPr>
+              <w:t>Paso</w:t>
+            </w:r>
+          </w:p>
+        </w:tc>
+        <w:tc>
+          <w:tcPr>
+            <w:tcW w:type="dxa" w:w="4636"/>
+            <w:shd w:val="clear" w:color="auto" w:fill="0D3B66"/>
+          </w:tcPr>
+          <w:p>
+            <w:r>
+              <w:rPr>
+                <w:b/>
+                <w:color w:val="FFFFFF"/>
+                <w:sz w:val="18"/>
+              </w:rPr>
+              <w:t>Ecuación</w:t>
+            </w:r>
+          </w:p>
+        </w:tc>
+        <w:tc>
+          <w:tcPr>
+            <w:tcW w:type="dxa" w:w="2466"/>
+            <w:shd w:val="clear" w:color="auto" w:fill="0D3B66"/>
+          </w:tcPr>
+          <w:p>
+            <w:r>
+              <w:rPr>
+                <w:b/>
+                <w:color w:val="FFFFFF"/>
+                <w:sz w:val="18"/>
+              </w:rPr>
+              <w:t>Resultado</w:t>
+            </w:r>
+          </w:p>
+        </w:tc>
+      </w:tr>
+      <w:tr>
+        <w:tc>
+          <w:tcPr>
+            <w:tcW w:type="dxa" w:w="2762"/>
+          </w:tcPr>
+          <w:p>
+            <w:r>
+              <w:rPr>
+                <w:sz w:val="18"/>
+              </w:rPr>
+              <w:t>Área del puerto</w:t>
+            </w:r>
+          </w:p>
+        </w:tc>
+        <w:tc>
+          <w:tcPr>
+            <w:tcW w:type="dxa" w:w="4636"/>
+          </w:tcPr>
+          <w:p>
+            <w:r>
+              <w:rPr>
+                <w:sz w:val="18"/>
+              </w:rPr>
+              <w:t>A_puerto = π·d²/4</w:t>
+            </w:r>
+          </w:p>
+        </w:tc>
+        <w:tc>
+          <w:tcPr>
+            <w:tcW w:type="dxa" w:w="2466"/>
+          </w:tcPr>
+          <w:p>
+            <w:pPr>
+              <w:jc w:val="right"/>
+            </w:pPr>
+            <w:r>
+              <w:rPr>
+                <w:sz w:val="18"/>
+              </w:rPr>
+              <w:t>5,412 in²</w:t>
+            </w:r>
+          </w:p>
+        </w:tc>
+      </w:tr>
+      <w:tr>
+        <w:tc>
+          <w:tcPr>
+            <w:tcW w:type="dxa" w:w="2762"/>
+          </w:tcPr>
+          <w:p>
+            <w:r>
+              <w:rPr>
+                <w:sz w:val="18"/>
+              </w:rPr>
+              <w:t>Área del vástago</w:t>
+            </w:r>
+          </w:p>
+        </w:tc>
+        <w:tc>
+          <w:tcPr>
+            <w:tcW w:type="dxa" w:w="4636"/>
+          </w:tcPr>
+          <w:p>
+            <w:r>
+              <w:rPr>
+                <w:sz w:val="18"/>
+              </w:rPr>
+              <w:t>A_vástago = π·d_v²/4</w:t>
+            </w:r>
+          </w:p>
+        </w:tc>
+        <w:tc>
+          <w:tcPr>
+            <w:tcW w:type="dxa" w:w="2466"/>
+          </w:tcPr>
+          <w:p>
+            <w:pPr>
+              <w:jc w:val="right"/>
+            </w:pPr>
+            <w:r>
+              <w:rPr>
+                <w:sz w:val="18"/>
+              </w:rPr>
+              <w:t>0,442 in²</w:t>
+            </w:r>
+          </w:p>
+        </w:tc>
+      </w:tr>
+      <w:tr>
+        <w:tc>
+          <w:tcPr>
+            <w:tcW w:type="dxa" w:w="2762"/>
+          </w:tcPr>
+          <w:p>
+            <w:r>
+              <w:rPr>
+                <w:sz w:val="18"/>
+              </w:rPr>
+              <w:t>Desbalance estático</w:t>
+            </w:r>
+          </w:p>
+        </w:tc>
+        <w:tc>
+          <w:tcPr>
+            <w:tcW w:type="dxa" w:w="4636"/>
+          </w:tcPr>
+          <w:p>
+            <w:r>
+              <w:rPr>
+                <w:sz w:val="18"/>
+              </w:rPr>
+              <w:t>ΔP·A_desb + P1·A_vástago = 623,7·0,305 + 623,7·0,442</w:t>
+            </w:r>
+          </w:p>
+        </w:tc>
+        <w:tc>
+          <w:tcPr>
+            <w:tcW w:type="dxa" w:w="2466"/>
+          </w:tcPr>
+          <w:p>
+            <w:pPr>
+              <w:jc w:val="right"/>
+            </w:pPr>
+            <w:r>
+              <w:rPr>
+                <w:sz w:val="18"/>
+              </w:rPr>
+              <w:t>2,07 kN (466 lbf)</w:t>
+            </w:r>
+          </w:p>
+        </w:tc>
+      </w:tr>
+      <w:tr>
+        <w:tc>
+          <w:tcPr>
+            <w:tcW w:type="dxa" w:w="2762"/>
+          </w:tcPr>
+          <w:p>
+            <w:r>
+              <w:rPr>
+                <w:sz w:val="18"/>
+              </w:rPr>
+              <w:t>Carga de asiento</w:t>
+            </w:r>
+          </w:p>
+        </w:tc>
+        <w:tc>
+          <w:tcPr>
+            <w:tcW w:type="dxa" w:w="4636"/>
+          </w:tcPr>
+          <w:p>
+            <w:r>
+              <w:rPr>
+                <w:sz w:val="18"/>
+              </w:rPr>
+              <w:t>150·PC (clase IV, sello de balanceo)</w:t>
+            </w:r>
+          </w:p>
+        </w:tc>
+        <w:tc>
+          <w:tcPr>
+            <w:tcW w:type="dxa" w:w="2466"/>
+          </w:tcPr>
+          <w:p>
+            <w:pPr>
+              <w:jc w:val="right"/>
+            </w:pPr>
+            <w:r>
+              <w:rPr>
+                <w:sz w:val="18"/>
+              </w:rPr>
+              <w:t>5,50 kN (1.237 lbf)</w:t>
+            </w:r>
+          </w:p>
+        </w:tc>
+      </w:tr>
+      <w:tr>
+        <w:tc>
+          <w:tcPr>
+            <w:tcW w:type="dxa" w:w="2762"/>
+          </w:tcPr>
+          <w:p>
+            <w:r>
+              <w:rPr>
+                <w:sz w:val="18"/>
+              </w:rPr>
+              <w:t>Fricción de empaquetadura</w:t>
+            </w:r>
+          </w:p>
+        </w:tc>
+        <w:tc>
+          <w:tcPr>
+            <w:tcW w:type="dxa" w:w="4636"/>
+          </w:tcPr>
+          <w:p>
+            <w:r>
+              <w:rPr>
+                <w:sz w:val="18"/>
+              </w:rPr>
+              <w:t>Grafito simple, según clase de presión</w:t>
+            </w:r>
+          </w:p>
+        </w:tc>
+        <w:tc>
+          <w:tcPr>
+            <w:tcW w:type="dxa" w:w="2466"/>
+          </w:tcPr>
+          <w:p>
+            <w:pPr>
+              <w:jc w:val="right"/>
+            </w:pPr>
+            <w:r>
+              <w:rPr>
+                <w:sz w:val="18"/>
+              </w:rPr>
+              <w:t>2,94 kN (660 lbf)</w:t>
+            </w:r>
+          </w:p>
+        </w:tc>
+      </w:tr>
+      <w:tr>
+        <w:tc>
+          <w:tcPr>
+            <w:tcW w:type="dxa" w:w="2762"/>
+          </w:tcPr>
+          <w:p>
+            <w:r>
+              <w:rPr>
+                <w:sz w:val="18"/>
+              </w:rPr>
+              <w:t>Fuerza de cierre</w:t>
+            </w:r>
+          </w:p>
+        </w:tc>
+        <w:tc>
+          <w:tcPr>
+            <w:tcW w:type="dxa" w:w="4636"/>
+          </w:tcPr>
+          <w:p>
+            <w:r>
+              <w:rPr>
+                <w:sz w:val="18"/>
+              </w:rPr>
+              <w:t>F = A + B + C + D</w:t>
+            </w:r>
+          </w:p>
+        </w:tc>
+        <w:tc>
+          <w:tcPr>
+            <w:tcW w:type="dxa" w:w="2466"/>
+          </w:tcPr>
+          <w:p>
+            <w:pPr>
+              <w:jc w:val="right"/>
+            </w:pPr>
+            <w:r>
+              <w:rPr>
+                <w:sz w:val="18"/>
+              </w:rPr>
+              <w:t>10,51 kN (2.363 lbf)</w:t>
+            </w:r>
+          </w:p>
+        </w:tc>
+      </w:tr>
+      <w:tr>
+        <w:tc>
+          <w:tcPr>
+            <w:tcW w:type="dxa" w:w="2762"/>
+          </w:tcPr>
+          <w:p>
+            <w:r>
+              <w:rPr>
+                <w:sz w:val="18"/>
+              </w:rPr>
+              <w:t>Fuerza de apertura</w:t>
+            </w:r>
+          </w:p>
+        </w:tc>
+        <w:tc>
+          <w:tcPr>
+            <w:tcW w:type="dxa" w:w="4636"/>
+          </w:tcPr>
+          <w:p>
+            <w:r>
+              <w:rPr>
+                <w:sz w:val="18"/>
+              </w:rPr>
+              <w:t>F = A_apertura + C + D</w:t>
+            </w:r>
+          </w:p>
+        </w:tc>
+        <w:tc>
+          <w:tcPr>
+            <w:tcW w:type="dxa" w:w="2466"/>
+          </w:tcPr>
+          <w:p>
+            <w:pPr>
+              <w:jc w:val="right"/>
+            </w:pPr>
+            <w:r>
+              <w:rPr>
+                <w:sz w:val="18"/>
+              </w:rPr>
+              <w:t>3,78 kN (850 lbf)</w:t>
+            </w:r>
+          </w:p>
+        </w:tc>
+      </w:tr>
+      <w:tr>
+        <w:tc>
+          <w:tcPr>
+            <w:tcW w:type="dxa" w:w="2762"/>
+          </w:tcPr>
+          <w:p>
+            <w:r>
+              <w:rPr>
+                <w:sz w:val="18"/>
+              </w:rPr>
+              <w:t>Fuerza requerida con margen</w:t>
+            </w:r>
+          </w:p>
+        </w:tc>
+        <w:tc>
+          <w:tcPr>
+            <w:tcW w:type="dxa" w:w="4636"/>
+          </w:tcPr>
+          <w:p>
+            <w:r>
+              <w:rPr>
+                <w:sz w:val="18"/>
+              </w:rPr>
+              <w:t>F × 1,10</w:t>
+            </w:r>
+          </w:p>
+        </w:tc>
+        <w:tc>
+          <w:tcPr>
+            <w:tcW w:type="dxa" w:w="2466"/>
+          </w:tcPr>
+          <w:p>
+            <w:pPr>
+              <w:jc w:val="right"/>
+            </w:pPr>
+            <w:r>
+              <w:rPr>
+                <w:sz w:val="18"/>
+              </w:rPr>
+              <w:t>11,56 kN (2.599 lbf)</w:t>
+            </w:r>
+          </w:p>
+        </w:tc>
+      </w:tr>
+      <w:tr>
+        <w:tc>
+          <w:tcPr>
+            <w:tcW w:type="dxa" w:w="2762"/>
+          </w:tcPr>
+          <w:p>
+            <w:r>
+              <w:rPr>
+                <w:sz w:val="18"/>
+              </w:rPr>
+              <w:t>Ajuste de banco inferior</w:t>
+            </w:r>
+          </w:p>
+        </w:tc>
+        <w:tc>
+          <w:tcPr>
+            <w:tcW w:type="dxa" w:w="4636"/>
+          </w:tcPr>
+          <w:p>
+            <w:r>
+              <w:rPr>
+                <w:sz w:val="18"/>
+              </w:rPr>
+              <w:t>Pbl = F_cierre·m / A (el resorte asienta)</w:t>
+            </w:r>
+          </w:p>
+        </w:tc>
+        <w:tc>
+          <w:tcPr>
+            <w:tcW w:type="dxa" w:w="2466"/>
+          </w:tcPr>
+          <w:p>
+            <w:pPr>
+              <w:jc w:val="right"/>
+            </w:pPr>
+            <w:r>
+              <w:rPr>
+                <w:sz w:val="18"/>
+              </w:rPr>
+              <w:t>17,0 psig</w:t>
+            </w:r>
+          </w:p>
+        </w:tc>
+      </w:tr>
+      <w:tr>
+        <w:tc>
+          <w:tcPr>
+            <w:tcW w:type="dxa" w:w="2762"/>
+          </w:tcPr>
+          <w:p>
+            <w:r>
+              <w:rPr>
+                <w:sz w:val="18"/>
+              </w:rPr>
+              <w:t>Ajuste de banco superior</w:t>
+            </w:r>
+          </w:p>
+        </w:tc>
+        <w:tc>
+          <w:tcPr>
+            <w:tcW w:type="dxa" w:w="4636"/>
+          </w:tcPr>
+          <w:p>
+            <w:r>
+              <w:rPr>
+                <w:sz w:val="18"/>
+              </w:rPr>
+              <w:t>Pbu = Pbl + rango (≥ ⅓ del rango de operación, ≥ Kn·ΔP·L/A)</w:t>
+            </w:r>
+          </w:p>
+        </w:tc>
+        <w:tc>
+          <w:tcPr>
+            <w:tcW w:type="dxa" w:w="2466"/>
+          </w:tcPr>
+          <w:p>
+            <w:pPr>
+              <w:jc w:val="right"/>
+            </w:pPr>
+            <w:r>
+              <w:rPr>
+                <w:sz w:val="18"/>
+              </w:rPr>
+              <w:t>34,0 psig</w:t>
+            </w:r>
+          </w:p>
+        </w:tc>
+      </w:tr>
+      <w:tr>
+        <w:tc>
+          <w:tcPr>
+            <w:tcW w:type="dxa" w:w="2762"/>
+          </w:tcPr>
+          <w:p>
+            <w:r>
+              <w:rPr>
+                <w:sz w:val="18"/>
+              </w:rPr>
+              <w:t>Constante del resorte</w:t>
+            </w:r>
+          </w:p>
+        </w:tc>
+        <w:tc>
+          <w:tcPr>
+            <w:tcW w:type="dxa" w:w="4636"/>
+          </w:tcPr>
+          <w:p>
+            <w:r>
+              <w:rPr>
+                <w:sz w:val="18"/>
+              </w:rPr>
+              <w:t>Ks = (Pbu − Pbl)·A / L</w:t>
+            </w:r>
+          </w:p>
+        </w:tc>
+        <w:tc>
+          <w:tcPr>
+            <w:tcW w:type="dxa" w:w="2466"/>
+          </w:tcPr>
+          <w:p>
+            <w:pPr>
+              <w:jc w:val="right"/>
+            </w:pPr>
+            <w:r>
+              <w:rPr>
+                <w:sz w:val="18"/>
+              </w:rPr>
+              <w:t>1.768 lbf/in</w:t>
+            </w:r>
+          </w:p>
+        </w:tc>
+      </w:tr>
+      <w:tr>
+        <w:tc>
+          <w:tcPr>
+            <w:tcW w:type="dxa" w:w="2762"/>
+          </w:tcPr>
+          <w:p>
+            <w:r>
+              <w:rPr>
+                <w:sz w:val="18"/>
+              </w:rPr>
+              <w:t>Presión de aire requerida</w:t>
+            </w:r>
+          </w:p>
+        </w:tc>
+        <w:tc>
+          <w:tcPr>
+            <w:tcW w:type="dxa" w:w="4636"/>
+          </w:tcPr>
+          <w:p>
+            <w:r>
+              <w:rPr>
+                <w:sz w:val="18"/>
+              </w:rPr>
+              <w:t>P = Pbu + F_apertura·m / A</w:t>
+            </w:r>
+          </w:p>
+        </w:tc>
+        <w:tc>
+          <w:tcPr>
+            <w:tcW w:type="dxa" w:w="2466"/>
+          </w:tcPr>
+          <w:p>
+            <w:pPr>
+              <w:jc w:val="right"/>
+            </w:pPr>
+            <w:r>
+              <w:rPr>
+                <w:sz w:val="18"/>
+              </w:rPr>
+              <w:t>2,76 bar g (40,0 psig)</w:t>
+            </w:r>
+          </w:p>
+        </w:tc>
+      </w:tr>
+    </w:tbl>
+    <w:p/>
+    <w:tbl>
+      <w:tblPr>
+        <w:tblStyle w:val="TableGrid"/>
+        <w:tblW w:type="auto" w:w="0"/>
+        <w:jc w:val="center"/>
+        <w:tblLayout w:type="fixed"/>
+        <w:tblLook w:firstColumn="1" w:firstRow="1" w:lastColumn="0" w:lastRow="0" w:noHBand="0" w:noVBand="1" w:val="04A0"/>
+      </w:tblPr>
+      <w:tblGrid>
+        <w:gridCol w:w="4933"/>
+        <w:gridCol w:w="4933"/>
+      </w:tblGrid>
+      <w:tr>
+        <w:tc>
+          <w:tcPr>
+            <w:tcW w:type="dxa" w:w="3453"/>
+            <w:shd w:val="clear" w:color="auto" w:fill="0D3B66"/>
+          </w:tcPr>
+          <w:p>
+            <w:r>
+              <w:rPr>
+                <w:b/>
+                <w:color w:val="FFFFFF"/>
+                <w:sz w:val="18"/>
+              </w:rPr>
+              <w:t>Dato / resultado</w:t>
+            </w:r>
+          </w:p>
+        </w:tc>
+        <w:tc>
+          <w:tcPr>
+            <w:tcW w:type="dxa" w:w="6412"/>
+            <w:shd w:val="clear" w:color="auto" w:fill="0D3B66"/>
+          </w:tcPr>
+          <w:p>
+            <w:r>
+              <w:rPr>
+                <w:b/>
+                <w:color w:val="FFFFFF"/>
+                <w:sz w:val="18"/>
+              </w:rPr>
+              <w:t>Valor</w:t>
+            </w:r>
+          </w:p>
+        </w:tc>
+      </w:tr>
+      <w:tr>
+        <w:tc>
+          <w:tcPr>
+            <w:tcW w:type="dxa" w:w="3453"/>
+          </w:tcPr>
+          <w:p>
+            <w:r>
+              <w:rPr>
+                <w:sz w:val="18"/>
+              </w:rPr>
+              <w:t>Tipo de actuador</w:t>
+            </w:r>
+          </w:p>
+        </w:tc>
+        <w:tc>
+          <w:tcPr>
+            <w:tcW w:type="dxa" w:w="6412"/>
+          </w:tcPr>
+          <w:p>
+            <w:r>
+              <w:rPr>
+                <w:sz w:val="18"/>
+              </w:rPr>
+              <w:t>Diafragma y resorte</w:t>
+            </w:r>
+          </w:p>
+        </w:tc>
+      </w:tr>
+      <w:tr>
+        <w:tc>
+          <w:tcPr>
+            <w:tcW w:type="dxa" w:w="3453"/>
+          </w:tcPr>
+          <w:p>
+            <w:r>
+              <w:rPr>
+                <w:sz w:val="18"/>
+              </w:rPr>
+              <w:t>Modo de falla</w:t>
+            </w:r>
+          </w:p>
+        </w:tc>
+        <w:tc>
+          <w:tcPr>
+            <w:tcW w:type="dxa" w:w="6412"/>
+          </w:tcPr>
+          <w:p>
+            <w:r>
+              <w:rPr>
+                <w:sz w:val="18"/>
+              </w:rPr>
+              <w:t>Cierra (FC)</w:t>
+            </w:r>
+          </w:p>
+        </w:tc>
+      </w:tr>
+      <w:tr>
+        <w:tc>
+          <w:tcPr>
+            <w:tcW w:type="dxa" w:w="3453"/>
+          </w:tcPr>
+          <w:p>
+            <w:r>
+              <w:rPr>
+                <w:sz w:val="18"/>
+              </w:rPr>
+              <w:t>Volante (mando manual)</w:t>
+            </w:r>
+          </w:p>
+        </w:tc>
+        <w:tc>
+          <w:tcPr>
+            <w:tcW w:type="dxa" w:w="6412"/>
+          </w:tcPr>
+          <w:p>
+            <w:r>
+              <w:rPr>
+                <w:sz w:val="18"/>
+              </w:rPr>
+              <w:t>No</w:t>
+            </w:r>
+          </w:p>
+        </w:tc>
+      </w:tr>
+      <w:tr>
+        <w:tc>
+          <w:tcPr>
+            <w:tcW w:type="dxa" w:w="3453"/>
+          </w:tcPr>
+          <w:p>
+            <w:r>
+              <w:rPr>
+                <w:sz w:val="18"/>
+              </w:rPr>
+              <w:t>Aire de instrumentos disponible</w:t>
+            </w:r>
+          </w:p>
+        </w:tc>
+        <w:tc>
+          <w:tcPr>
+            <w:tcW w:type="dxa" w:w="6412"/>
+          </w:tcPr>
+          <w:p>
+            <w:r>
+              <w:rPr>
+                <w:sz w:val="18"/>
+              </w:rPr>
+              <w:t>4,00 a 7,00 bar g (mínimo a máximo)</w:t>
+            </w:r>
+          </w:p>
+        </w:tc>
+      </w:tr>
+      <w:tr>
+        <w:tc>
+          <w:tcPr>
+            <w:tcW w:type="dxa" w:w="3453"/>
+          </w:tcPr>
+          <w:p>
+            <w:r>
+              <w:rPr>
+                <w:sz w:val="18"/>
+              </w:rPr>
+              <w:t>Flujo (sentido)</w:t>
+            </w:r>
+          </w:p>
+        </w:tc>
+        <w:tc>
+          <w:tcPr>
+            <w:tcW w:type="dxa" w:w="6412"/>
+          </w:tcPr>
+          <w:p>
+            <w:r>
+              <w:rPr>
+                <w:sz w:val="18"/>
+              </w:rPr>
+              <w:t>Up</w:t>
+            </w:r>
+          </w:p>
+        </w:tc>
+      </w:tr>
+      <w:tr>
+        <w:tc>
+          <w:tcPr>
+            <w:tcW w:type="dxa" w:w="3453"/>
+          </w:tcPr>
+          <w:p>
+            <w:r>
+              <w:rPr>
+                <w:sz w:val="18"/>
+              </w:rPr>
+              <w:t>Selección</w:t>
+            </w:r>
+          </w:p>
+        </w:tc>
+        <w:tc>
+          <w:tcPr>
+            <w:tcW w:type="dxa" w:w="6412"/>
+          </w:tcPr>
+          <w:p>
+            <w:r>
+              <w:rPr>
+                <w:sz w:val="18"/>
+              </w:rPr>
+              <w:t>Diafragma y resorte D-156: área efectiva 1.006 cm² (156,0 in²), carrera máxima 50,8 mm (2,000 in)</w:t>
+            </w:r>
+          </w:p>
+        </w:tc>
+      </w:tr>
+      <w:tr>
+        <w:tc>
+          <w:tcPr>
+            <w:tcW w:type="dxa" w:w="3453"/>
+          </w:tcPr>
+          <w:p>
+            <w:r>
+              <w:rPr>
+                <w:sz w:val="18"/>
+              </w:rPr>
+              <w:t>Método</w:t>
+            </w:r>
+          </w:p>
+        </w:tc>
+        <w:tc>
+          <w:tcPr>
+            <w:tcW w:type="dxa" w:w="6412"/>
+          </w:tcPr>
+          <w:p>
+            <w:r>
+              <w:rPr>
+                <w:sz w:val="18"/>
+              </w:rPr>
+              <w:t>Fuerzas A + B + C + D de válvula de vástago deslizante</w:t>
+            </w:r>
+          </w:p>
+        </w:tc>
+      </w:tr>
+      <w:tr>
+        <w:tc>
+          <w:tcPr>
+            <w:tcW w:type="dxa" w:w="3453"/>
+          </w:tcPr>
+          <w:p>
+            <w:r>
+              <w:rPr>
+                <w:sz w:val="18"/>
+              </w:rPr>
+              <w:t>Obturador</w:t>
+            </w:r>
+          </w:p>
+        </w:tc>
+        <w:tc>
+          <w:tcPr>
+            <w:tcW w:type="dxa" w:w="6412"/>
+          </w:tcPr>
+          <w:p>
+            <w:r>
+              <w:rPr>
+                <w:sz w:val="18"/>
+              </w:rPr>
+              <w:t>Balanceado</w:t>
+            </w:r>
+          </w:p>
+        </w:tc>
+      </w:tr>
+      <w:tr>
+        <w:tc>
+          <w:tcPr>
+            <w:tcW w:type="dxa" w:w="3453"/>
+          </w:tcPr>
+          <w:p>
+            <w:r>
+              <w:rPr>
+                <w:sz w:val="18"/>
+              </w:rPr>
+              <w:t>Flujo / efecto de la presión</w:t>
+            </w:r>
+          </w:p>
+        </w:tc>
+        <w:tc>
+          <w:tcPr>
+            <w:tcW w:type="dxa" w:w="6412"/>
+          </w:tcPr>
+          <w:p>
+            <w:r>
+              <w:rPr>
+                <w:sz w:val="18"/>
+              </w:rPr>
+              <w:t>Up: obturador balanceado, la presión actúa sobre la corona del sello de balanceo</w:t>
+            </w:r>
+          </w:p>
+        </w:tc>
+      </w:tr>
+      <w:tr>
+        <w:tc>
+          <w:tcPr>
+            <w:tcW w:type="dxa" w:w="3453"/>
+          </w:tcPr>
+          <w:p>
+            <w:r>
+              <w:rPr>
+                <w:sz w:val="18"/>
+              </w:rPr>
+              <w:t>Diámetro del vástago</w:t>
+            </w:r>
+          </w:p>
+        </w:tc>
+        <w:tc>
+          <w:tcPr>
+            <w:tcW w:type="dxa" w:w="6412"/>
+          </w:tcPr>
+          <w:p>
+            <w:r>
+              <w:rPr>
+                <w:sz w:val="18"/>
+              </w:rPr>
+              <w:t>19,0 mm (0,750 in) (estimado)</w:t>
+            </w:r>
+          </w:p>
+        </w:tc>
+      </w:tr>
+      <w:tr>
+        <w:tc>
+          <w:tcPr>
+            <w:tcW w:type="dxa" w:w="3453"/>
+          </w:tcPr>
+          <w:p>
+            <w:r>
+              <w:rPr>
+                <w:sz w:val="18"/>
+              </w:rPr>
+              <w:t>Empaquetadura considerada</w:t>
+            </w:r>
+          </w:p>
+        </w:tc>
+        <w:tc>
+          <w:tcPr>
+            <w:tcW w:type="dxa" w:w="6412"/>
+          </w:tcPr>
+          <w:p>
+            <w:r>
+              <w:rPr>
+                <w:sz w:val="18"/>
+              </w:rPr>
+              <w:t>Grafito simple: cinta moldeada + trenzas de carbono antiextrusión</w:t>
+            </w:r>
+          </w:p>
+        </w:tc>
+      </w:tr>
+      <w:tr>
+        <w:tc>
+          <w:tcPr>
+            <w:tcW w:type="dxa" w:w="3453"/>
+          </w:tcPr>
+          <w:p>
+            <w:r>
+              <w:rPr>
+                <w:sz w:val="18"/>
+              </w:rPr>
+              <w:t>Carrera nominal</w:t>
+            </w:r>
+          </w:p>
+        </w:tc>
+        <w:tc>
+          <w:tcPr>
+            <w:tcW w:type="dxa" w:w="6412"/>
+          </w:tcPr>
+          <w:p>
+            <w:r>
+              <w:rPr>
+                <w:sz w:val="18"/>
+              </w:rPr>
+              <w:t>38,1 mm (1,500 in)</w:t>
+            </w:r>
+          </w:p>
+        </w:tc>
+      </w:tr>
+      <w:tr>
+        <w:tc>
+          <w:tcPr>
+            <w:tcW w:type="dxa" w:w="3453"/>
+          </w:tcPr>
+          <w:p>
+            <w:r>
+              <w:rPr>
+                <w:sz w:val="18"/>
+              </w:rPr>
+              <w:t>Acción del actuador</w:t>
+            </w:r>
+          </w:p>
+        </w:tc>
+        <w:tc>
+          <w:tcPr>
+            <w:tcW w:type="dxa" w:w="6412"/>
+          </w:tcPr>
+          <w:p>
+            <w:r>
+              <w:rPr>
+                <w:sz w:val="18"/>
+              </w:rPr>
+              <w:t>Aire para abrir (resorte cierra): actuador de acción inversa</w:t>
+            </w:r>
+          </w:p>
+        </w:tc>
+      </w:tr>
+      <w:tr>
+        <w:tc>
+          <w:tcPr>
+            <w:tcW w:type="dxa" w:w="3453"/>
+          </w:tcPr>
+          <w:p>
+            <w:r>
+              <w:rPr>
+                <w:sz w:val="18"/>
+              </w:rPr>
+              <w:t>Ajuste de banco (bench set)</w:t>
+            </w:r>
+          </w:p>
+        </w:tc>
+        <w:tc>
+          <w:tcPr>
+            <w:tcW w:type="dxa" w:w="6412"/>
+          </w:tcPr>
+          <w:p>
+            <w:r>
+              <w:rPr>
+                <w:sz w:val="18"/>
+              </w:rPr>
+              <w:t>17,0 – 34,0 psig (1,17 – 2,34 bar g)</w:t>
+            </w:r>
+          </w:p>
+        </w:tc>
+      </w:tr>
+      <w:tr>
+        <w:tc>
+          <w:tcPr>
+            <w:tcW w:type="dxa" w:w="3453"/>
+          </w:tcPr>
+          <w:p>
+            <w:r>
+              <w:rPr>
+                <w:sz w:val="18"/>
+              </w:rPr>
+              <w:t>Constante del resorte</w:t>
+            </w:r>
+          </w:p>
+        </w:tc>
+        <w:tc>
+          <w:tcPr>
+            <w:tcW w:type="dxa" w:w="6412"/>
+          </w:tcPr>
+          <w:p>
+            <w:r>
+              <w:rPr>
+                <w:sz w:val="18"/>
+              </w:rPr>
+              <w:t>309,6 N/mm (1.768 lbf/in)</w:t>
+            </w:r>
+          </w:p>
+        </w:tc>
+      </w:tr>
+      <w:tr>
+        <w:tc>
+          <w:tcPr>
+            <w:tcW w:type="dxa" w:w="3453"/>
+          </w:tcPr>
+          <w:p>
+            <w:r>
+              <w:rPr>
+                <w:sz w:val="18"/>
+              </w:rPr>
+              <w:t>Compresión inicial del resorte</w:t>
+            </w:r>
+          </w:p>
+        </w:tc>
+        <w:tc>
+          <w:tcPr>
+            <w:tcW w:type="dxa" w:w="6412"/>
+          </w:tcPr>
+          <w:p>
+            <w:r>
+              <w:rPr>
+                <w:sz w:val="18"/>
+              </w:rPr>
+              <w:t>38,1 mm (1,500 in)</w:t>
+            </w:r>
+          </w:p>
+        </w:tc>
+      </w:tr>
+      <w:tr>
+        <w:tc>
+          <w:tcPr>
+            <w:tcW w:type="dxa" w:w="3453"/>
+          </w:tcPr>
+          <w:p>
+            <w:r>
+              <w:rPr>
+                <w:sz w:val="18"/>
+              </w:rPr>
+              <w:t>Carga máxima del resorte</w:t>
+            </w:r>
+          </w:p>
+        </w:tc>
+        <w:tc>
+          <w:tcPr>
+            <w:tcW w:type="dxa" w:w="6412"/>
+          </w:tcPr>
+          <w:p>
+            <w:r>
+              <w:rPr>
+                <w:sz w:val="18"/>
+              </w:rPr>
+              <w:t>23,59 kN (5.304 lbf)</w:t>
+            </w:r>
+          </w:p>
+        </w:tc>
+      </w:tr>
+      <w:tr>
+        <w:tc>
+          <w:tcPr>
+            <w:tcW w:type="dxa" w:w="3453"/>
+          </w:tcPr>
+          <w:p>
+            <w:r>
+              <w:rPr>
+                <w:sz w:val="18"/>
+              </w:rPr>
+              <w:t>Presión de aire requerida en el actuador</w:t>
+            </w:r>
+          </w:p>
+        </w:tc>
+        <w:tc>
+          <w:tcPr>
+            <w:tcW w:type="dxa" w:w="6412"/>
+          </w:tcPr>
+          <w:p>
+            <w:r>
+              <w:rPr>
+                <w:sz w:val="18"/>
+              </w:rPr>
+              <w:t>2,76 bar g (40,0 psig)</w:t>
+            </w:r>
+          </w:p>
+        </w:tc>
+      </w:tr>
+      <w:tr>
+        <w:tc>
+          <w:tcPr>
+            <w:tcW w:type="dxa" w:w="3453"/>
+          </w:tcPr>
+          <w:p>
+            <w:r>
+              <w:rPr>
+                <w:sz w:val="18"/>
+              </w:rPr>
+              <w:t>Empuje de cierre disponible</w:t>
+            </w:r>
+          </w:p>
+        </w:tc>
+        <w:tc>
+          <w:tcPr>
+            <w:tcW w:type="dxa" w:w="6412"/>
+          </w:tcPr>
+          <w:p>
+            <w:r>
+              <w:rPr>
+                <w:sz w:val="18"/>
+              </w:rPr>
+              <w:t>11,80 kN (2.652 lbf)</w:t>
+            </w:r>
+          </w:p>
+        </w:tc>
+      </w:tr>
+      <w:tr>
+        <w:tc>
+          <w:tcPr>
+            <w:tcW w:type="dxa" w:w="3453"/>
+          </w:tcPr>
+          <w:p>
+            <w:r>
+              <w:rPr>
+                <w:sz w:val="18"/>
+              </w:rPr>
+              <w:t>Empuje de apertura disponible</w:t>
+            </w:r>
+          </w:p>
+        </w:tc>
+        <w:tc>
+          <w:tcPr>
+            <w:tcW w:type="dxa" w:w="6412"/>
+          </w:tcPr>
+          <w:p>
+            <w:r>
+              <w:rPr>
+                <w:sz w:val="18"/>
+              </w:rPr>
+              <w:t>11,10 kN (2.496 lbf)</w:t>
+            </w:r>
+          </w:p>
+        </w:tc>
+      </w:tr>
+      <w:tr>
+        <w:tc>
+          <w:tcPr>
+            <w:tcW w:type="dxa" w:w="3453"/>
+          </w:tcPr>
+          <w:p>
+            <w:r>
+              <w:rPr>
+                <w:sz w:val="18"/>
+              </w:rPr>
+              <w:t>Margen de presión con aire mínimo</w:t>
+            </w:r>
+          </w:p>
+        </w:tc>
+        <w:tc>
+          <w:tcPr>
+            <w:tcW w:type="dxa" w:w="6412"/>
+          </w:tcPr>
+          <w:p>
+            <w:r>
+              <w:rPr>
+                <w:sz w:val="18"/>
+              </w:rPr>
+              <w:t>0,69 bar g (10,0 psig)</w:t>
+            </w:r>
+          </w:p>
+        </w:tc>
+      </w:tr>
+      <w:tr>
+        <w:tc>
+          <w:tcPr>
+            <w:tcW w:type="dxa" w:w="3453"/>
+          </w:tcPr>
+          <w:p>
+            <w:r>
+              <w:rPr>
+                <w:sz w:val="18"/>
+              </w:rPr>
+              <w:t>Constante mínima por gradiente negativo</w:t>
+            </w:r>
+          </w:p>
+        </w:tc>
+        <w:tc>
+          <w:tcPr>
+            <w:tcW w:type="dxa" w:w="6412"/>
+          </w:tcPr>
+          <w:p>
+            <w:r>
+              <w:rPr>
+                <w:sz w:val="18"/>
+              </w:rPr>
+              <w:t>155 lbf/in (Kn = 0,51 in, ΔP con caudal 305 psi)</w:t>
+            </w:r>
+          </w:p>
+        </w:tc>
+      </w:tr>
+      <w:tr>
+        <w:tc>
+          <w:tcPr>
+            <w:tcW w:type="dxa" w:w="3453"/>
+          </w:tcPr>
+          <w:p>
+            <w:r>
+              <w:rPr>
+                <w:sz w:val="18"/>
+              </w:rPr>
+              <w:t>Carga del vástago en el asiento / admisible</w:t>
+            </w:r>
+          </w:p>
+        </w:tc>
+        <w:tc>
+          <w:tcPr>
+            <w:tcW w:type="dxa" w:w="6412"/>
+          </w:tcPr>
+          <w:p>
+            <w:r>
+              <w:rPr>
+                <w:sz w:val="18"/>
+              </w:rPr>
+              <w:t>11,80 kN (2.652 lbf) / 30,06 kN (6.759 lbf) (316 endurecido, 440 °C)</w:t>
+            </w:r>
+          </w:p>
+        </w:tc>
+      </w:tr>
+    </w:tbl>
+    <w:p/>
+    <w:p>
+      <w:pPr>
+        <w:pStyle w:val="Heading3"/>
+      </w:pPr>
+      <w:r>
+        <w:t>Posicionador</w:t>
+      </w:r>
+    </w:p>
+    <w:tbl>
+      <w:tblPr>
+        <w:tblStyle w:val="TableGrid"/>
+        <w:tblW w:type="auto" w:w="0"/>
+        <w:jc w:val="center"/>
+        <w:tblLayout w:type="fixed"/>
+        <w:tblLook w:firstColumn="1" w:firstRow="1" w:lastColumn="0" w:lastRow="0" w:noHBand="0" w:noVBand="1" w:val="04A0"/>
+      </w:tblPr>
+      <w:tblGrid>
+        <w:gridCol w:w="4933"/>
+        <w:gridCol w:w="4933"/>
+      </w:tblGrid>
+      <w:tr>
+        <w:tc>
+          <w:tcPr>
+            <w:tcW w:type="dxa" w:w="3453"/>
+            <w:shd w:val="clear" w:color="auto" w:fill="EEF2F6"/>
+          </w:tcPr>
+          <w:p>
+            <w:r>
+              <w:rPr>
+                <w:b/>
+                <w:sz w:val="18"/>
+              </w:rPr>
+              <w:t>Tag</w:t>
+            </w:r>
+          </w:p>
+        </w:tc>
+        <w:tc>
+          <w:tcPr>
+            <w:tcW w:type="dxa" w:w="6412"/>
+          </w:tcPr>
+          <w:p>
+            <w:r>
+              <w:rPr>
+                <w:sz w:val="18"/>
+              </w:rPr>
+              <w:t>—</w:t>
+            </w:r>
+          </w:p>
+        </w:tc>
+      </w:tr>
+      <w:tr>
+        <w:tc>
+          <w:tcPr>
+            <w:tcW w:type="dxa" w:w="3453"/>
+            <w:shd w:val="clear" w:color="auto" w:fill="EEF2F6"/>
+          </w:tcPr>
+          <w:p>
+            <w:r>
+              <w:rPr>
+                <w:b/>
+                <w:sz w:val="18"/>
+              </w:rPr>
+              <w:t>Tipo</w:t>
+            </w:r>
+          </w:p>
+        </w:tc>
+        <w:tc>
+          <w:tcPr>
+            <w:tcW w:type="dxa" w:w="6412"/>
+          </w:tcPr>
+          <w:p>
+            <w:r>
+              <w:rPr>
+                <w:sz w:val="18"/>
+              </w:rPr>
+              <w:t>Digital-HART</w:t>
+            </w:r>
+          </w:p>
+        </w:tc>
+      </w:tr>
+      <w:tr>
+        <w:tc>
+          <w:tcPr>
+            <w:tcW w:type="dxa" w:w="3453"/>
+            <w:shd w:val="clear" w:color="auto" w:fill="EEF2F6"/>
+          </w:tcPr>
+          <w:p>
+            <w:r>
+              <w:rPr>
+                <w:b/>
+                <w:sz w:val="18"/>
+              </w:rPr>
+              <w:t>Señal de entrada</w:t>
+            </w:r>
+          </w:p>
+        </w:tc>
+        <w:tc>
+          <w:tcPr>
+            <w:tcW w:type="dxa" w:w="6412"/>
+          </w:tcPr>
+          <w:p>
+            <w:r>
+              <w:rPr>
+                <w:sz w:val="18"/>
+              </w:rPr>
+              <w:t>4-20mA dc</w:t>
+            </w:r>
+          </w:p>
+        </w:tc>
+      </w:tr>
+      <w:tr>
+        <w:tc>
+          <w:tcPr>
+            <w:tcW w:type="dxa" w:w="3453"/>
+            <w:shd w:val="clear" w:color="auto" w:fill="EEF2F6"/>
+          </w:tcPr>
+          <w:p>
+            <w:r>
+              <w:rPr>
+                <w:b/>
+                <w:sz w:val="18"/>
+              </w:rPr>
+              <w:t>Acción</w:t>
+            </w:r>
+          </w:p>
+        </w:tc>
+        <w:tc>
+          <w:tcPr>
+            <w:tcW w:type="dxa" w:w="6412"/>
+          </w:tcPr>
+          <w:p>
+            <w:r>
+              <w:rPr>
+                <w:sz w:val="18"/>
+              </w:rPr>
+              <w:t>Configurable</w:t>
+            </w:r>
+          </w:p>
+        </w:tc>
+      </w:tr>
+      <w:tr>
+        <w:tc>
+          <w:tcPr>
+            <w:tcW w:type="dxa" w:w="3453"/>
+            <w:shd w:val="clear" w:color="auto" w:fill="EEF2F6"/>
+          </w:tcPr>
+          <w:p>
+            <w:r>
+              <w:rPr>
+                <w:b/>
+                <w:sz w:val="18"/>
+              </w:rPr>
+              <w:t>Manómetros</w:t>
+            </w:r>
+          </w:p>
+        </w:tc>
+        <w:tc>
+          <w:tcPr>
+            <w:tcW w:type="dxa" w:w="6412"/>
+          </w:tcPr>
+          <w:p>
+            <w:r>
+              <w:rPr>
+                <w:sz w:val="18"/>
+              </w:rPr>
+              <w:t>Sí</w:t>
+            </w:r>
+          </w:p>
+        </w:tc>
+      </w:tr>
+      <w:tr>
+        <w:tc>
+          <w:tcPr>
+            <w:tcW w:type="dxa" w:w="3453"/>
+            <w:shd w:val="clear" w:color="auto" w:fill="EEF2F6"/>
+          </w:tcPr>
+          <w:p>
+            <w:r>
+              <w:rPr>
+                <w:b/>
+                <w:sz w:val="18"/>
+              </w:rPr>
+              <w:t>Set de aire de instrumentos</w:t>
+            </w:r>
+          </w:p>
+        </w:tc>
+        <w:tc>
+          <w:tcPr>
+            <w:tcW w:type="dxa" w:w="6412"/>
+          </w:tcPr>
+          <w:p>
+            <w:r>
+              <w:rPr>
+                <w:sz w:val="18"/>
+              </w:rPr>
+              <w:t>Sí</w:t>
+            </w:r>
+          </w:p>
+        </w:tc>
+      </w:tr>
+      <w:tr>
+        <w:tc>
+          <w:tcPr>
+            <w:tcW w:type="dxa" w:w="3453"/>
+            <w:shd w:val="clear" w:color="auto" w:fill="EEF2F6"/>
+          </w:tcPr>
+          <w:p>
+            <w:r>
+              <w:rPr>
+                <w:b/>
+                <w:sz w:val="18"/>
+              </w:rPr>
+              <w:t>Salida del set de aire</w:t>
+            </w:r>
+          </w:p>
+        </w:tc>
+        <w:tc>
+          <w:tcPr>
+            <w:tcW w:type="dxa" w:w="6412"/>
+          </w:tcPr>
+          <w:p>
+            <w:r>
+              <w:rPr>
+                <w:sz w:val="18"/>
+              </w:rPr>
+              <w:t>Ajustable 0-80 psi</w:t>
+            </w:r>
+          </w:p>
+        </w:tc>
+      </w:tr>
+      <w:tr>
+        <w:tc>
+          <w:tcPr>
+            <w:tcW w:type="dxa" w:w="3453"/>
+            <w:shd w:val="clear" w:color="auto" w:fill="EEF2F6"/>
+          </w:tcPr>
+          <w:p>
+            <w:r>
+              <w:rPr>
+                <w:b/>
+                <w:sz w:val="18"/>
+              </w:rPr>
+              <w:t>Señales habilitadas</w:t>
+            </w:r>
+          </w:p>
+        </w:tc>
+        <w:tc>
+          <w:tcPr>
+            <w:tcW w:type="dxa" w:w="6412"/>
+          </w:tcPr>
+          <w:p>
+            <w:r>
+              <w:rPr>
+                <w:sz w:val="18"/>
+              </w:rPr>
+              <w:t>4-20mA dc, 4-12mA dc, 12-20mA dc</w:t>
+            </w:r>
+          </w:p>
+        </w:tc>
+      </w:tr>
+    </w:tbl>
+    <w:p/>
+    <w:p>
+      <w:pPr>
+        <w:pStyle w:val="ListBullet"/>
+      </w:pPr>
+      <w:r>
+        <w:t>Foundation FieldBus: no corresponde a un posicionador digital-hart.</w:t>
+      </w:r>
+    </w:p>
+    <w:p>
+      <w:pPr>
+        <w:pStyle w:val="ListBullet"/>
+      </w:pPr>
+      <w:r>
+        <w:t>3-15 psi: no corresponde a un posicionador digital-hart.</w:t>
+      </w:r>
+    </w:p>
+    <w:p>
+      <w:pPr>
+        <w:pStyle w:val="ListBullet"/>
+      </w:pPr>
+      <w:r>
+        <w:t>3-9 psi: no corresponde a un posicionador digital-hart.</w:t>
+      </w:r>
+    </w:p>
+    <w:p>
+      <w:pPr>
+        <w:pStyle w:val="ListBullet"/>
+      </w:pPr>
+      <w:r>
+        <w:t>9-15 psi: no corresponde a un posicionador digital-hart.</w:t>
+      </w:r>
+    </w:p>
+    <w:p>
+      <w:pPr>
+        <w:pStyle w:val="ListBullet"/>
+      </w:pPr>
+      <w:r>
+        <w:t>6-30 psi: no corresponde a un posicionador digital-hart.</w:t>
+      </w:r>
+    </w:p>
+    <w:p>
+      <w:r>
+        <w:rPr>
+          <w:i/>
+          <w:color w:val="55606D"/>
+          <w:sz w:val="17"/>
+        </w:rPr>
+        <w:t>Tamaños de actuador de series genéricas (no corresponden a ningún fabricante). El fabricante confirma el modelo, el resorte y el ajuste de banco.</w:t>
+      </w:r>
+    </w:p>
+    <w:p>
+      <w:pPr>
+        <w:pStyle w:val="Heading2"/>
+      </w:pPr>
+      <w:r>
+        <w:t>7. Conclusión</w:t>
       </w:r>
     </w:p>
     <w:p>
@@ -9822,7 +11760,7 @@
         <w:pStyle w:val="Heading2"/>
       </w:pPr>
       <w:r>
-        <w:t>Actuador y accesorios</w:t>
+        <w:t>Actuador</w:t>
       </w:r>
     </w:p>
     <w:tbl>
@@ -9849,7 +11787,7 @@
                 <w:b/>
                 <w:sz w:val="18"/>
               </w:rPr>
-              <w:t>Actuador</w:t>
+              <w:t>Tipo de actuador</w:t>
             </w:r>
           </w:p>
         </w:tc>
@@ -9862,7 +11800,7 @@
               <w:rPr>
                 <w:sz w:val="18"/>
               </w:rPr>
-              <w:t>A definir (próxima versión: fuerza / par)</w:t>
+              <w:t>Diafragma y resorte</w:t>
             </w:r>
           </w:p>
         </w:tc>
@@ -9879,7 +11817,7 @@
                 <w:b/>
                 <w:sz w:val="18"/>
               </w:rPr>
-              <w:t>Posicionador y accesorios</w:t>
+              <w:t>Modo de falla</w:t>
             </w:r>
           </w:p>
         </w:tc>
@@ -9892,7 +11830,981 @@
               <w:rPr>
                 <w:sz w:val="18"/>
               </w:rPr>
-              <w:t>A definir</w:t>
+              <w:t>Cierra (FC)</w:t>
+            </w:r>
+          </w:p>
+        </w:tc>
+      </w:tr>
+      <w:tr>
+        <w:tc>
+          <w:tcPr>
+            <w:tcW w:type="dxa" w:w="3453"/>
+            <w:shd w:val="clear" w:color="auto" w:fill="EEF2F6"/>
+          </w:tcPr>
+          <w:p>
+            <w:r>
+              <w:rPr>
+                <w:b/>
+                <w:sz w:val="18"/>
+              </w:rPr>
+              <w:t>Volante (mando manual)</w:t>
+            </w:r>
+          </w:p>
+        </w:tc>
+        <w:tc>
+          <w:tcPr>
+            <w:tcW w:type="dxa" w:w="6412"/>
+          </w:tcPr>
+          <w:p>
+            <w:r>
+              <w:rPr>
+                <w:sz w:val="18"/>
+              </w:rPr>
+              <w:t>No</w:t>
+            </w:r>
+          </w:p>
+        </w:tc>
+      </w:tr>
+      <w:tr>
+        <w:tc>
+          <w:tcPr>
+            <w:tcW w:type="dxa" w:w="3453"/>
+            <w:shd w:val="clear" w:color="auto" w:fill="EEF2F6"/>
+          </w:tcPr>
+          <w:p>
+            <w:r>
+              <w:rPr>
+                <w:b/>
+                <w:sz w:val="18"/>
+              </w:rPr>
+              <w:t>Aire de instrumentos disponible</w:t>
+            </w:r>
+          </w:p>
+        </w:tc>
+        <w:tc>
+          <w:tcPr>
+            <w:tcW w:type="dxa" w:w="6412"/>
+          </w:tcPr>
+          <w:p>
+            <w:r>
+              <w:rPr>
+                <w:sz w:val="18"/>
+              </w:rPr>
+              <w:t>4,00 a 7,00 bar g (mínimo a máximo)</w:t>
+            </w:r>
+          </w:p>
+        </w:tc>
+      </w:tr>
+      <w:tr>
+        <w:tc>
+          <w:tcPr>
+            <w:tcW w:type="dxa" w:w="3453"/>
+            <w:shd w:val="clear" w:color="auto" w:fill="EEF2F6"/>
+          </w:tcPr>
+          <w:p>
+            <w:r>
+              <w:rPr>
+                <w:b/>
+                <w:sz w:val="18"/>
+              </w:rPr>
+              <w:t>Flujo (sentido)</w:t>
+            </w:r>
+          </w:p>
+        </w:tc>
+        <w:tc>
+          <w:tcPr>
+            <w:tcW w:type="dxa" w:w="6412"/>
+          </w:tcPr>
+          <w:p>
+            <w:r>
+              <w:rPr>
+                <w:sz w:val="18"/>
+              </w:rPr>
+              <w:t>Up</w:t>
+            </w:r>
+          </w:p>
+        </w:tc>
+      </w:tr>
+      <w:tr>
+        <w:tc>
+          <w:tcPr>
+            <w:tcW w:type="dxa" w:w="3453"/>
+            <w:shd w:val="clear" w:color="auto" w:fill="EEF2F6"/>
+          </w:tcPr>
+          <w:p>
+            <w:r>
+              <w:rPr>
+                <w:b/>
+                <w:sz w:val="18"/>
+              </w:rPr>
+              <w:t>Fuerza requerida (con margen 1,10)</w:t>
+            </w:r>
+          </w:p>
+        </w:tc>
+        <w:tc>
+          <w:tcPr>
+            <w:tcW w:type="dxa" w:w="6412"/>
+          </w:tcPr>
+          <w:p>
+            <w:r>
+              <w:rPr>
+                <w:sz w:val="18"/>
+              </w:rPr>
+              <w:t>11,56 kN (2.599 lbf)</w:t>
+            </w:r>
+          </w:p>
+        </w:tc>
+      </w:tr>
+      <w:tr>
+        <w:tc>
+          <w:tcPr>
+            <w:tcW w:type="dxa" w:w="3453"/>
+            <w:shd w:val="clear" w:color="auto" w:fill="EEF2F6"/>
+          </w:tcPr>
+          <w:p>
+            <w:r>
+              <w:rPr>
+                <w:b/>
+                <w:sz w:val="18"/>
+              </w:rPr>
+              <w:t>Selección</w:t>
+            </w:r>
+          </w:p>
+        </w:tc>
+        <w:tc>
+          <w:tcPr>
+            <w:tcW w:type="dxa" w:w="6412"/>
+          </w:tcPr>
+          <w:p>
+            <w:r>
+              <w:rPr>
+                <w:sz w:val="18"/>
+              </w:rPr>
+              <w:t>Diafragma y resorte D-156: área efectiva 1.006 cm² (156,0 in²), carrera máxima 50,8 mm (2,000 in)</w:t>
+            </w:r>
+          </w:p>
+        </w:tc>
+      </w:tr>
+      <w:tr>
+        <w:tc>
+          <w:tcPr>
+            <w:tcW w:type="dxa" w:w="3453"/>
+            <w:shd w:val="clear" w:color="auto" w:fill="EEF2F6"/>
+          </w:tcPr>
+          <w:p>
+            <w:r>
+              <w:rPr>
+                <w:b/>
+                <w:sz w:val="18"/>
+              </w:rPr>
+              <w:t>Método</w:t>
+            </w:r>
+          </w:p>
+        </w:tc>
+        <w:tc>
+          <w:tcPr>
+            <w:tcW w:type="dxa" w:w="6412"/>
+          </w:tcPr>
+          <w:p>
+            <w:r>
+              <w:rPr>
+                <w:sz w:val="18"/>
+              </w:rPr>
+              <w:t>Fuerzas A + B + C + D de válvula de vástago deslizante</w:t>
+            </w:r>
+          </w:p>
+        </w:tc>
+      </w:tr>
+      <w:tr>
+        <w:tc>
+          <w:tcPr>
+            <w:tcW w:type="dxa" w:w="3453"/>
+            <w:shd w:val="clear" w:color="auto" w:fill="EEF2F6"/>
+          </w:tcPr>
+          <w:p>
+            <w:r>
+              <w:rPr>
+                <w:b/>
+                <w:sz w:val="18"/>
+              </w:rPr>
+              <w:t>Obturador</w:t>
+            </w:r>
+          </w:p>
+        </w:tc>
+        <w:tc>
+          <w:tcPr>
+            <w:tcW w:type="dxa" w:w="6412"/>
+          </w:tcPr>
+          <w:p>
+            <w:r>
+              <w:rPr>
+                <w:sz w:val="18"/>
+              </w:rPr>
+              <w:t>Balanceado</w:t>
+            </w:r>
+          </w:p>
+        </w:tc>
+      </w:tr>
+      <w:tr>
+        <w:tc>
+          <w:tcPr>
+            <w:tcW w:type="dxa" w:w="3453"/>
+            <w:shd w:val="clear" w:color="auto" w:fill="EEF2F6"/>
+          </w:tcPr>
+          <w:p>
+            <w:r>
+              <w:rPr>
+                <w:b/>
+                <w:sz w:val="18"/>
+              </w:rPr>
+              <w:t>Flujo / efecto de la presión</w:t>
+            </w:r>
+          </w:p>
+        </w:tc>
+        <w:tc>
+          <w:tcPr>
+            <w:tcW w:type="dxa" w:w="6412"/>
+          </w:tcPr>
+          <w:p>
+            <w:r>
+              <w:rPr>
+                <w:sz w:val="18"/>
+              </w:rPr>
+              <w:t>Up: obturador balanceado, la presión actúa sobre la corona del sello de balanceo</w:t>
+            </w:r>
+          </w:p>
+        </w:tc>
+      </w:tr>
+      <w:tr>
+        <w:tc>
+          <w:tcPr>
+            <w:tcW w:type="dxa" w:w="3453"/>
+            <w:shd w:val="clear" w:color="auto" w:fill="EEF2F6"/>
+          </w:tcPr>
+          <w:p>
+            <w:r>
+              <w:rPr>
+                <w:b/>
+                <w:sz w:val="18"/>
+              </w:rPr>
+              <w:t>Diámetro del vástago</w:t>
+            </w:r>
+          </w:p>
+        </w:tc>
+        <w:tc>
+          <w:tcPr>
+            <w:tcW w:type="dxa" w:w="6412"/>
+          </w:tcPr>
+          <w:p>
+            <w:r>
+              <w:rPr>
+                <w:sz w:val="18"/>
+              </w:rPr>
+              <w:t>19,0 mm (0,750 in) (estimado)</w:t>
+            </w:r>
+          </w:p>
+        </w:tc>
+      </w:tr>
+      <w:tr>
+        <w:tc>
+          <w:tcPr>
+            <w:tcW w:type="dxa" w:w="3453"/>
+            <w:shd w:val="clear" w:color="auto" w:fill="EEF2F6"/>
+          </w:tcPr>
+          <w:p>
+            <w:r>
+              <w:rPr>
+                <w:b/>
+                <w:sz w:val="18"/>
+              </w:rPr>
+              <w:t>Empaquetadura considerada</w:t>
+            </w:r>
+          </w:p>
+        </w:tc>
+        <w:tc>
+          <w:tcPr>
+            <w:tcW w:type="dxa" w:w="6412"/>
+          </w:tcPr>
+          <w:p>
+            <w:r>
+              <w:rPr>
+                <w:sz w:val="18"/>
+              </w:rPr>
+              <w:t>Grafito simple: cinta moldeada + trenzas de carbono antiextrusión</w:t>
+            </w:r>
+          </w:p>
+        </w:tc>
+      </w:tr>
+      <w:tr>
+        <w:tc>
+          <w:tcPr>
+            <w:tcW w:type="dxa" w:w="3453"/>
+            <w:shd w:val="clear" w:color="auto" w:fill="EEF2F6"/>
+          </w:tcPr>
+          <w:p>
+            <w:r>
+              <w:rPr>
+                <w:b/>
+                <w:sz w:val="18"/>
+              </w:rPr>
+              <w:t>Carrera nominal</w:t>
+            </w:r>
+          </w:p>
+        </w:tc>
+        <w:tc>
+          <w:tcPr>
+            <w:tcW w:type="dxa" w:w="6412"/>
+          </w:tcPr>
+          <w:p>
+            <w:r>
+              <w:rPr>
+                <w:sz w:val="18"/>
+              </w:rPr>
+              <w:t>38,1 mm (1,500 in)</w:t>
+            </w:r>
+          </w:p>
+        </w:tc>
+      </w:tr>
+      <w:tr>
+        <w:tc>
+          <w:tcPr>
+            <w:tcW w:type="dxa" w:w="3453"/>
+            <w:shd w:val="clear" w:color="auto" w:fill="EEF2F6"/>
+          </w:tcPr>
+          <w:p>
+            <w:r>
+              <w:rPr>
+                <w:b/>
+                <w:sz w:val="18"/>
+              </w:rPr>
+              <w:t>Acción del actuador</w:t>
+            </w:r>
+          </w:p>
+        </w:tc>
+        <w:tc>
+          <w:tcPr>
+            <w:tcW w:type="dxa" w:w="6412"/>
+          </w:tcPr>
+          <w:p>
+            <w:r>
+              <w:rPr>
+                <w:sz w:val="18"/>
+              </w:rPr>
+              <w:t>Aire para abrir (resorte cierra): actuador de acción inversa</w:t>
+            </w:r>
+          </w:p>
+        </w:tc>
+      </w:tr>
+      <w:tr>
+        <w:tc>
+          <w:tcPr>
+            <w:tcW w:type="dxa" w:w="3453"/>
+            <w:shd w:val="clear" w:color="auto" w:fill="EEF2F6"/>
+          </w:tcPr>
+          <w:p>
+            <w:r>
+              <w:rPr>
+                <w:b/>
+                <w:sz w:val="18"/>
+              </w:rPr>
+              <w:t>Ajuste de banco (bench set)</w:t>
+            </w:r>
+          </w:p>
+        </w:tc>
+        <w:tc>
+          <w:tcPr>
+            <w:tcW w:type="dxa" w:w="6412"/>
+          </w:tcPr>
+          <w:p>
+            <w:r>
+              <w:rPr>
+                <w:sz w:val="18"/>
+              </w:rPr>
+              <w:t>17,0 – 34,0 psig (1,17 – 2,34 bar g)</w:t>
+            </w:r>
+          </w:p>
+        </w:tc>
+      </w:tr>
+      <w:tr>
+        <w:tc>
+          <w:tcPr>
+            <w:tcW w:type="dxa" w:w="3453"/>
+            <w:shd w:val="clear" w:color="auto" w:fill="EEF2F6"/>
+          </w:tcPr>
+          <w:p>
+            <w:r>
+              <w:rPr>
+                <w:b/>
+                <w:sz w:val="18"/>
+              </w:rPr>
+              <w:t>Constante del resorte</w:t>
+            </w:r>
+          </w:p>
+        </w:tc>
+        <w:tc>
+          <w:tcPr>
+            <w:tcW w:type="dxa" w:w="6412"/>
+          </w:tcPr>
+          <w:p>
+            <w:r>
+              <w:rPr>
+                <w:sz w:val="18"/>
+              </w:rPr>
+              <w:t>309,6 N/mm (1.768 lbf/in)</w:t>
+            </w:r>
+          </w:p>
+        </w:tc>
+      </w:tr>
+      <w:tr>
+        <w:tc>
+          <w:tcPr>
+            <w:tcW w:type="dxa" w:w="3453"/>
+            <w:shd w:val="clear" w:color="auto" w:fill="EEF2F6"/>
+          </w:tcPr>
+          <w:p>
+            <w:r>
+              <w:rPr>
+                <w:b/>
+                <w:sz w:val="18"/>
+              </w:rPr>
+              <w:t>Compresión inicial del resorte</w:t>
+            </w:r>
+          </w:p>
+        </w:tc>
+        <w:tc>
+          <w:tcPr>
+            <w:tcW w:type="dxa" w:w="6412"/>
+          </w:tcPr>
+          <w:p>
+            <w:r>
+              <w:rPr>
+                <w:sz w:val="18"/>
+              </w:rPr>
+              <w:t>38,1 mm (1,500 in)</w:t>
+            </w:r>
+          </w:p>
+        </w:tc>
+      </w:tr>
+      <w:tr>
+        <w:tc>
+          <w:tcPr>
+            <w:tcW w:type="dxa" w:w="3453"/>
+            <w:shd w:val="clear" w:color="auto" w:fill="EEF2F6"/>
+          </w:tcPr>
+          <w:p>
+            <w:r>
+              <w:rPr>
+                <w:b/>
+                <w:sz w:val="18"/>
+              </w:rPr>
+              <w:t>Carga máxima del resorte</w:t>
+            </w:r>
+          </w:p>
+        </w:tc>
+        <w:tc>
+          <w:tcPr>
+            <w:tcW w:type="dxa" w:w="6412"/>
+          </w:tcPr>
+          <w:p>
+            <w:r>
+              <w:rPr>
+                <w:sz w:val="18"/>
+              </w:rPr>
+              <w:t>23,59 kN (5.304 lbf)</w:t>
+            </w:r>
+          </w:p>
+        </w:tc>
+      </w:tr>
+      <w:tr>
+        <w:tc>
+          <w:tcPr>
+            <w:tcW w:type="dxa" w:w="3453"/>
+            <w:shd w:val="clear" w:color="auto" w:fill="EEF2F6"/>
+          </w:tcPr>
+          <w:p>
+            <w:r>
+              <w:rPr>
+                <w:b/>
+                <w:sz w:val="18"/>
+              </w:rPr>
+              <w:t>Presión de aire requerida en el actuador</w:t>
+            </w:r>
+          </w:p>
+        </w:tc>
+        <w:tc>
+          <w:tcPr>
+            <w:tcW w:type="dxa" w:w="6412"/>
+          </w:tcPr>
+          <w:p>
+            <w:r>
+              <w:rPr>
+                <w:sz w:val="18"/>
+              </w:rPr>
+              <w:t>2,76 bar g (40,0 psig)</w:t>
+            </w:r>
+          </w:p>
+        </w:tc>
+      </w:tr>
+      <w:tr>
+        <w:tc>
+          <w:tcPr>
+            <w:tcW w:type="dxa" w:w="3453"/>
+            <w:shd w:val="clear" w:color="auto" w:fill="EEF2F6"/>
+          </w:tcPr>
+          <w:p>
+            <w:r>
+              <w:rPr>
+                <w:b/>
+                <w:sz w:val="18"/>
+              </w:rPr>
+              <w:t>Empuje de cierre disponible</w:t>
+            </w:r>
+          </w:p>
+        </w:tc>
+        <w:tc>
+          <w:tcPr>
+            <w:tcW w:type="dxa" w:w="6412"/>
+          </w:tcPr>
+          <w:p>
+            <w:r>
+              <w:rPr>
+                <w:sz w:val="18"/>
+              </w:rPr>
+              <w:t>11,80 kN (2.652 lbf)</w:t>
+            </w:r>
+          </w:p>
+        </w:tc>
+      </w:tr>
+      <w:tr>
+        <w:tc>
+          <w:tcPr>
+            <w:tcW w:type="dxa" w:w="3453"/>
+            <w:shd w:val="clear" w:color="auto" w:fill="EEF2F6"/>
+          </w:tcPr>
+          <w:p>
+            <w:r>
+              <w:rPr>
+                <w:b/>
+                <w:sz w:val="18"/>
+              </w:rPr>
+              <w:t>Empuje de apertura disponible</w:t>
+            </w:r>
+          </w:p>
+        </w:tc>
+        <w:tc>
+          <w:tcPr>
+            <w:tcW w:type="dxa" w:w="6412"/>
+          </w:tcPr>
+          <w:p>
+            <w:r>
+              <w:rPr>
+                <w:sz w:val="18"/>
+              </w:rPr>
+              <w:t>11,10 kN (2.496 lbf)</w:t>
+            </w:r>
+          </w:p>
+        </w:tc>
+      </w:tr>
+      <w:tr>
+        <w:tc>
+          <w:tcPr>
+            <w:tcW w:type="dxa" w:w="3453"/>
+            <w:shd w:val="clear" w:color="auto" w:fill="EEF2F6"/>
+          </w:tcPr>
+          <w:p>
+            <w:r>
+              <w:rPr>
+                <w:b/>
+                <w:sz w:val="18"/>
+              </w:rPr>
+              <w:t>Margen de presión con aire mínimo</w:t>
+            </w:r>
+          </w:p>
+        </w:tc>
+        <w:tc>
+          <w:tcPr>
+            <w:tcW w:type="dxa" w:w="6412"/>
+          </w:tcPr>
+          <w:p>
+            <w:r>
+              <w:rPr>
+                <w:sz w:val="18"/>
+              </w:rPr>
+              <w:t>0,69 bar g (10,0 psig)</w:t>
+            </w:r>
+          </w:p>
+        </w:tc>
+      </w:tr>
+      <w:tr>
+        <w:tc>
+          <w:tcPr>
+            <w:tcW w:type="dxa" w:w="3453"/>
+            <w:shd w:val="clear" w:color="auto" w:fill="EEF2F6"/>
+          </w:tcPr>
+          <w:p>
+            <w:r>
+              <w:rPr>
+                <w:b/>
+                <w:sz w:val="18"/>
+              </w:rPr>
+              <w:t>Constante mínima por gradiente negativo</w:t>
+            </w:r>
+          </w:p>
+        </w:tc>
+        <w:tc>
+          <w:tcPr>
+            <w:tcW w:type="dxa" w:w="6412"/>
+          </w:tcPr>
+          <w:p>
+            <w:r>
+              <w:rPr>
+                <w:sz w:val="18"/>
+              </w:rPr>
+              <w:t>155 lbf/in (Kn = 0,51 in, ΔP con caudal 305 psi)</w:t>
+            </w:r>
+          </w:p>
+        </w:tc>
+      </w:tr>
+      <w:tr>
+        <w:tc>
+          <w:tcPr>
+            <w:tcW w:type="dxa" w:w="3453"/>
+            <w:shd w:val="clear" w:color="auto" w:fill="EEF2F6"/>
+          </w:tcPr>
+          <w:p>
+            <w:r>
+              <w:rPr>
+                <w:b/>
+                <w:sz w:val="18"/>
+              </w:rPr>
+              <w:t>Carga del vástago en el asiento / admisible</w:t>
+            </w:r>
+          </w:p>
+        </w:tc>
+        <w:tc>
+          <w:tcPr>
+            <w:tcW w:type="dxa" w:w="6412"/>
+          </w:tcPr>
+          <w:p>
+            <w:r>
+              <w:rPr>
+                <w:sz w:val="18"/>
+              </w:rPr>
+              <w:t>11,80 kN (2.652 lbf) / 30,06 kN (6.759 lbf) (316 endurecido, 440 °C)</w:t>
+            </w:r>
+          </w:p>
+        </w:tc>
+      </w:tr>
+    </w:tbl>
+    <w:p/>
+    <w:p>
+      <w:pPr>
+        <w:pStyle w:val="Heading2"/>
+      </w:pPr>
+      <w:r>
+        <w:t>Posicionador</w:t>
+      </w:r>
+    </w:p>
+    <w:tbl>
+      <w:tblPr>
+        <w:tblStyle w:val="TableGrid"/>
+        <w:tblW w:type="auto" w:w="0"/>
+        <w:jc w:val="center"/>
+        <w:tblLayout w:type="fixed"/>
+        <w:tblLook w:firstColumn="1" w:firstRow="1" w:lastColumn="0" w:lastRow="0" w:noHBand="0" w:noVBand="1" w:val="04A0"/>
+      </w:tblPr>
+      <w:tblGrid>
+        <w:gridCol w:w="4933"/>
+        <w:gridCol w:w="4933"/>
+      </w:tblGrid>
+      <w:tr>
+        <w:tc>
+          <w:tcPr>
+            <w:tcW w:type="dxa" w:w="3453"/>
+            <w:shd w:val="clear" w:color="auto" w:fill="EEF2F6"/>
+          </w:tcPr>
+          <w:p>
+            <w:r>
+              <w:rPr>
+                <w:b/>
+                <w:sz w:val="18"/>
+              </w:rPr>
+              <w:t>Tag</w:t>
+            </w:r>
+          </w:p>
+        </w:tc>
+        <w:tc>
+          <w:tcPr>
+            <w:tcW w:type="dxa" w:w="6412"/>
+          </w:tcPr>
+          <w:p>
+            <w:r>
+              <w:rPr>
+                <w:sz w:val="18"/>
+              </w:rPr>
+              <w:t>—</w:t>
+            </w:r>
+          </w:p>
+        </w:tc>
+      </w:tr>
+      <w:tr>
+        <w:tc>
+          <w:tcPr>
+            <w:tcW w:type="dxa" w:w="3453"/>
+            <w:shd w:val="clear" w:color="auto" w:fill="EEF2F6"/>
+          </w:tcPr>
+          <w:p>
+            <w:r>
+              <w:rPr>
+                <w:b/>
+                <w:sz w:val="18"/>
+              </w:rPr>
+              <w:t>Tipo</w:t>
+            </w:r>
+          </w:p>
+        </w:tc>
+        <w:tc>
+          <w:tcPr>
+            <w:tcW w:type="dxa" w:w="6412"/>
+          </w:tcPr>
+          <w:p>
+            <w:r>
+              <w:rPr>
+                <w:sz w:val="18"/>
+              </w:rPr>
+              <w:t>Digital-HART</w:t>
+            </w:r>
+          </w:p>
+        </w:tc>
+      </w:tr>
+      <w:tr>
+        <w:tc>
+          <w:tcPr>
+            <w:tcW w:type="dxa" w:w="3453"/>
+            <w:shd w:val="clear" w:color="auto" w:fill="EEF2F6"/>
+          </w:tcPr>
+          <w:p>
+            <w:r>
+              <w:rPr>
+                <w:b/>
+                <w:sz w:val="18"/>
+              </w:rPr>
+              <w:t>Señal de entrada</w:t>
+            </w:r>
+          </w:p>
+        </w:tc>
+        <w:tc>
+          <w:tcPr>
+            <w:tcW w:type="dxa" w:w="6412"/>
+          </w:tcPr>
+          <w:p>
+            <w:r>
+              <w:rPr>
+                <w:sz w:val="18"/>
+              </w:rPr>
+              <w:t>4-20mA dc</w:t>
+            </w:r>
+          </w:p>
+        </w:tc>
+      </w:tr>
+      <w:tr>
+        <w:tc>
+          <w:tcPr>
+            <w:tcW w:type="dxa" w:w="3453"/>
+            <w:shd w:val="clear" w:color="auto" w:fill="EEF2F6"/>
+          </w:tcPr>
+          <w:p>
+            <w:r>
+              <w:rPr>
+                <w:b/>
+                <w:sz w:val="18"/>
+              </w:rPr>
+              <w:t>Acción</w:t>
+            </w:r>
+          </w:p>
+        </w:tc>
+        <w:tc>
+          <w:tcPr>
+            <w:tcW w:type="dxa" w:w="6412"/>
+          </w:tcPr>
+          <w:p>
+            <w:r>
+              <w:rPr>
+                <w:sz w:val="18"/>
+              </w:rPr>
+              <w:t>Configurable</w:t>
+            </w:r>
+          </w:p>
+        </w:tc>
+      </w:tr>
+      <w:tr>
+        <w:tc>
+          <w:tcPr>
+            <w:tcW w:type="dxa" w:w="3453"/>
+            <w:shd w:val="clear" w:color="auto" w:fill="EEF2F6"/>
+          </w:tcPr>
+          <w:p>
+            <w:r>
+              <w:rPr>
+                <w:b/>
+                <w:sz w:val="18"/>
+              </w:rPr>
+              <w:t>Manómetros</w:t>
+            </w:r>
+          </w:p>
+        </w:tc>
+        <w:tc>
+          <w:tcPr>
+            <w:tcW w:type="dxa" w:w="6412"/>
+          </w:tcPr>
+          <w:p>
+            <w:r>
+              <w:rPr>
+                <w:sz w:val="18"/>
+              </w:rPr>
+              <w:t>Sí</w:t>
+            </w:r>
+          </w:p>
+        </w:tc>
+      </w:tr>
+      <w:tr>
+        <w:tc>
+          <w:tcPr>
+            <w:tcW w:type="dxa" w:w="3453"/>
+            <w:shd w:val="clear" w:color="auto" w:fill="EEF2F6"/>
+          </w:tcPr>
+          <w:p>
+            <w:r>
+              <w:rPr>
+                <w:b/>
+                <w:sz w:val="18"/>
+              </w:rPr>
+              <w:t>Set de aire de instrumentos</w:t>
+            </w:r>
+          </w:p>
+        </w:tc>
+        <w:tc>
+          <w:tcPr>
+            <w:tcW w:type="dxa" w:w="6412"/>
+          </w:tcPr>
+          <w:p>
+            <w:r>
+              <w:rPr>
+                <w:sz w:val="18"/>
+              </w:rPr>
+              <w:t>Sí</w:t>
+            </w:r>
+          </w:p>
+        </w:tc>
+      </w:tr>
+      <w:tr>
+        <w:tc>
+          <w:tcPr>
+            <w:tcW w:type="dxa" w:w="3453"/>
+            <w:shd w:val="clear" w:color="auto" w:fill="EEF2F6"/>
+          </w:tcPr>
+          <w:p>
+            <w:r>
+              <w:rPr>
+                <w:b/>
+                <w:sz w:val="18"/>
+              </w:rPr>
+              <w:t>Salida del set de aire</w:t>
+            </w:r>
+          </w:p>
+        </w:tc>
+        <w:tc>
+          <w:tcPr>
+            <w:tcW w:type="dxa" w:w="6412"/>
+          </w:tcPr>
+          <w:p>
+            <w:r>
+              <w:rPr>
+                <w:sz w:val="18"/>
+              </w:rPr>
+              <w:t>Ajustable 0-80 psi</w:t>
+            </w:r>
+          </w:p>
+        </w:tc>
+      </w:tr>
+      <w:tr>
+        <w:tc>
+          <w:tcPr>
+            <w:tcW w:type="dxa" w:w="3453"/>
+            <w:shd w:val="clear" w:color="auto" w:fill="EEF2F6"/>
+          </w:tcPr>
+          <w:p>
+            <w:r>
+              <w:rPr>
+                <w:b/>
+                <w:sz w:val="18"/>
+              </w:rPr>
+              <w:t>Señales habilitadas</w:t>
+            </w:r>
+          </w:p>
+        </w:tc>
+        <w:tc>
+          <w:tcPr>
+            <w:tcW w:type="dxa" w:w="6412"/>
+          </w:tcPr>
+          <w:p>
+            <w:r>
+              <w:rPr>
+                <w:sz w:val="18"/>
+              </w:rPr>
+              <w:t>4-20mA dc, 4-12mA dc, 12-20mA dc</w:t>
+            </w:r>
+          </w:p>
+        </w:tc>
+      </w:tr>
+    </w:tbl>
+    <w:p/>
+    <w:p>
+      <w:pPr>
+        <w:pStyle w:val="Heading2"/>
+      </w:pPr>
+      <w:r>
+        <w:t>Accesorios</w:t>
+      </w:r>
+    </w:p>
+    <w:tbl>
+      <w:tblPr>
+        <w:tblStyle w:val="TableGrid"/>
+        <w:tblW w:type="auto" w:w="0"/>
+        <w:jc w:val="center"/>
+        <w:tblLayout w:type="fixed"/>
+        <w:tblLook w:firstColumn="1" w:firstRow="1" w:lastColumn="0" w:lastRow="0" w:noHBand="0" w:noVBand="1" w:val="04A0"/>
+      </w:tblPr>
+      <w:tblGrid>
+        <w:gridCol w:w="4933"/>
+        <w:gridCol w:w="4933"/>
+      </w:tblGrid>
+      <w:tr>
+        <w:tc>
+          <w:tcPr>
+            <w:tcW w:type="dxa" w:w="3453"/>
+            <w:shd w:val="clear" w:color="auto" w:fill="EEF2F6"/>
+          </w:tcPr>
+          <w:p>
+            <w:r>
+              <w:rPr>
+                <w:b/>
+                <w:sz w:val="18"/>
+              </w:rPr>
+              <w:t>Accesorios</w:t>
+            </w:r>
+          </w:p>
+        </w:tc>
+        <w:tc>
+          <w:tcPr>
+            <w:tcW w:type="dxa" w:w="6412"/>
+          </w:tcPr>
+          <w:p>
+            <w:r>
+              <w:rPr>
+                <w:sz w:val="18"/>
+              </w:rPr>
+              <w:t>No requeridos</w:t>
             </w:r>
           </w:p>
         </w:tc>
@@ -15359,6 +18271,45 @@
       </w:r>
     </w:p>
     <w:p>
+      <w:r>
+        <w:rPr>
+          <w:b/>
+          <w:color w:val="2F6FB0"/>
+        </w:rPr>
+        <w:t>[Información] Actuador: Aire máximo sobre el límite del actuador</w:t>
+      </w:r>
+    </w:p>
+    <w:p>
+      <w:r>
+        <w:t>El aire máximo (7,00 bar g (101,5 psig)) supera la presión máxima del actuador (3,45 bar g (50,0 psig)): el set de aire de la solapa 5 debe regularse por debajo de ese límite.</w:t>
+      </w:r>
+    </w:p>
+    <w:p>
+      <w:r>
+        <w:rPr>
+          <w:b/>
+        </w:rPr>
+        <w:t>Soluciones posibles:</w:t>
+      </w:r>
+    </w:p>
+    <w:p>
+      <w:pPr>
+        <w:pStyle w:val="ListBullet"/>
+      </w:pPr>
+      <w:r>
+        <w:t>Regular la alimentación entre 2,76 bar g (40,0 psig) y 3,45 bar g (50,0 psig) con el set de aire (solapa 5).</w:t>
+      </w:r>
+    </w:p>
+    <w:p>
+      <w:r>
+        <w:rPr>
+          <w:i/>
+          <w:sz w:val="17"/>
+        </w:rPr>
+        <w:t>Referencia: Práctica de la industria de válvulas de control (dimensionamiento de actuadores)</w:t>
+      </w:r>
+    </w:p>
+    <w:p>
       <w:pPr>
         <w:pStyle w:val="Heading2"/>
       </w:pPr>
@@ -16850,7 +19801,1207 @@
         <w:pStyle w:val="Heading2"/>
       </w:pPr>
       <w:r>
-        <w:t>9. Recomendaciones finales</w:t>
+        <w:t>9. Actuador, posicionador y accesorios</w:t>
+      </w:r>
+    </w:p>
+    <w:p>
+      <w:r>
+        <w:t>Actuador apto: Diafragma y resorte D-156: área efectiva 1.006 cm² (156,0 in²), carrera máxima 50,8 mm (2,000 in).</w:t>
+      </w:r>
+    </w:p>
+    <w:tbl>
+      <w:tblPr>
+        <w:tblStyle w:val="TableGrid"/>
+        <w:tblW w:type="auto" w:w="0"/>
+        <w:jc w:val="center"/>
+        <w:tblLayout w:type="fixed"/>
+        <w:tblLook w:firstColumn="1" w:firstRow="1" w:lastColumn="0" w:lastRow="0" w:noHBand="0" w:noVBand="1" w:val="04A0"/>
+      </w:tblPr>
+      <w:tblGrid>
+        <w:gridCol w:w="4933"/>
+        <w:gridCol w:w="4933"/>
+      </w:tblGrid>
+      <w:tr>
+        <w:tc>
+          <w:tcPr>
+            <w:tcW w:type="dxa" w:w="4439"/>
+            <w:shd w:val="clear" w:color="auto" w:fill="0D3B66"/>
+          </w:tcPr>
+          <w:p>
+            <w:r>
+              <w:rPr>
+                <w:b/>
+                <w:color w:val="FFFFFF"/>
+                <w:sz w:val="18"/>
+              </w:rPr>
+              <w:t>Componente</w:t>
+            </w:r>
+          </w:p>
+        </w:tc>
+        <w:tc>
+          <w:tcPr>
+            <w:tcW w:type="dxa" w:w="5426"/>
+            <w:shd w:val="clear" w:color="auto" w:fill="0D3B66"/>
+          </w:tcPr>
+          <w:p>
+            <w:r>
+              <w:rPr>
+                <w:b/>
+                <w:color w:val="FFFFFF"/>
+                <w:sz w:val="18"/>
+              </w:rPr>
+              <w:t>Valor</w:t>
+            </w:r>
+          </w:p>
+        </w:tc>
+      </w:tr>
+      <w:tr>
+        <w:tc>
+          <w:tcPr>
+            <w:tcW w:type="dxa" w:w="4439"/>
+          </w:tcPr>
+          <w:p>
+            <w:r>
+              <w:rPr>
+                <w:sz w:val="18"/>
+              </w:rPr>
+              <w:t>A, desbalance estático (cierre)</w:t>
+            </w:r>
+          </w:p>
+        </w:tc>
+        <w:tc>
+          <w:tcPr>
+            <w:tcW w:type="dxa" w:w="5426"/>
+          </w:tcPr>
+          <w:p>
+            <w:r>
+              <w:rPr>
+                <w:sz w:val="18"/>
+              </w:rPr>
+              <w:t>2,07 kN (466 lbf)</w:t>
+            </w:r>
+          </w:p>
+        </w:tc>
+      </w:tr>
+      <w:tr>
+        <w:tc>
+          <w:tcPr>
+            <w:tcW w:type="dxa" w:w="4439"/>
+          </w:tcPr>
+          <w:p>
+            <w:r>
+              <w:rPr>
+                <w:sz w:val="18"/>
+              </w:rPr>
+              <w:t>B, carga de asiento</w:t>
+            </w:r>
+          </w:p>
+        </w:tc>
+        <w:tc>
+          <w:tcPr>
+            <w:tcW w:type="dxa" w:w="5426"/>
+          </w:tcPr>
+          <w:p>
+            <w:r>
+              <w:rPr>
+                <w:sz w:val="18"/>
+              </w:rPr>
+              <w:t>5,50 kN (1.237 lbf)</w:t>
+            </w:r>
+          </w:p>
+        </w:tc>
+      </w:tr>
+      <w:tr>
+        <w:tc>
+          <w:tcPr>
+            <w:tcW w:type="dxa" w:w="4439"/>
+          </w:tcPr>
+          <w:p>
+            <w:r>
+              <w:rPr>
+                <w:sz w:val="18"/>
+              </w:rPr>
+              <w:t>C, fricción de empaquetadura</w:t>
+            </w:r>
+          </w:p>
+        </w:tc>
+        <w:tc>
+          <w:tcPr>
+            <w:tcW w:type="dxa" w:w="5426"/>
+          </w:tcPr>
+          <w:p>
+            <w:r>
+              <w:rPr>
+                <w:sz w:val="18"/>
+              </w:rPr>
+              <w:t>2,94 kN (660 lbf)</w:t>
+            </w:r>
+          </w:p>
+        </w:tc>
+      </w:tr>
+      <w:tr>
+        <w:tc>
+          <w:tcPr>
+            <w:tcW w:type="dxa" w:w="4439"/>
+          </w:tcPr>
+          <w:p>
+            <w:r>
+              <w:rPr>
+                <w:sz w:val="18"/>
+              </w:rPr>
+              <w:t>D, fuerzas adicionales</w:t>
+            </w:r>
+          </w:p>
+        </w:tc>
+        <w:tc>
+          <w:tcPr>
+            <w:tcW w:type="dxa" w:w="5426"/>
+          </w:tcPr>
+          <w:p>
+            <w:r>
+              <w:rPr>
+                <w:sz w:val="18"/>
+              </w:rPr>
+              <w:t>0 N (0 lbf)</w:t>
+            </w:r>
+          </w:p>
+        </w:tc>
+      </w:tr>
+      <w:tr>
+        <w:tc>
+          <w:tcPr>
+            <w:tcW w:type="dxa" w:w="4439"/>
+          </w:tcPr>
+          <w:p>
+            <w:r>
+              <w:rPr>
+                <w:sz w:val="18"/>
+              </w:rPr>
+              <w:t>Fuerza de cierre A + B + C + D</w:t>
+            </w:r>
+          </w:p>
+        </w:tc>
+        <w:tc>
+          <w:tcPr>
+            <w:tcW w:type="dxa" w:w="5426"/>
+          </w:tcPr>
+          <w:p>
+            <w:r>
+              <w:rPr>
+                <w:sz w:val="18"/>
+              </w:rPr>
+              <w:t>10,51 kN (2.363 lbf)</w:t>
+            </w:r>
+          </w:p>
+        </w:tc>
+      </w:tr>
+      <w:tr>
+        <w:tc>
+          <w:tcPr>
+            <w:tcW w:type="dxa" w:w="4439"/>
+          </w:tcPr>
+          <w:p>
+            <w:r>
+              <w:rPr>
+                <w:sz w:val="18"/>
+              </w:rPr>
+              <w:t>Fuerza de apertura</w:t>
+            </w:r>
+          </w:p>
+        </w:tc>
+        <w:tc>
+          <w:tcPr>
+            <w:tcW w:type="dxa" w:w="5426"/>
+          </w:tcPr>
+          <w:p>
+            <w:r>
+              <w:rPr>
+                <w:sz w:val="18"/>
+              </w:rPr>
+              <w:t>3,78 kN (850 lbf)</w:t>
+            </w:r>
+          </w:p>
+        </w:tc>
+      </w:tr>
+    </w:tbl>
+    <w:p/>
+    <w:tbl>
+      <w:tblPr>
+        <w:tblStyle w:val="TableGrid"/>
+        <w:tblW w:type="auto" w:w="0"/>
+        <w:jc w:val="center"/>
+        <w:tblLayout w:type="fixed"/>
+        <w:tblLook w:firstColumn="1" w:firstRow="1" w:lastColumn="0" w:lastRow="0" w:noHBand="0" w:noVBand="1" w:val="04A0"/>
+      </w:tblPr>
+      <w:tblGrid>
+        <w:gridCol w:w="4933"/>
+        <w:gridCol w:w="4933"/>
+      </w:tblGrid>
+      <w:tr>
+        <w:tc>
+          <w:tcPr>
+            <w:tcW w:type="dxa" w:w="3453"/>
+            <w:shd w:val="clear" w:color="auto" w:fill="EEF2F6"/>
+          </w:tcPr>
+          <w:p>
+            <w:r>
+              <w:rPr>
+                <w:b/>
+                <w:sz w:val="18"/>
+              </w:rPr>
+              <w:t>Tipo de actuador</w:t>
+            </w:r>
+          </w:p>
+        </w:tc>
+        <w:tc>
+          <w:tcPr>
+            <w:tcW w:type="dxa" w:w="6412"/>
+          </w:tcPr>
+          <w:p>
+            <w:r>
+              <w:rPr>
+                <w:sz w:val="18"/>
+              </w:rPr>
+              <w:t>Diafragma y resorte</w:t>
+            </w:r>
+          </w:p>
+        </w:tc>
+      </w:tr>
+      <w:tr>
+        <w:tc>
+          <w:tcPr>
+            <w:tcW w:type="dxa" w:w="3453"/>
+            <w:shd w:val="clear" w:color="auto" w:fill="EEF2F6"/>
+          </w:tcPr>
+          <w:p>
+            <w:r>
+              <w:rPr>
+                <w:b/>
+                <w:sz w:val="18"/>
+              </w:rPr>
+              <w:t>Modo de falla</w:t>
+            </w:r>
+          </w:p>
+        </w:tc>
+        <w:tc>
+          <w:tcPr>
+            <w:tcW w:type="dxa" w:w="6412"/>
+          </w:tcPr>
+          <w:p>
+            <w:r>
+              <w:rPr>
+                <w:sz w:val="18"/>
+              </w:rPr>
+              <w:t>Cierra (FC)</w:t>
+            </w:r>
+          </w:p>
+        </w:tc>
+      </w:tr>
+      <w:tr>
+        <w:tc>
+          <w:tcPr>
+            <w:tcW w:type="dxa" w:w="3453"/>
+            <w:shd w:val="clear" w:color="auto" w:fill="EEF2F6"/>
+          </w:tcPr>
+          <w:p>
+            <w:r>
+              <w:rPr>
+                <w:b/>
+                <w:sz w:val="18"/>
+              </w:rPr>
+              <w:t>Volante (mando manual)</w:t>
+            </w:r>
+          </w:p>
+        </w:tc>
+        <w:tc>
+          <w:tcPr>
+            <w:tcW w:type="dxa" w:w="6412"/>
+          </w:tcPr>
+          <w:p>
+            <w:r>
+              <w:rPr>
+                <w:sz w:val="18"/>
+              </w:rPr>
+              <w:t>No</w:t>
+            </w:r>
+          </w:p>
+        </w:tc>
+      </w:tr>
+      <w:tr>
+        <w:tc>
+          <w:tcPr>
+            <w:tcW w:type="dxa" w:w="3453"/>
+            <w:shd w:val="clear" w:color="auto" w:fill="EEF2F6"/>
+          </w:tcPr>
+          <w:p>
+            <w:r>
+              <w:rPr>
+                <w:b/>
+                <w:sz w:val="18"/>
+              </w:rPr>
+              <w:t>Aire de instrumentos disponible</w:t>
+            </w:r>
+          </w:p>
+        </w:tc>
+        <w:tc>
+          <w:tcPr>
+            <w:tcW w:type="dxa" w:w="6412"/>
+          </w:tcPr>
+          <w:p>
+            <w:r>
+              <w:rPr>
+                <w:sz w:val="18"/>
+              </w:rPr>
+              <w:t>4,00 a 7,00 bar g (mínimo a máximo)</w:t>
+            </w:r>
+          </w:p>
+        </w:tc>
+      </w:tr>
+      <w:tr>
+        <w:tc>
+          <w:tcPr>
+            <w:tcW w:type="dxa" w:w="3453"/>
+            <w:shd w:val="clear" w:color="auto" w:fill="EEF2F6"/>
+          </w:tcPr>
+          <w:p>
+            <w:r>
+              <w:rPr>
+                <w:b/>
+                <w:sz w:val="18"/>
+              </w:rPr>
+              <w:t>Flujo (sentido)</w:t>
+            </w:r>
+          </w:p>
+        </w:tc>
+        <w:tc>
+          <w:tcPr>
+            <w:tcW w:type="dxa" w:w="6412"/>
+          </w:tcPr>
+          <w:p>
+            <w:r>
+              <w:rPr>
+                <w:sz w:val="18"/>
+              </w:rPr>
+              <w:t>Up</w:t>
+            </w:r>
+          </w:p>
+        </w:tc>
+      </w:tr>
+      <w:tr>
+        <w:tc>
+          <w:tcPr>
+            <w:tcW w:type="dxa" w:w="3453"/>
+            <w:shd w:val="clear" w:color="auto" w:fill="EEF2F6"/>
+          </w:tcPr>
+          <w:p>
+            <w:r>
+              <w:rPr>
+                <w:b/>
+                <w:sz w:val="18"/>
+              </w:rPr>
+              <w:t>Selección</w:t>
+            </w:r>
+          </w:p>
+        </w:tc>
+        <w:tc>
+          <w:tcPr>
+            <w:tcW w:type="dxa" w:w="6412"/>
+          </w:tcPr>
+          <w:p>
+            <w:r>
+              <w:rPr>
+                <w:sz w:val="18"/>
+              </w:rPr>
+              <w:t>Diafragma y resorte D-156: área efectiva 1.006 cm² (156,0 in²), carrera máxima 50,8 mm (2,000 in)</w:t>
+            </w:r>
+          </w:p>
+        </w:tc>
+      </w:tr>
+      <w:tr>
+        <w:tc>
+          <w:tcPr>
+            <w:tcW w:type="dxa" w:w="3453"/>
+            <w:shd w:val="clear" w:color="auto" w:fill="EEF2F6"/>
+          </w:tcPr>
+          <w:p>
+            <w:r>
+              <w:rPr>
+                <w:b/>
+                <w:sz w:val="18"/>
+              </w:rPr>
+              <w:t>Método</w:t>
+            </w:r>
+          </w:p>
+        </w:tc>
+        <w:tc>
+          <w:tcPr>
+            <w:tcW w:type="dxa" w:w="6412"/>
+          </w:tcPr>
+          <w:p>
+            <w:r>
+              <w:rPr>
+                <w:sz w:val="18"/>
+              </w:rPr>
+              <w:t>Fuerzas A + B + C + D de válvula de vástago deslizante</w:t>
+            </w:r>
+          </w:p>
+        </w:tc>
+      </w:tr>
+      <w:tr>
+        <w:tc>
+          <w:tcPr>
+            <w:tcW w:type="dxa" w:w="3453"/>
+            <w:shd w:val="clear" w:color="auto" w:fill="EEF2F6"/>
+          </w:tcPr>
+          <w:p>
+            <w:r>
+              <w:rPr>
+                <w:b/>
+                <w:sz w:val="18"/>
+              </w:rPr>
+              <w:t>Obturador</w:t>
+            </w:r>
+          </w:p>
+        </w:tc>
+        <w:tc>
+          <w:tcPr>
+            <w:tcW w:type="dxa" w:w="6412"/>
+          </w:tcPr>
+          <w:p>
+            <w:r>
+              <w:rPr>
+                <w:sz w:val="18"/>
+              </w:rPr>
+              <w:t>Balanceado</w:t>
+            </w:r>
+          </w:p>
+        </w:tc>
+      </w:tr>
+      <w:tr>
+        <w:tc>
+          <w:tcPr>
+            <w:tcW w:type="dxa" w:w="3453"/>
+            <w:shd w:val="clear" w:color="auto" w:fill="EEF2F6"/>
+          </w:tcPr>
+          <w:p>
+            <w:r>
+              <w:rPr>
+                <w:b/>
+                <w:sz w:val="18"/>
+              </w:rPr>
+              <w:t>Flujo / efecto de la presión</w:t>
+            </w:r>
+          </w:p>
+        </w:tc>
+        <w:tc>
+          <w:tcPr>
+            <w:tcW w:type="dxa" w:w="6412"/>
+          </w:tcPr>
+          <w:p>
+            <w:r>
+              <w:rPr>
+                <w:sz w:val="18"/>
+              </w:rPr>
+              <w:t>Up: obturador balanceado, la presión actúa sobre la corona del sello de balanceo</w:t>
+            </w:r>
+          </w:p>
+        </w:tc>
+      </w:tr>
+      <w:tr>
+        <w:tc>
+          <w:tcPr>
+            <w:tcW w:type="dxa" w:w="3453"/>
+            <w:shd w:val="clear" w:color="auto" w:fill="EEF2F6"/>
+          </w:tcPr>
+          <w:p>
+            <w:r>
+              <w:rPr>
+                <w:b/>
+                <w:sz w:val="18"/>
+              </w:rPr>
+              <w:t>Diámetro del vástago</w:t>
+            </w:r>
+          </w:p>
+        </w:tc>
+        <w:tc>
+          <w:tcPr>
+            <w:tcW w:type="dxa" w:w="6412"/>
+          </w:tcPr>
+          <w:p>
+            <w:r>
+              <w:rPr>
+                <w:sz w:val="18"/>
+              </w:rPr>
+              <w:t>19,0 mm (0,750 in) (estimado)</w:t>
+            </w:r>
+          </w:p>
+        </w:tc>
+      </w:tr>
+      <w:tr>
+        <w:tc>
+          <w:tcPr>
+            <w:tcW w:type="dxa" w:w="3453"/>
+            <w:shd w:val="clear" w:color="auto" w:fill="EEF2F6"/>
+          </w:tcPr>
+          <w:p>
+            <w:r>
+              <w:rPr>
+                <w:b/>
+                <w:sz w:val="18"/>
+              </w:rPr>
+              <w:t>Empaquetadura considerada</w:t>
+            </w:r>
+          </w:p>
+        </w:tc>
+        <w:tc>
+          <w:tcPr>
+            <w:tcW w:type="dxa" w:w="6412"/>
+          </w:tcPr>
+          <w:p>
+            <w:r>
+              <w:rPr>
+                <w:sz w:val="18"/>
+              </w:rPr>
+              <w:t>Grafito simple: cinta moldeada + trenzas de carbono antiextrusión</w:t>
+            </w:r>
+          </w:p>
+        </w:tc>
+      </w:tr>
+      <w:tr>
+        <w:tc>
+          <w:tcPr>
+            <w:tcW w:type="dxa" w:w="3453"/>
+            <w:shd w:val="clear" w:color="auto" w:fill="EEF2F6"/>
+          </w:tcPr>
+          <w:p>
+            <w:r>
+              <w:rPr>
+                <w:b/>
+                <w:sz w:val="18"/>
+              </w:rPr>
+              <w:t>Carrera nominal</w:t>
+            </w:r>
+          </w:p>
+        </w:tc>
+        <w:tc>
+          <w:tcPr>
+            <w:tcW w:type="dxa" w:w="6412"/>
+          </w:tcPr>
+          <w:p>
+            <w:r>
+              <w:rPr>
+                <w:sz w:val="18"/>
+              </w:rPr>
+              <w:t>38,1 mm (1,500 in)</w:t>
+            </w:r>
+          </w:p>
+        </w:tc>
+      </w:tr>
+      <w:tr>
+        <w:tc>
+          <w:tcPr>
+            <w:tcW w:type="dxa" w:w="3453"/>
+            <w:shd w:val="clear" w:color="auto" w:fill="EEF2F6"/>
+          </w:tcPr>
+          <w:p>
+            <w:r>
+              <w:rPr>
+                <w:b/>
+                <w:sz w:val="18"/>
+              </w:rPr>
+              <w:t>Acción del actuador</w:t>
+            </w:r>
+          </w:p>
+        </w:tc>
+        <w:tc>
+          <w:tcPr>
+            <w:tcW w:type="dxa" w:w="6412"/>
+          </w:tcPr>
+          <w:p>
+            <w:r>
+              <w:rPr>
+                <w:sz w:val="18"/>
+              </w:rPr>
+              <w:t>Aire para abrir (resorte cierra): actuador de acción inversa</w:t>
+            </w:r>
+          </w:p>
+        </w:tc>
+      </w:tr>
+      <w:tr>
+        <w:tc>
+          <w:tcPr>
+            <w:tcW w:type="dxa" w:w="3453"/>
+            <w:shd w:val="clear" w:color="auto" w:fill="EEF2F6"/>
+          </w:tcPr>
+          <w:p>
+            <w:r>
+              <w:rPr>
+                <w:b/>
+                <w:sz w:val="18"/>
+              </w:rPr>
+              <w:t>Ajuste de banco (bench set)</w:t>
+            </w:r>
+          </w:p>
+        </w:tc>
+        <w:tc>
+          <w:tcPr>
+            <w:tcW w:type="dxa" w:w="6412"/>
+          </w:tcPr>
+          <w:p>
+            <w:r>
+              <w:rPr>
+                <w:sz w:val="18"/>
+              </w:rPr>
+              <w:t>17,0 – 34,0 psig (1,17 – 2,34 bar g)</w:t>
+            </w:r>
+          </w:p>
+        </w:tc>
+      </w:tr>
+      <w:tr>
+        <w:tc>
+          <w:tcPr>
+            <w:tcW w:type="dxa" w:w="3453"/>
+            <w:shd w:val="clear" w:color="auto" w:fill="EEF2F6"/>
+          </w:tcPr>
+          <w:p>
+            <w:r>
+              <w:rPr>
+                <w:b/>
+                <w:sz w:val="18"/>
+              </w:rPr>
+              <w:t>Constante del resorte</w:t>
+            </w:r>
+          </w:p>
+        </w:tc>
+        <w:tc>
+          <w:tcPr>
+            <w:tcW w:type="dxa" w:w="6412"/>
+          </w:tcPr>
+          <w:p>
+            <w:r>
+              <w:rPr>
+                <w:sz w:val="18"/>
+              </w:rPr>
+              <w:t>309,6 N/mm (1.768 lbf/in)</w:t>
+            </w:r>
+          </w:p>
+        </w:tc>
+      </w:tr>
+      <w:tr>
+        <w:tc>
+          <w:tcPr>
+            <w:tcW w:type="dxa" w:w="3453"/>
+            <w:shd w:val="clear" w:color="auto" w:fill="EEF2F6"/>
+          </w:tcPr>
+          <w:p>
+            <w:r>
+              <w:rPr>
+                <w:b/>
+                <w:sz w:val="18"/>
+              </w:rPr>
+              <w:t>Compresión inicial del resorte</w:t>
+            </w:r>
+          </w:p>
+        </w:tc>
+        <w:tc>
+          <w:tcPr>
+            <w:tcW w:type="dxa" w:w="6412"/>
+          </w:tcPr>
+          <w:p>
+            <w:r>
+              <w:rPr>
+                <w:sz w:val="18"/>
+              </w:rPr>
+              <w:t>38,1 mm (1,500 in)</w:t>
+            </w:r>
+          </w:p>
+        </w:tc>
+      </w:tr>
+      <w:tr>
+        <w:tc>
+          <w:tcPr>
+            <w:tcW w:type="dxa" w:w="3453"/>
+            <w:shd w:val="clear" w:color="auto" w:fill="EEF2F6"/>
+          </w:tcPr>
+          <w:p>
+            <w:r>
+              <w:rPr>
+                <w:b/>
+                <w:sz w:val="18"/>
+              </w:rPr>
+              <w:t>Carga máxima del resorte</w:t>
+            </w:r>
+          </w:p>
+        </w:tc>
+        <w:tc>
+          <w:tcPr>
+            <w:tcW w:type="dxa" w:w="6412"/>
+          </w:tcPr>
+          <w:p>
+            <w:r>
+              <w:rPr>
+                <w:sz w:val="18"/>
+              </w:rPr>
+              <w:t>23,59 kN (5.304 lbf)</w:t>
+            </w:r>
+          </w:p>
+        </w:tc>
+      </w:tr>
+      <w:tr>
+        <w:tc>
+          <w:tcPr>
+            <w:tcW w:type="dxa" w:w="3453"/>
+            <w:shd w:val="clear" w:color="auto" w:fill="EEF2F6"/>
+          </w:tcPr>
+          <w:p>
+            <w:r>
+              <w:rPr>
+                <w:b/>
+                <w:sz w:val="18"/>
+              </w:rPr>
+              <w:t>Presión de aire requerida en el actuador</w:t>
+            </w:r>
+          </w:p>
+        </w:tc>
+        <w:tc>
+          <w:tcPr>
+            <w:tcW w:type="dxa" w:w="6412"/>
+          </w:tcPr>
+          <w:p>
+            <w:r>
+              <w:rPr>
+                <w:sz w:val="18"/>
+              </w:rPr>
+              <w:t>2,76 bar g (40,0 psig)</w:t>
+            </w:r>
+          </w:p>
+        </w:tc>
+      </w:tr>
+      <w:tr>
+        <w:tc>
+          <w:tcPr>
+            <w:tcW w:type="dxa" w:w="3453"/>
+            <w:shd w:val="clear" w:color="auto" w:fill="EEF2F6"/>
+          </w:tcPr>
+          <w:p>
+            <w:r>
+              <w:rPr>
+                <w:b/>
+                <w:sz w:val="18"/>
+              </w:rPr>
+              <w:t>Empuje de cierre disponible</w:t>
+            </w:r>
+          </w:p>
+        </w:tc>
+        <w:tc>
+          <w:tcPr>
+            <w:tcW w:type="dxa" w:w="6412"/>
+          </w:tcPr>
+          <w:p>
+            <w:r>
+              <w:rPr>
+                <w:sz w:val="18"/>
+              </w:rPr>
+              <w:t>11,80 kN (2.652 lbf)</w:t>
+            </w:r>
+          </w:p>
+        </w:tc>
+      </w:tr>
+      <w:tr>
+        <w:tc>
+          <w:tcPr>
+            <w:tcW w:type="dxa" w:w="3453"/>
+            <w:shd w:val="clear" w:color="auto" w:fill="EEF2F6"/>
+          </w:tcPr>
+          <w:p>
+            <w:r>
+              <w:rPr>
+                <w:b/>
+                <w:sz w:val="18"/>
+              </w:rPr>
+              <w:t>Empuje de apertura disponible</w:t>
+            </w:r>
+          </w:p>
+        </w:tc>
+        <w:tc>
+          <w:tcPr>
+            <w:tcW w:type="dxa" w:w="6412"/>
+          </w:tcPr>
+          <w:p>
+            <w:r>
+              <w:rPr>
+                <w:sz w:val="18"/>
+              </w:rPr>
+              <w:t>11,10 kN (2.496 lbf)</w:t>
+            </w:r>
+          </w:p>
+        </w:tc>
+      </w:tr>
+      <w:tr>
+        <w:tc>
+          <w:tcPr>
+            <w:tcW w:type="dxa" w:w="3453"/>
+            <w:shd w:val="clear" w:color="auto" w:fill="EEF2F6"/>
+          </w:tcPr>
+          <w:p>
+            <w:r>
+              <w:rPr>
+                <w:b/>
+                <w:sz w:val="18"/>
+              </w:rPr>
+              <w:t>Margen de presión con aire mínimo</w:t>
+            </w:r>
+          </w:p>
+        </w:tc>
+        <w:tc>
+          <w:tcPr>
+            <w:tcW w:type="dxa" w:w="6412"/>
+          </w:tcPr>
+          <w:p>
+            <w:r>
+              <w:rPr>
+                <w:sz w:val="18"/>
+              </w:rPr>
+              <w:t>0,69 bar g (10,0 psig)</w:t>
+            </w:r>
+          </w:p>
+        </w:tc>
+      </w:tr>
+      <w:tr>
+        <w:tc>
+          <w:tcPr>
+            <w:tcW w:type="dxa" w:w="3453"/>
+            <w:shd w:val="clear" w:color="auto" w:fill="EEF2F6"/>
+          </w:tcPr>
+          <w:p>
+            <w:r>
+              <w:rPr>
+                <w:b/>
+                <w:sz w:val="18"/>
+              </w:rPr>
+              <w:t>Constante mínima por gradiente negativo</w:t>
+            </w:r>
+          </w:p>
+        </w:tc>
+        <w:tc>
+          <w:tcPr>
+            <w:tcW w:type="dxa" w:w="6412"/>
+          </w:tcPr>
+          <w:p>
+            <w:r>
+              <w:rPr>
+                <w:sz w:val="18"/>
+              </w:rPr>
+              <w:t>155 lbf/in (Kn = 0,51 in, ΔP con caudal 305 psi)</w:t>
+            </w:r>
+          </w:p>
+        </w:tc>
+      </w:tr>
+      <w:tr>
+        <w:tc>
+          <w:tcPr>
+            <w:tcW w:type="dxa" w:w="3453"/>
+            <w:shd w:val="clear" w:color="auto" w:fill="EEF2F6"/>
+          </w:tcPr>
+          <w:p>
+            <w:r>
+              <w:rPr>
+                <w:b/>
+                <w:sz w:val="18"/>
+              </w:rPr>
+              <w:t>Carga del vástago en el asiento / admisible</w:t>
+            </w:r>
+          </w:p>
+        </w:tc>
+        <w:tc>
+          <w:tcPr>
+            <w:tcW w:type="dxa" w:w="6412"/>
+          </w:tcPr>
+          <w:p>
+            <w:r>
+              <w:rPr>
+                <w:sz w:val="18"/>
+              </w:rPr>
+              <w:t>11,80 kN (2.652 lbf) / 30,06 kN (6.759 lbf) (316 endurecido, 440 °C)</w:t>
+            </w:r>
+          </w:p>
+        </w:tc>
+      </w:tr>
+    </w:tbl>
+    <w:p/>
+    <w:p>
+      <w:pPr>
+        <w:pStyle w:val="Heading3"/>
+      </w:pPr>
+      <w:r>
+        <w:t>Posicionador</w:t>
+      </w:r>
+    </w:p>
+    <w:tbl>
+      <w:tblPr>
+        <w:tblStyle w:val="TableGrid"/>
+        <w:tblW w:type="auto" w:w="0"/>
+        <w:jc w:val="center"/>
+        <w:tblLayout w:type="fixed"/>
+        <w:tblLook w:firstColumn="1" w:firstRow="1" w:lastColumn="0" w:lastRow="0" w:noHBand="0" w:noVBand="1" w:val="04A0"/>
+      </w:tblPr>
+      <w:tblGrid>
+        <w:gridCol w:w="4933"/>
+        <w:gridCol w:w="4933"/>
+      </w:tblGrid>
+      <w:tr>
+        <w:tc>
+          <w:tcPr>
+            <w:tcW w:type="dxa" w:w="3453"/>
+            <w:shd w:val="clear" w:color="auto" w:fill="EEF2F6"/>
+          </w:tcPr>
+          <w:p>
+            <w:r>
+              <w:rPr>
+                <w:b/>
+                <w:sz w:val="18"/>
+              </w:rPr>
+              <w:t>Tag</w:t>
+            </w:r>
+          </w:p>
+        </w:tc>
+        <w:tc>
+          <w:tcPr>
+            <w:tcW w:type="dxa" w:w="6412"/>
+          </w:tcPr>
+          <w:p>
+            <w:r>
+              <w:rPr>
+                <w:sz w:val="18"/>
+              </w:rPr>
+              <w:t>—</w:t>
+            </w:r>
+          </w:p>
+        </w:tc>
+      </w:tr>
+      <w:tr>
+        <w:tc>
+          <w:tcPr>
+            <w:tcW w:type="dxa" w:w="3453"/>
+            <w:shd w:val="clear" w:color="auto" w:fill="EEF2F6"/>
+          </w:tcPr>
+          <w:p>
+            <w:r>
+              <w:rPr>
+                <w:b/>
+                <w:sz w:val="18"/>
+              </w:rPr>
+              <w:t>Tipo</w:t>
+            </w:r>
+          </w:p>
+        </w:tc>
+        <w:tc>
+          <w:tcPr>
+            <w:tcW w:type="dxa" w:w="6412"/>
+          </w:tcPr>
+          <w:p>
+            <w:r>
+              <w:rPr>
+                <w:sz w:val="18"/>
+              </w:rPr>
+              <w:t>Digital-HART</w:t>
+            </w:r>
+          </w:p>
+        </w:tc>
+      </w:tr>
+      <w:tr>
+        <w:tc>
+          <w:tcPr>
+            <w:tcW w:type="dxa" w:w="3453"/>
+            <w:shd w:val="clear" w:color="auto" w:fill="EEF2F6"/>
+          </w:tcPr>
+          <w:p>
+            <w:r>
+              <w:rPr>
+                <w:b/>
+                <w:sz w:val="18"/>
+              </w:rPr>
+              <w:t>Señal de entrada</w:t>
+            </w:r>
+          </w:p>
+        </w:tc>
+        <w:tc>
+          <w:tcPr>
+            <w:tcW w:type="dxa" w:w="6412"/>
+          </w:tcPr>
+          <w:p>
+            <w:r>
+              <w:rPr>
+                <w:sz w:val="18"/>
+              </w:rPr>
+              <w:t>4-20mA dc</w:t>
+            </w:r>
+          </w:p>
+        </w:tc>
+      </w:tr>
+      <w:tr>
+        <w:tc>
+          <w:tcPr>
+            <w:tcW w:type="dxa" w:w="3453"/>
+            <w:shd w:val="clear" w:color="auto" w:fill="EEF2F6"/>
+          </w:tcPr>
+          <w:p>
+            <w:r>
+              <w:rPr>
+                <w:b/>
+                <w:sz w:val="18"/>
+              </w:rPr>
+              <w:t>Acción</w:t>
+            </w:r>
+          </w:p>
+        </w:tc>
+        <w:tc>
+          <w:tcPr>
+            <w:tcW w:type="dxa" w:w="6412"/>
+          </w:tcPr>
+          <w:p>
+            <w:r>
+              <w:rPr>
+                <w:sz w:val="18"/>
+              </w:rPr>
+              <w:t>Configurable</w:t>
+            </w:r>
+          </w:p>
+        </w:tc>
+      </w:tr>
+      <w:tr>
+        <w:tc>
+          <w:tcPr>
+            <w:tcW w:type="dxa" w:w="3453"/>
+            <w:shd w:val="clear" w:color="auto" w:fill="EEF2F6"/>
+          </w:tcPr>
+          <w:p>
+            <w:r>
+              <w:rPr>
+                <w:b/>
+                <w:sz w:val="18"/>
+              </w:rPr>
+              <w:t>Manómetros</w:t>
+            </w:r>
+          </w:p>
+        </w:tc>
+        <w:tc>
+          <w:tcPr>
+            <w:tcW w:type="dxa" w:w="6412"/>
+          </w:tcPr>
+          <w:p>
+            <w:r>
+              <w:rPr>
+                <w:sz w:val="18"/>
+              </w:rPr>
+              <w:t>Sí</w:t>
+            </w:r>
+          </w:p>
+        </w:tc>
+      </w:tr>
+      <w:tr>
+        <w:tc>
+          <w:tcPr>
+            <w:tcW w:type="dxa" w:w="3453"/>
+            <w:shd w:val="clear" w:color="auto" w:fill="EEF2F6"/>
+          </w:tcPr>
+          <w:p>
+            <w:r>
+              <w:rPr>
+                <w:b/>
+                <w:sz w:val="18"/>
+              </w:rPr>
+              <w:t>Set de aire de instrumentos</w:t>
+            </w:r>
+          </w:p>
+        </w:tc>
+        <w:tc>
+          <w:tcPr>
+            <w:tcW w:type="dxa" w:w="6412"/>
+          </w:tcPr>
+          <w:p>
+            <w:r>
+              <w:rPr>
+                <w:sz w:val="18"/>
+              </w:rPr>
+              <w:t>Sí</w:t>
+            </w:r>
+          </w:p>
+        </w:tc>
+      </w:tr>
+      <w:tr>
+        <w:tc>
+          <w:tcPr>
+            <w:tcW w:type="dxa" w:w="3453"/>
+            <w:shd w:val="clear" w:color="auto" w:fill="EEF2F6"/>
+          </w:tcPr>
+          <w:p>
+            <w:r>
+              <w:rPr>
+                <w:b/>
+                <w:sz w:val="18"/>
+              </w:rPr>
+              <w:t>Salida del set de aire</w:t>
+            </w:r>
+          </w:p>
+        </w:tc>
+        <w:tc>
+          <w:tcPr>
+            <w:tcW w:type="dxa" w:w="6412"/>
+          </w:tcPr>
+          <w:p>
+            <w:r>
+              <w:rPr>
+                <w:sz w:val="18"/>
+              </w:rPr>
+              <w:t>Ajustable 0-80 psi</w:t>
+            </w:r>
+          </w:p>
+        </w:tc>
+      </w:tr>
+      <w:tr>
+        <w:tc>
+          <w:tcPr>
+            <w:tcW w:type="dxa" w:w="3453"/>
+            <w:shd w:val="clear" w:color="auto" w:fill="EEF2F6"/>
+          </w:tcPr>
+          <w:p>
+            <w:r>
+              <w:rPr>
+                <w:b/>
+                <w:sz w:val="18"/>
+              </w:rPr>
+              <w:t>Señales habilitadas</w:t>
+            </w:r>
+          </w:p>
+        </w:tc>
+        <w:tc>
+          <w:tcPr>
+            <w:tcW w:type="dxa" w:w="6412"/>
+          </w:tcPr>
+          <w:p>
+            <w:r>
+              <w:rPr>
+                <w:sz w:val="18"/>
+              </w:rPr>
+              <w:t>4-20mA dc, 4-12mA dc, 12-20mA dc</w:t>
+            </w:r>
+          </w:p>
+        </w:tc>
+      </w:tr>
+    </w:tbl>
+    <w:p/>
+    <w:p>
+      <w:r>
+        <w:t>Acción sugerida: Configurable. Set de aire sugerido: Ajustable 0-80 psi.</w:t>
+      </w:r>
+    </w:p>
+    <w:p>
+      <w:pPr>
+        <w:pStyle w:val="Heading2"/>
+      </w:pPr>
+      <w:r>
+        <w:t>10. Recomendaciones finales</w:t>
       </w:r>
     </w:p>
     <w:p>
@@ -16887,10 +21038,18 @@
     </w:p>
     <w:p>
       <w:pPr>
+        <w:pStyle w:val="ListBullet"/>
+      </w:pPr>
+      <w:r>
+        <w:t>Confirmar con el fabricante del actuador el modelo, el resorte y el ajuste de banco: el programa dimensiona con series genéricas y factores típicos de la industria.</w:t>
+      </w:r>
+    </w:p>
+    <w:p>
+      <w:pPr>
         <w:pStyle w:val="Heading2"/>
       </w:pPr>
       <w:r>
-        <w:t>10. Alcance y referencias</w:t>
+        <w:t>11. Alcance y referencias</w:t>
       </w:r>
     </w:p>
     <w:p>
@@ -16962,7 +21121,15 @@
         <w:pStyle w:val="ListBullet"/>
       </w:pPr>
       <w:r>
-        <w:t>Calculado con N25 Valves Sizing 0.8.2 de INSTRUMATIK S.A.S.. Software independiente de fabricantes.</w:t>
+        <w:t>Actuador: método de fuerzas A + B + C + D (vástago deslizante) y método de pares TB = A·ΔP + B, TD = C·ΔPef (rotativas), práctica de la industria de válvulas de control.</w:t>
+      </w:r>
+    </w:p>
+    <w:p>
+      <w:pPr>
+        <w:pStyle w:val="ListBullet"/>
+      </w:pPr>
+      <w:r>
+        <w:t>Calculado con N25 Valves Sizing 0.9.0 de INSTRUMATIK S.A.S.. Software independiente de fabricantes.</w:t>
       </w:r>
     </w:p>
     <w:sectPr>
@@ -16988,7 +21155,7 @@
       <w:rPr>
         <w:sz w:val="16"/>
       </w:rPr>
-      <w:t xml:space="preserve">N25 Valves Sizing 0.8.2 · Página </w:t>
+      <w:t xml:space="preserve">N25 Valves Sizing 0.9.0 · Página </w:t>
     </w:r>
     <w:r>
       <w:fldChar w:fldCharType="begin"/>

--- a/kit_workshop/resultados_de_referencia/Caso_B_media_vapor_sobrecalentado_resultados_N25.docx
+++ b/kit_workshop/resultados_de_referencia/Caso_B_media_vapor_sobrecalentado_resultados_N25.docx
@@ -2819,6 +2819,7 @@
               <w:rPr>
                 <w:sz w:val="18"/>
               </w:rPr>
+              <w:t>mm</w:t>
             </w:r>
           </w:p>
         </w:tc>
@@ -2835,7 +2836,7 @@
               <w:rPr>
                 <w:sz w:val="18"/>
               </w:rPr>
-              <w:t>6,1 mm (0,24 in)</w:t>
+              <w:t>6,10</w:t>
             </w:r>
           </w:p>
         </w:tc>
@@ -2852,7 +2853,7 @@
               <w:rPr>
                 <w:sz w:val="18"/>
               </w:rPr>
-              <w:t>9,9 mm (0,39 in)</w:t>
+              <w:t>9,90</w:t>
             </w:r>
           </w:p>
         </w:tc>
@@ -2869,7 +2870,7 @@
               <w:rPr>
                 <w:sz w:val="18"/>
               </w:rPr>
-              <w:t>15,9 mm (0,63 in)</w:t>
+              <w:t>15,9</w:t>
             </w:r>
           </w:p>
         </w:tc>
@@ -3575,6 +3576,7 @@
               <w:rPr>
                 <w:sz w:val="18"/>
               </w:rPr>
+              <w:t>mm</w:t>
             </w:r>
           </w:p>
         </w:tc>
@@ -3591,7 +3593,7 @@
               <w:rPr>
                 <w:sz w:val="18"/>
               </w:rPr>
-              <w:t>6,1 mm (0,24 in)</w:t>
+              <w:t>6,10</w:t>
             </w:r>
           </w:p>
         </w:tc>
@@ -3608,7 +3610,7 @@
               <w:rPr>
                 <w:sz w:val="18"/>
               </w:rPr>
-              <w:t>9,9 mm (0,39 in)</w:t>
+              <w:t>9,90</w:t>
             </w:r>
           </w:p>
         </w:tc>
@@ -3625,7 +3627,7 @@
               <w:rPr>
                 <w:sz w:val="18"/>
               </w:rPr>
-              <w:t>15,9 mm (0,63 in)</w:t>
+              <w:t>15,9</w:t>
             </w:r>
           </w:p>
         </w:tc>
@@ -5696,7 +5698,7 @@
     </w:p>
     <w:p>
       <w:r>
-        <w:t>Cuerpo (AUTOMÁTICO): ASTM A217 WC6 — acero 1¼Cr-½Mo fundido.</w:t>
+        <w:t>Cuerpo: ASTM A217 WC6 — acero 1¼Cr-½Mo fundido.</w:t>
       </w:r>
     </w:p>
     <w:p>
@@ -5765,7 +5767,7 @@
     </w:p>
     <w:p>
       <w:r>
-        <w:t>Bonete (AUTOMÁTICO): ASTM A217 WC6 — acero 1¼Cr-½Mo fundido.</w:t>
+        <w:t>Bonete: ASTM A217 WC6 — acero 1¼Cr-½Mo fundido.</w:t>
       </w:r>
     </w:p>
     <w:p>
@@ -5786,7 +5788,7 @@
     </w:p>
     <w:p>
       <w:r>
-        <w:t>Asiento (AUTOMÁTICO): 316 con recargue de Stellite 6 (asiento y/o superficie de guiado).</w:t>
+        <w:t>Asiento: 316 con recargue de Stellite 6 (asiento y/o superficie de guiado).</w:t>
       </w:r>
     </w:p>
     <w:p>
@@ -5855,7 +5857,7 @@
     </w:p>
     <w:p>
       <w:r>
-        <w:t>Jaula caracterizada (AUTOMÁTICO): Inoxidable 316 / 316L (A479, A276).</w:t>
+        <w:t>Jaula caracterizada: Inoxidable 316 / 316L (A479, A276).</w:t>
       </w:r>
     </w:p>
     <w:p>
@@ -5921,7 +5923,7 @@
     </w:p>
     <w:p>
       <w:r>
-        <w:t>Obturador (AUTOMÁTICO): 316 con recargue de Stellite 6 (asiento y/o superficie de guiado).</w:t>
+        <w:t>Obturador: 316 con recargue de Stellite 6 (asiento y/o superficie de guiado).</w:t>
       </w:r>
     </w:p>
     <w:p>
@@ -5990,7 +5992,7 @@
     </w:p>
     <w:p>
       <w:r>
-        <w:t>Vástago (AUTOMÁTICO): Inoxidable 316 / 316L (A479, A276).</w:t>
+        <w:t>Vástago: Inoxidable 316 / 316L (A479, A276).</w:t>
       </w:r>
     </w:p>
     <w:p>
@@ -6485,7 +6487,7 @@
     </w:p>
     <w:p>
       <w:r>
-        <w:t>Elegida (AUTOMÁTICO): Grafito simple: cinta moldeada + trenzas de carbono antiextrusión. Bonete: Prolongado con aletas para alta temperatura (bonete). T máxima 440 °C &gt; 427 °C: bonete prolongado con aletas para bajar la temperatura en la empaquetadura y proteger el actuador.</w:t>
+        <w:t>Elegida: Grafito simple: cinta moldeada + trenzas de carbono antiextrusión. Bonete: Prolongado con aletas para alta temperatura (bonete). T máxima 440 °C &gt; 427 °C: bonete prolongado con aletas para bajar la temperatura en la empaquetadura y proteger el actuador.</w:t>
       </w:r>
     </w:p>
     <w:p>
@@ -9919,6 +9921,7 @@
               <w:rPr>
                 <w:sz w:val="18"/>
               </w:rPr>
+              <w:t>mm</w:t>
             </w:r>
           </w:p>
         </w:tc>
@@ -9934,7 +9937,7 @@
               <w:rPr>
                 <w:sz w:val="18"/>
               </w:rPr>
-              <w:t>6,1 mm (0,24 in)</w:t>
+              <w:t>6,10</w:t>
             </w:r>
           </w:p>
         </w:tc>
@@ -9950,7 +9953,7 @@
               <w:rPr>
                 <w:sz w:val="18"/>
               </w:rPr>
-              <w:t>9,9 mm (0,39 in)</w:t>
+              <w:t>9,90</w:t>
             </w:r>
           </w:p>
         </w:tc>
@@ -9966,7 +9969,7 @@
               <w:rPr>
                 <w:sz w:val="18"/>
               </w:rPr>
-              <w:t>15,9 mm (0,63 in)</w:t>
+              <w:t>15,9</w:t>
             </w:r>
           </w:p>
         </w:tc>
@@ -11388,7 +11391,7 @@
               <w:rPr>
                 <w:sz w:val="18"/>
               </w:rPr>
-              <w:t>Mínimo: 6,1 mm (0,24 in) · Normal: 9,9 mm (0,39 in) · Máximo: 15,9 mm (0,63 in)</w:t>
+              <w:t>Mínimo: 6,10 mm · Normal: 9,90 mm · Máximo: 15,9 mm</w:t>
             </w:r>
           </w:p>
         </w:tc>
@@ -14958,6 +14961,7 @@
               <w:rPr>
                 <w:sz w:val="18"/>
               </w:rPr>
+              <w:t>mm</w:t>
             </w:r>
           </w:p>
         </w:tc>
@@ -14974,7 +14978,7 @@
               <w:rPr>
                 <w:sz w:val="18"/>
               </w:rPr>
-              <w:t>6,1 mm (0,24 in)</w:t>
+              <w:t>6,10</w:t>
             </w:r>
           </w:p>
         </w:tc>
@@ -14991,7 +14995,7 @@
               <w:rPr>
                 <w:sz w:val="18"/>
               </w:rPr>
-              <w:t>9,9 mm (0,39 in)</w:t>
+              <w:t>9,90</w:t>
             </w:r>
           </w:p>
         </w:tc>
@@ -15008,7 +15012,7 @@
               <w:rPr>
                 <w:sz w:val="18"/>
               </w:rPr>
-              <w:t>15,9 mm (0,63 in)</w:t>
+              <w:t>15,9</w:t>
             </w:r>
           </w:p>
         </w:tc>
@@ -18688,16 +18692,15 @@
         <w:tblLook w:firstColumn="1" w:firstRow="1" w:lastColumn="0" w:lastRow="0" w:noHBand="0" w:noVBand="1" w:val="04A0"/>
       </w:tblPr>
       <w:tblGrid>
-        <w:gridCol w:w="1973"/>
-        <w:gridCol w:w="1973"/>
-        <w:gridCol w:w="1973"/>
-        <w:gridCol w:w="1973"/>
-        <w:gridCol w:w="1973"/>
+        <w:gridCol w:w="2466"/>
+        <w:gridCol w:w="2466"/>
+        <w:gridCol w:w="2466"/>
+        <w:gridCol w:w="2466"/>
       </w:tblGrid>
       <w:tr>
         <w:tc>
           <w:tcPr>
-            <w:tcW w:type="dxa" w:w="1282"/>
+            <w:tcW w:type="dxa" w:w="1480"/>
             <w:shd w:val="clear" w:color="auto" w:fill="0D3B66"/>
           </w:tcPr>
           <w:p>
@@ -18713,7 +18716,7 @@
         </w:tc>
         <w:tc>
           <w:tcPr>
-            <w:tcW w:type="dxa" w:w="1085"/>
+            <w:tcW w:type="dxa" w:w="2959"/>
             <w:shd w:val="clear" w:color="auto" w:fill="0D3B66"/>
           </w:tcPr>
           <w:p>
@@ -18723,13 +18726,13 @@
                 <w:color w:val="FFFFFF"/>
                 <w:sz w:val="18"/>
               </w:rPr>
-              <w:t>Modo</w:t>
-            </w:r>
-          </w:p>
-        </w:tc>
-        <w:tc>
-          <w:tcPr>
-            <w:tcW w:type="dxa" w:w="2565"/>
+              <w:t>Material</w:t>
+            </w:r>
+          </w:p>
+        </w:tc>
+        <w:tc>
+          <w:tcPr>
+            <w:tcW w:type="dxa" w:w="1184"/>
             <w:shd w:val="clear" w:color="auto" w:fill="0D3B66"/>
           </w:tcPr>
           <w:p>
@@ -18739,13 +18742,13 @@
                 <w:color w:val="FFFFFF"/>
                 <w:sz w:val="18"/>
               </w:rPr>
-              <w:t>Material</w:t>
-            </w:r>
-          </w:p>
-        </w:tc>
-        <w:tc>
-          <w:tcPr>
-            <w:tcW w:type="dxa" w:w="1085"/>
+              <w:t>Dureza</w:t>
+            </w:r>
+          </w:p>
+        </w:tc>
+        <w:tc>
+          <w:tcPr>
+            <w:tcW w:type="dxa" w:w="4242"/>
             <w:shd w:val="clear" w:color="auto" w:fill="0D3B66"/>
           </w:tcPr>
           <w:p>
@@ -18755,22 +18758,6 @@
                 <w:color w:val="FFFFFF"/>
                 <w:sz w:val="18"/>
               </w:rPr>
-              <w:t>Dureza</w:t>
-            </w:r>
-          </w:p>
-        </w:tc>
-        <w:tc>
-          <w:tcPr>
-            <w:tcW w:type="dxa" w:w="3847"/>
-            <w:shd w:val="clear" w:color="auto" w:fill="0D3B66"/>
-          </w:tcPr>
-          <w:p>
-            <w:r>
-              <w:rPr>
-                <w:b/>
-                <w:color w:val="FFFFFF"/>
-                <w:sz w:val="18"/>
-              </w:rPr>
               <w:t>Justificación</w:t>
             </w:r>
           </w:p>
@@ -18779,7 +18766,7 @@
       <w:tr>
         <w:tc>
           <w:tcPr>
-            <w:tcW w:type="dxa" w:w="1282"/>
+            <w:tcW w:type="dxa" w:w="1480"/>
           </w:tcPr>
           <w:p>
             <w:r>
@@ -18792,20 +18779,20 @@
         </w:tc>
         <w:tc>
           <w:tcPr>
-            <w:tcW w:type="dxa" w:w="1085"/>
-          </w:tcPr>
-          <w:p>
-            <w:r>
-              <w:rPr>
-                <w:sz w:val="18"/>
-              </w:rPr>
-              <w:t>AUTOMÁTICO</w:t>
-            </w:r>
-          </w:p>
-        </w:tc>
-        <w:tc>
-          <w:tcPr>
-            <w:tcW w:type="dxa" w:w="2565"/>
+            <w:tcW w:type="dxa" w:w="2959"/>
+          </w:tcPr>
+          <w:p>
+            <w:r>
+              <w:rPr>
+                <w:sz w:val="18"/>
+              </w:rPr>
+              <w:t>ASTM A217 WC6 — acero 1¼Cr-½Mo fundido</w:t>
+            </w:r>
+          </w:p>
+        </w:tc>
+        <w:tc>
+          <w:tcPr>
+            <w:tcW w:type="dxa" w:w="1184"/>
           </w:tcPr>
           <w:p>
             <w:pPr>
@@ -18815,13 +18802,13 @@
               <w:rPr>
                 <w:sz w:val="18"/>
               </w:rPr>
-              <w:t>ASTM A217 WC6 — acero 1¼Cr-½Mo fundido</w:t>
-            </w:r>
-          </w:p>
-        </w:tc>
-        <w:tc>
-          <w:tcPr>
-            <w:tcW w:type="dxa" w:w="1085"/>
+              <w:t>170 HB</w:t>
+            </w:r>
+          </w:p>
+        </w:tc>
+        <w:tc>
+          <w:tcPr>
+            <w:tcW w:type="dxa" w:w="4242"/>
           </w:tcPr>
           <w:p>
             <w:pPr>
@@ -18831,13 +18818,41 @@
               <w:rPr>
                 <w:sz w:val="18"/>
               </w:rPr>
-              <w:t>170 HB</w:t>
-            </w:r>
-          </w:p>
-        </w:tc>
-        <w:tc>
-          <w:tcPr>
-            <w:tcW w:type="dxa" w:w="3847"/>
+              <w:t>Seleccionado: ASTM A217 WC6 — acero 1¼Cr-½Mo fundido (UNS J12072; ASTM A217 Gr. WC6).; Temperatura del servicio 384 a 440 °C dentro del rango del material (-29 a 595 °C).; Sin agentes corrosivos informados.</w:t>
+            </w:r>
+          </w:p>
+        </w:tc>
+      </w:tr>
+      <w:tr>
+        <w:tc>
+          <w:tcPr>
+            <w:tcW w:type="dxa" w:w="1480"/>
+          </w:tcPr>
+          <w:p>
+            <w:r>
+              <w:rPr>
+                <w:sz w:val="18"/>
+              </w:rPr>
+              <w:t>Bonete</w:t>
+            </w:r>
+          </w:p>
+        </w:tc>
+        <w:tc>
+          <w:tcPr>
+            <w:tcW w:type="dxa" w:w="2959"/>
+          </w:tcPr>
+          <w:p>
+            <w:r>
+              <w:rPr>
+                <w:sz w:val="18"/>
+              </w:rPr>
+              <w:t>ASTM A217 WC6 — acero 1¼Cr-½Mo fundido</w:t>
+            </w:r>
+          </w:p>
+        </w:tc>
+        <w:tc>
+          <w:tcPr>
+            <w:tcW w:type="dxa" w:w="1184"/>
           </w:tcPr>
           <w:p>
             <w:pPr>
@@ -18847,41 +18862,13 @@
               <w:rPr>
                 <w:sz w:val="18"/>
               </w:rPr>
-              <w:t>Seleccionado: ASTM A217 WC6 — acero 1¼Cr-½Mo fundido (UNS J12072; ASTM A217 Gr. WC6).; Temperatura del servicio 384 a 440 °C dentro del rango del material (-29 a 595 °C).; Sin agentes corrosivos informados.</w:t>
-            </w:r>
-          </w:p>
-        </w:tc>
-      </w:tr>
-      <w:tr>
-        <w:tc>
-          <w:tcPr>
-            <w:tcW w:type="dxa" w:w="1282"/>
-          </w:tcPr>
-          <w:p>
-            <w:r>
-              <w:rPr>
-                <w:sz w:val="18"/>
-              </w:rPr>
-              <w:t>Bonete</w:t>
-            </w:r>
-          </w:p>
-        </w:tc>
-        <w:tc>
-          <w:tcPr>
-            <w:tcW w:type="dxa" w:w="1085"/>
-          </w:tcPr>
-          <w:p>
-            <w:r>
-              <w:rPr>
-                <w:sz w:val="18"/>
-              </w:rPr>
-              <w:t>AUTOMÁTICO</w:t>
-            </w:r>
-          </w:p>
-        </w:tc>
-        <w:tc>
-          <w:tcPr>
-            <w:tcW w:type="dxa" w:w="2565"/>
+              <w:t>170 HB</w:t>
+            </w:r>
+          </w:p>
+        </w:tc>
+        <w:tc>
+          <w:tcPr>
+            <w:tcW w:type="dxa" w:w="4242"/>
           </w:tcPr>
           <w:p>
             <w:pPr>
@@ -18891,13 +18878,41 @@
               <w:rPr>
                 <w:sz w:val="18"/>
               </w:rPr>
-              <w:t>ASTM A217 WC6 — acero 1¼Cr-½Mo fundido</w:t>
-            </w:r>
-          </w:p>
-        </w:tc>
-        <w:tc>
-          <w:tcPr>
-            <w:tcW w:type="dxa" w:w="1085"/>
+              <w:t>El bonete se especifica del mismo material que el cuerpo (ASTM A217 WC6 — acero 1¼Cr-½Mo fundido) o de su equivalente forjado (A182 F11 Cl.2 (forja)), con el mismo grupo de ASME B16.34 y la misma resistencia química.</w:t>
+            </w:r>
+          </w:p>
+        </w:tc>
+      </w:tr>
+      <w:tr>
+        <w:tc>
+          <w:tcPr>
+            <w:tcW w:type="dxa" w:w="1480"/>
+          </w:tcPr>
+          <w:p>
+            <w:r>
+              <w:rPr>
+                <w:sz w:val="18"/>
+              </w:rPr>
+              <w:t>Asiento</w:t>
+            </w:r>
+          </w:p>
+        </w:tc>
+        <w:tc>
+          <w:tcPr>
+            <w:tcW w:type="dxa" w:w="2959"/>
+          </w:tcPr>
+          <w:p>
+            <w:r>
+              <w:rPr>
+                <w:sz w:val="18"/>
+              </w:rPr>
+              <w:t>316 con recargue de Stellite 6 (asiento y/o superficie de guiado)</w:t>
+            </w:r>
+          </w:p>
+        </w:tc>
+        <w:tc>
+          <w:tcPr>
+            <w:tcW w:type="dxa" w:w="1184"/>
           </w:tcPr>
           <w:p>
             <w:pPr>
@@ -18907,13 +18922,13 @@
               <w:rPr>
                 <w:sz w:val="18"/>
               </w:rPr>
-              <w:t>170 HB</w:t>
-            </w:r>
-          </w:p>
-        </w:tc>
-        <w:tc>
-          <w:tcPr>
-            <w:tcW w:type="dxa" w:w="3847"/>
+              <w:t>40 HRC (≈ 371 HB)</w:t>
+            </w:r>
+          </w:p>
+        </w:tc>
+        <w:tc>
+          <w:tcPr>
+            <w:tcW w:type="dxa" w:w="4242"/>
           </w:tcPr>
           <w:p>
             <w:pPr>
@@ -18923,7 +18938,7 @@
               <w:rPr>
                 <w:sz w:val="18"/>
               </w:rPr>
-              <w:t>El bonete se especifica del mismo material que el cuerpo (ASTM A217 WC6 — acero 1¼Cr-½Mo fundido) o de su equivalente forjado (A182 F11 Cl.2 (forja)), con el mismo grupo de ASME B16.34 y la misma resistencia química.</w:t>
+              <w:t>Seleccionado: 316 con recargue de Stellite 6 (asiento y/o superficie de guiado) (UNS S31600 + R30006; ASTM A479 316 + AWS A5.21 ERCoCr-A).; Temperatura del servicio 384 a 440 °C dentro del rango del material (-254 a 816 °C).; Sin agentes corrosivos informados.</w:t>
             </w:r>
           </w:p>
         </w:tc>
@@ -18931,33 +18946,33 @@
       <w:tr>
         <w:tc>
           <w:tcPr>
-            <w:tcW w:type="dxa" w:w="1282"/>
-          </w:tcPr>
-          <w:p>
-            <w:r>
-              <w:rPr>
-                <w:sz w:val="18"/>
-              </w:rPr>
-              <w:t>Asiento</w:t>
-            </w:r>
-          </w:p>
-        </w:tc>
-        <w:tc>
-          <w:tcPr>
-            <w:tcW w:type="dxa" w:w="1085"/>
-          </w:tcPr>
-          <w:p>
-            <w:r>
-              <w:rPr>
-                <w:sz w:val="18"/>
-              </w:rPr>
-              <w:t>AUTOMÁTICO</w:t>
-            </w:r>
-          </w:p>
-        </w:tc>
-        <w:tc>
-          <w:tcPr>
-            <w:tcW w:type="dxa" w:w="2565"/>
+            <w:tcW w:type="dxa" w:w="1480"/>
+          </w:tcPr>
+          <w:p>
+            <w:r>
+              <w:rPr>
+                <w:sz w:val="18"/>
+              </w:rPr>
+              <w:t>Jaula caracterizada</w:t>
+            </w:r>
+          </w:p>
+        </w:tc>
+        <w:tc>
+          <w:tcPr>
+            <w:tcW w:type="dxa" w:w="2959"/>
+          </w:tcPr>
+          <w:p>
+            <w:r>
+              <w:rPr>
+                <w:sz w:val="18"/>
+              </w:rPr>
+              <w:t>Inoxidable 316 / 316L (A479, A276)</w:t>
+            </w:r>
+          </w:p>
+        </w:tc>
+        <w:tc>
+          <w:tcPr>
+            <w:tcW w:type="dxa" w:w="1184"/>
           </w:tcPr>
           <w:p>
             <w:pPr>
@@ -18967,13 +18982,13 @@
               <w:rPr>
                 <w:sz w:val="18"/>
               </w:rPr>
-              <w:t>316 con recargue de Stellite 6 (asiento y/o superficie de guiado)</w:t>
-            </w:r>
-          </w:p>
-        </w:tc>
-        <w:tc>
-          <w:tcPr>
-            <w:tcW w:type="dxa" w:w="1085"/>
+              <w:t>150 HB</w:t>
+            </w:r>
+          </w:p>
+        </w:tc>
+        <w:tc>
+          <w:tcPr>
+            <w:tcW w:type="dxa" w:w="4242"/>
           </w:tcPr>
           <w:p>
             <w:pPr>
@@ -18983,13 +18998,41 @@
               <w:rPr>
                 <w:sz w:val="18"/>
               </w:rPr>
-              <w:t>40 HRC (≈ 371 HB)</w:t>
-            </w:r>
-          </w:p>
-        </w:tc>
-        <w:tc>
-          <w:tcPr>
-            <w:tcW w:type="dxa" w:w="3847"/>
+              <w:t>Seleccionado: Inoxidable 316 / 316L (A479, A276) (UNS S31600 / S31603; ASTM A479 / A276 316).; Temperatura del servicio 384 a 440 °C dentro del rango del material (-254 a 816 °C).; Sin agentes corrosivos informados.</w:t>
+            </w:r>
+          </w:p>
+        </w:tc>
+      </w:tr>
+      <w:tr>
+        <w:tc>
+          <w:tcPr>
+            <w:tcW w:type="dxa" w:w="1480"/>
+          </w:tcPr>
+          <w:p>
+            <w:r>
+              <w:rPr>
+                <w:sz w:val="18"/>
+              </w:rPr>
+              <w:t>Guía</w:t>
+            </w:r>
+          </w:p>
+        </w:tc>
+        <w:tc>
+          <w:tcPr>
+            <w:tcW w:type="dxa" w:w="2959"/>
+          </w:tcPr>
+          <w:p>
+            <w:r>
+              <w:rPr>
+                <w:sz w:val="18"/>
+              </w:rPr>
+              <w:t>No aplica</w:t>
+            </w:r>
+          </w:p>
+        </w:tc>
+        <w:tc>
+          <w:tcPr>
+            <w:tcW w:type="dxa" w:w="1184"/>
           </w:tcPr>
           <w:p>
             <w:pPr>
@@ -18999,41 +19042,13 @@
               <w:rPr>
                 <w:sz w:val="18"/>
               </w:rPr>
-              <w:t>Seleccionado: 316 con recargue de Stellite 6 (asiento y/o superficie de guiado) (UNS S31600 + R30006; ASTM A479 316 + AWS A5.21 ERCoCr-A).; Temperatura del servicio 384 a 440 °C dentro del rango del material (-254 a 816 °C).; Sin agentes corrosivos informados.</w:t>
-            </w:r>
-          </w:p>
-        </w:tc>
-      </w:tr>
-      <w:tr>
-        <w:tc>
-          <w:tcPr>
-            <w:tcW w:type="dxa" w:w="1282"/>
-          </w:tcPr>
-          <w:p>
-            <w:r>
-              <w:rPr>
-                <w:sz w:val="18"/>
-              </w:rPr>
-              <w:t>Jaula caracterizada</w:t>
-            </w:r>
-          </w:p>
-        </w:tc>
-        <w:tc>
-          <w:tcPr>
-            <w:tcW w:type="dxa" w:w="1085"/>
-          </w:tcPr>
-          <w:p>
-            <w:r>
-              <w:rPr>
-                <w:sz w:val="18"/>
-              </w:rPr>
-              <w:t>AUTOMÁTICO</w:t>
-            </w:r>
-          </w:p>
-        </w:tc>
-        <w:tc>
-          <w:tcPr>
-            <w:tcW w:type="dxa" w:w="2565"/>
+              <w:t>—</w:t>
+            </w:r>
+          </w:p>
+        </w:tc>
+        <w:tc>
+          <w:tcPr>
+            <w:tcW w:type="dxa" w:w="4242"/>
           </w:tcPr>
           <w:p>
             <w:pPr>
@@ -19043,13 +19058,40 @@
               <w:rPr>
                 <w:sz w:val="18"/>
               </w:rPr>
-              <w:t>Inoxidable 316 / 316L (A479, A276)</w:t>
-            </w:r>
-          </w:p>
-        </w:tc>
-        <w:tc>
-          <w:tcPr>
-            <w:tcW w:type="dxa" w:w="1085"/>
+            </w:r>
+          </w:p>
+        </w:tc>
+      </w:tr>
+      <w:tr>
+        <w:tc>
+          <w:tcPr>
+            <w:tcW w:type="dxa" w:w="1480"/>
+          </w:tcPr>
+          <w:p>
+            <w:r>
+              <w:rPr>
+                <w:sz w:val="18"/>
+              </w:rPr>
+              <w:t>Obturador</w:t>
+            </w:r>
+          </w:p>
+        </w:tc>
+        <w:tc>
+          <w:tcPr>
+            <w:tcW w:type="dxa" w:w="2959"/>
+          </w:tcPr>
+          <w:p>
+            <w:r>
+              <w:rPr>
+                <w:sz w:val="18"/>
+              </w:rPr>
+              <w:t>316 con recargue de Stellite 6 (asiento y/o superficie de guiado)</w:t>
+            </w:r>
+          </w:p>
+        </w:tc>
+        <w:tc>
+          <w:tcPr>
+            <w:tcW w:type="dxa" w:w="1184"/>
           </w:tcPr>
           <w:p>
             <w:pPr>
@@ -19059,13 +19101,13 @@
               <w:rPr>
                 <w:sz w:val="18"/>
               </w:rPr>
-              <w:t>150 HB</w:t>
-            </w:r>
-          </w:p>
-        </w:tc>
-        <w:tc>
-          <w:tcPr>
-            <w:tcW w:type="dxa" w:w="3847"/>
+              <w:t>40 HRC (≈ 371 HB)</w:t>
+            </w:r>
+          </w:p>
+        </w:tc>
+        <w:tc>
+          <w:tcPr>
+            <w:tcW w:type="dxa" w:w="4242"/>
           </w:tcPr>
           <w:p>
             <w:pPr>
@@ -19075,7 +19117,7 @@
               <w:rPr>
                 <w:sz w:val="18"/>
               </w:rPr>
-              <w:t>Seleccionado: Inoxidable 316 / 316L (A479, A276) (UNS S31600 / S31603; ASTM A479 / A276 316).; Temperatura del servicio 384 a 440 °C dentro del rango del material (-254 a 816 °C).; Sin agentes corrosivos informados.</w:t>
+              <w:t>Seleccionado: 316 con recargue de Stellite 6 (asiento y/o superficie de guiado) (UNS S31600 + R30006; ASTM A479 316 + AWS A5.21 ERCoCr-A).; Temperatura del servicio 384 a 440 °C dentro del rango del material (-254 a 816 °C).; Sin agentes corrosivos informados.</w:t>
             </w:r>
           </w:p>
         </w:tc>
@@ -19083,33 +19125,33 @@
       <w:tr>
         <w:tc>
           <w:tcPr>
-            <w:tcW w:type="dxa" w:w="1282"/>
-          </w:tcPr>
-          <w:p>
-            <w:r>
-              <w:rPr>
-                <w:sz w:val="18"/>
-              </w:rPr>
-              <w:t>Guía</w:t>
-            </w:r>
-          </w:p>
-        </w:tc>
-        <w:tc>
-          <w:tcPr>
-            <w:tcW w:type="dxa" w:w="1085"/>
-          </w:tcPr>
-          <w:p>
-            <w:r>
-              <w:rPr>
-                <w:sz w:val="18"/>
-              </w:rPr>
-              <w:t>—</w:t>
-            </w:r>
-          </w:p>
-        </w:tc>
-        <w:tc>
-          <w:tcPr>
-            <w:tcW w:type="dxa" w:w="2565"/>
+            <w:tcW w:type="dxa" w:w="1480"/>
+          </w:tcPr>
+          <w:p>
+            <w:r>
+              <w:rPr>
+                <w:sz w:val="18"/>
+              </w:rPr>
+              <w:t>Vástago</w:t>
+            </w:r>
+          </w:p>
+        </w:tc>
+        <w:tc>
+          <w:tcPr>
+            <w:tcW w:type="dxa" w:w="2959"/>
+          </w:tcPr>
+          <w:p>
+            <w:r>
+              <w:rPr>
+                <w:sz w:val="18"/>
+              </w:rPr>
+              <w:t>Inoxidable 316 / 316L (A479, A276)</w:t>
+            </w:r>
+          </w:p>
+        </w:tc>
+        <w:tc>
+          <w:tcPr>
+            <w:tcW w:type="dxa" w:w="1184"/>
           </w:tcPr>
           <w:p>
             <w:pPr>
@@ -19119,180 +19161,13 @@
               <w:rPr>
                 <w:sz w:val="18"/>
               </w:rPr>
-              <w:t>No aplica</w:t>
-            </w:r>
-          </w:p>
-        </w:tc>
-        <w:tc>
-          <w:tcPr>
-            <w:tcW w:type="dxa" w:w="1085"/>
-          </w:tcPr>
-          <w:p>
-            <w:pPr>
-              <w:jc w:val="right"/>
-            </w:pPr>
-            <w:r>
-              <w:rPr>
-                <w:sz w:val="18"/>
-              </w:rPr>
-              <w:t>—</w:t>
-            </w:r>
-          </w:p>
-        </w:tc>
-        <w:tc>
-          <w:tcPr>
-            <w:tcW w:type="dxa" w:w="3847"/>
-          </w:tcPr>
-          <w:p>
-            <w:pPr>
-              <w:jc w:val="right"/>
-            </w:pPr>
-            <w:r>
-              <w:rPr>
-                <w:sz w:val="18"/>
-              </w:rPr>
-            </w:r>
-          </w:p>
-        </w:tc>
-      </w:tr>
-      <w:tr>
-        <w:tc>
-          <w:tcPr>
-            <w:tcW w:type="dxa" w:w="1282"/>
-          </w:tcPr>
-          <w:p>
-            <w:r>
-              <w:rPr>
-                <w:sz w:val="18"/>
-              </w:rPr>
-              <w:t>Obturador</w:t>
-            </w:r>
-          </w:p>
-        </w:tc>
-        <w:tc>
-          <w:tcPr>
-            <w:tcW w:type="dxa" w:w="1085"/>
-          </w:tcPr>
-          <w:p>
-            <w:r>
-              <w:rPr>
-                <w:sz w:val="18"/>
-              </w:rPr>
-              <w:t>AUTOMÁTICO</w:t>
-            </w:r>
-          </w:p>
-        </w:tc>
-        <w:tc>
-          <w:tcPr>
-            <w:tcW w:type="dxa" w:w="2565"/>
-          </w:tcPr>
-          <w:p>
-            <w:pPr>
-              <w:jc w:val="right"/>
-            </w:pPr>
-            <w:r>
-              <w:rPr>
-                <w:sz w:val="18"/>
-              </w:rPr>
-              <w:t>316 con recargue de Stellite 6 (asiento y/o superficie de guiado)</w:t>
-            </w:r>
-          </w:p>
-        </w:tc>
-        <w:tc>
-          <w:tcPr>
-            <w:tcW w:type="dxa" w:w="1085"/>
-          </w:tcPr>
-          <w:p>
-            <w:pPr>
-              <w:jc w:val="right"/>
-            </w:pPr>
-            <w:r>
-              <w:rPr>
-                <w:sz w:val="18"/>
-              </w:rPr>
-              <w:t>40 HRC (≈ 371 HB)</w:t>
-            </w:r>
-          </w:p>
-        </w:tc>
-        <w:tc>
-          <w:tcPr>
-            <w:tcW w:type="dxa" w:w="3847"/>
-          </w:tcPr>
-          <w:p>
-            <w:pPr>
-              <w:jc w:val="right"/>
-            </w:pPr>
-            <w:r>
-              <w:rPr>
-                <w:sz w:val="18"/>
-              </w:rPr>
-              <w:t>Seleccionado: 316 con recargue de Stellite 6 (asiento y/o superficie de guiado) (UNS S31600 + R30006; ASTM A479 316 + AWS A5.21 ERCoCr-A).; Temperatura del servicio 384 a 440 °C dentro del rango del material (-254 a 816 °C).; Sin agentes corrosivos informados.</w:t>
-            </w:r>
-          </w:p>
-        </w:tc>
-      </w:tr>
-      <w:tr>
-        <w:tc>
-          <w:tcPr>
-            <w:tcW w:type="dxa" w:w="1282"/>
-          </w:tcPr>
-          <w:p>
-            <w:r>
-              <w:rPr>
-                <w:sz w:val="18"/>
-              </w:rPr>
-              <w:t>Vástago</w:t>
-            </w:r>
-          </w:p>
-        </w:tc>
-        <w:tc>
-          <w:tcPr>
-            <w:tcW w:type="dxa" w:w="1085"/>
-          </w:tcPr>
-          <w:p>
-            <w:r>
-              <w:rPr>
-                <w:sz w:val="18"/>
-              </w:rPr>
-              <w:t>AUTOMÁTICO</w:t>
-            </w:r>
-          </w:p>
-        </w:tc>
-        <w:tc>
-          <w:tcPr>
-            <w:tcW w:type="dxa" w:w="2565"/>
-          </w:tcPr>
-          <w:p>
-            <w:pPr>
-              <w:jc w:val="right"/>
-            </w:pPr>
-            <w:r>
-              <w:rPr>
-                <w:sz w:val="18"/>
-              </w:rPr>
-              <w:t>Inoxidable 316 / 316L (A479, A276)</w:t>
-            </w:r>
-          </w:p>
-        </w:tc>
-        <w:tc>
-          <w:tcPr>
-            <w:tcW w:type="dxa" w:w="1085"/>
-          </w:tcPr>
-          <w:p>
-            <w:pPr>
-              <w:jc w:val="right"/>
-            </w:pPr>
-            <w:r>
-              <w:rPr>
-                <w:sz w:val="18"/>
-              </w:rPr>
               <w:t>150 HB</w:t>
             </w:r>
           </w:p>
         </w:tc>
         <w:tc>
           <w:tcPr>
-            <w:tcW w:type="dxa" w:w="3847"/>
+            <w:tcW w:type="dxa" w:w="4242"/>
           </w:tcPr>
           <w:p>
             <w:pPr>
@@ -19635,7 +19510,7 @@
               <w:rPr>
                 <w:sz w:val="18"/>
               </w:rPr>
-              <w:t>Grafito simple: cinta moldeada + trenzas de carbono antiextrusión (AUTOMÁTICO)</w:t>
+              <w:t>Grafito simple: cinta moldeada + trenzas de carbono antiextrusión</w:t>
             </w:r>
           </w:p>
         </w:tc>
@@ -21129,7 +21004,7 @@
         <w:pStyle w:val="ListBullet"/>
       </w:pPr>
       <w:r>
-        <w:t>Calculado con N25 Valves Sizing 0.9.0 de INSTRUMATIK S.A.S.. Software independiente de fabricantes.</w:t>
+        <w:t>Calculado con N25 Valves Sizing 0.10.0 de INSTRUMATIK S.A.S.. Software independiente de fabricantes.</w:t>
       </w:r>
     </w:p>
     <w:sectPr>
@@ -21155,7 +21030,7 @@
       <w:rPr>
         <w:sz w:val="16"/>
       </w:rPr>
-      <w:t xml:space="preserve">N25 Valves Sizing 0.9.0 · Página </w:t>
+      <w:t xml:space="preserve">N25 Valves Sizing 0.10.0 · Página </w:t>
     </w:r>
     <w:r>
       <w:fldChar w:fldCharType="begin"/>

--- a/kit_workshop/resultados_de_referencia/Caso_B_media_vapor_sobrecalentado_resultados_N25.docx
+++ b/kit_workshop/resultados_de_referencia/Caso_B_media_vapor_sobrecalentado_resultados_N25.docx
@@ -2806,7 +2806,7 @@
               <w:rPr>
                 <w:sz w:val="18"/>
               </w:rPr>
-              <w:t>Carrera = apertura × carrera nominal (1 1/2 in (38,1 mm) estimada; puerto 2 5/8 in (66,7 mm) estimado)</w:t>
+              <w:t>Carrera = apertura × carrera nominal (1 1/2 in (38,1 mm) estimada; puerto 3 7/16 in (87,3 mm) estimado)</w:t>
             </w:r>
           </w:p>
         </w:tc>
@@ -6765,7 +6765,7 @@
               <w:rPr>
                 <w:sz w:val="18"/>
               </w:rPr>
-              <w:t>2,07 kN (466 lbf)</w:t>
+              <w:t>2,33 kN (525 lbf)</w:t>
             </w:r>
           </w:p>
         </w:tc>
@@ -6781,7 +6781,7 @@
               <w:rPr>
                 <w:sz w:val="18"/>
               </w:rPr>
-              <w:t>ΔP·A_desb + P1·A_vástago = 623,7·0,305 + 623,7·0,442</w:t>
+              <w:t>ΔP·A_desb + P1·A_vástago = 623,7·0,400 + 623,7·0,442</w:t>
             </w:r>
           </w:p>
         </w:tc>
@@ -6809,7 +6809,7 @@
               <w:rPr>
                 <w:sz w:val="18"/>
               </w:rPr>
-              <w:t>5,50 kN (1.237 lbf)</w:t>
+              <w:t>7,21 kN (1.620 lbf)</w:t>
             </w:r>
           </w:p>
         </w:tc>
@@ -6825,7 +6825,7 @@
               <w:rPr>
                 <w:sz w:val="18"/>
               </w:rPr>
-              <w:t>150·PC (clase IV, sello de balanceo); PC = π·2,625 in</w:t>
+              <w:t>150·PC (clase IV, sello de balanceo); PC = π·3,438 in</w:t>
             </w:r>
           </w:p>
         </w:tc>
@@ -6941,7 +6941,7 @@
               <w:rPr>
                 <w:sz w:val="18"/>
               </w:rPr>
-              <w:t>10,51 kN (2.363 lbf)</w:t>
+              <w:t>12,48 kN (2.805 lbf)</w:t>
             </w:r>
           </w:p>
         </w:tc>
@@ -6984,7 +6984,7 @@
               <w:rPr>
                 <w:sz w:val="18"/>
               </w:rPr>
-              <w:t>3,78 kN (850 lbf)</w:t>
+              <w:t>4,04 kN (909 lbf)</w:t>
             </w:r>
           </w:p>
         </w:tc>
@@ -7000,7 +7000,7 @@
               <w:rPr>
                 <w:sz w:val="18"/>
               </w:rPr>
-              <w:t>Término de presión que retiene + C + D (B = 0): ΔP·A_desb = 623,7·0,305</w:t>
+              <w:t>Término de presión que retiene + C + D (B = 0): ΔP·A_desb = 623,7·0,400</w:t>
             </w:r>
           </w:p>
         </w:tc>
@@ -7109,7 +7109,7 @@
               <w:rPr>
                 <w:sz w:val="18"/>
               </w:rPr>
-              <w:t>5,412 in²</w:t>
+              <w:t>9,281 in²</w:t>
             </w:r>
           </w:p>
         </w:tc>
@@ -7181,7 +7181,7 @@
               <w:rPr>
                 <w:sz w:val="18"/>
               </w:rPr>
-              <w:t>ΔP·A_desb + P1·A_vástago = 623,7·0,305 + 623,7·0,442</w:t>
+              <w:t>ΔP·A_desb + P1·A_vástago = 623,7·0,400 + 623,7·0,442</w:t>
             </w:r>
           </w:p>
         </w:tc>
@@ -7197,7 +7197,7 @@
               <w:rPr>
                 <w:sz w:val="18"/>
               </w:rPr>
-              <w:t>2,07 kN (466 lbf)</w:t>
+              <w:t>2,33 kN (525 lbf)</w:t>
             </w:r>
           </w:p>
         </w:tc>
@@ -7241,7 +7241,7 @@
               <w:rPr>
                 <w:sz w:val="18"/>
               </w:rPr>
-              <w:t>5,50 kN (1.237 lbf)</w:t>
+              <w:t>7,21 kN (1.620 lbf)</w:t>
             </w:r>
           </w:p>
         </w:tc>
@@ -7329,7 +7329,7 @@
               <w:rPr>
                 <w:sz w:val="18"/>
               </w:rPr>
-              <w:t>10,51 kN (2.363 lbf)</w:t>
+              <w:t>12,48 kN (2.805 lbf)</w:t>
             </w:r>
           </w:p>
         </w:tc>
@@ -7373,7 +7373,7 @@
               <w:rPr>
                 <w:sz w:val="18"/>
               </w:rPr>
-              <w:t>3,78 kN (850 lbf)</w:t>
+              <w:t>4,04 kN (909 lbf)</w:t>
             </w:r>
           </w:p>
         </w:tc>
@@ -7417,7 +7417,7 @@
               <w:rPr>
                 <w:sz w:val="18"/>
               </w:rPr>
-              <w:t>11,56 kN (2.599 lbf)</w:t>
+              <w:t>13,72 kN (3.085 lbf)</w:t>
             </w:r>
           </w:p>
         </w:tc>
@@ -7461,7 +7461,7 @@
               <w:rPr>
                 <w:sz w:val="18"/>
               </w:rPr>
-              <w:t>17,0 psig</w:t>
+              <w:t>20,0 psig</w:t>
             </w:r>
           </w:p>
         </w:tc>
@@ -7505,7 +7505,7 @@
               <w:rPr>
                 <w:sz w:val="18"/>
               </w:rPr>
-              <w:t>34,0 psig</w:t>
+              <w:t>37,0 psig</w:t>
             </w:r>
           </w:p>
         </w:tc>
@@ -7593,7 +7593,7 @@
               <w:rPr>
                 <w:sz w:val="18"/>
               </w:rPr>
-              <w:t>2,76 bar g (40,0 psig)</w:t>
+              <w:t>2,99 bar g (43,4 psig)</w:t>
             </w:r>
           </w:p>
         </w:tc>
@@ -8033,7 +8033,7 @@
               <w:rPr>
                 <w:sz w:val="18"/>
               </w:rPr>
-              <w:t>17,0 – 34,0 psig (1,17 – 2,34 bar g)</w:t>
+              <w:t>20,0 – 37,0 psig (1,38 – 2,55 bar g)</w:t>
             </w:r>
           </w:p>
         </w:tc>
@@ -8089,7 +8089,7 @@
               <w:rPr>
                 <w:sz w:val="18"/>
               </w:rPr>
-              <w:t>38,1 mm (1,500 in)</w:t>
+              <w:t>44,8 mm (1,765 in)</w:t>
             </w:r>
           </w:p>
         </w:tc>
@@ -8117,7 +8117,7 @@
               <w:rPr>
                 <w:sz w:val="18"/>
               </w:rPr>
-              <w:t>23,59 kN (5.304 lbf)</w:t>
+              <w:t>25,68 kN (5.772 lbf)</w:t>
             </w:r>
           </w:p>
         </w:tc>
@@ -8145,7 +8145,7 @@
               <w:rPr>
                 <w:sz w:val="18"/>
               </w:rPr>
-              <w:t>2,76 bar g (40,0 psig)</w:t>
+              <w:t>2,99 bar g (43,4 psig)</w:t>
             </w:r>
           </w:p>
         </w:tc>
@@ -8173,7 +8173,7 @@
               <w:rPr>
                 <w:sz w:val="18"/>
               </w:rPr>
-              <w:t>11,80 kN (2.652 lbf)</w:t>
+              <w:t>13,88 kN (3.120 lbf)</w:t>
             </w:r>
           </w:p>
         </w:tc>
@@ -8201,7 +8201,7 @@
               <w:rPr>
                 <w:sz w:val="18"/>
               </w:rPr>
-              <w:t>11,10 kN (2.496 lbf)</w:t>
+              <w:t>9,02 kN (2.028 lbf)</w:t>
             </w:r>
           </w:p>
         </w:tc>
@@ -8229,7 +8229,7 @@
               <w:rPr>
                 <w:sz w:val="18"/>
               </w:rPr>
-              <w:t>0,69 bar g (10,0 psig)</w:t>
+              <w:t>0,45 bar g (6,6 psig)</w:t>
             </w:r>
           </w:p>
         </w:tc>
@@ -8257,7 +8257,7 @@
               <w:rPr>
                 <w:sz w:val="18"/>
               </w:rPr>
-              <w:t>155 lbf/in (Kn = 0,51 in, ΔP con caudal 305 psi)</w:t>
+              <w:t>233 lbf/in (Kn = 0,76 in, ΔP con caudal 305 psi)</w:t>
             </w:r>
           </w:p>
         </w:tc>
@@ -8285,7 +8285,7 @@
               <w:rPr>
                 <w:sz w:val="18"/>
               </w:rPr>
-              <w:t>11,80 kN (2.652 lbf) / 30,06 kN (6.759 lbf) (316 endurecido, 440 °C)</w:t>
+              <w:t>13,88 kN (3.120 lbf) / 30,06 kN (6.759 lbf) (316 endurecido, 440 °C)</w:t>
             </w:r>
           </w:p>
         </w:tc>
@@ -11331,7 +11331,7 @@
               <w:rPr>
                 <w:sz w:val="18"/>
               </w:rPr>
-              <w:t>2 5/8 in (66,7 mm) estimado</w:t>
+              <w:t>3 7/16 in (87,3 mm) estimado</w:t>
             </w:r>
           </w:p>
         </w:tc>
@@ -11953,7 +11953,7 @@
               <w:rPr>
                 <w:sz w:val="18"/>
               </w:rPr>
-              <w:t>11,56 kN (2.599 lbf)</w:t>
+              <w:t>13,72 kN (3.085 lbf)</w:t>
             </w:r>
           </w:p>
         </w:tc>
@@ -12223,7 +12223,7 @@
               <w:rPr>
                 <w:sz w:val="18"/>
               </w:rPr>
-              <w:t>17,0 – 34,0 psig (1,17 – 2,34 bar g)</w:t>
+              <w:t>20,0 – 37,0 psig (1,38 – 2,55 bar g)</w:t>
             </w:r>
           </w:p>
         </w:tc>
@@ -12283,7 +12283,7 @@
               <w:rPr>
                 <w:sz w:val="18"/>
               </w:rPr>
-              <w:t>38,1 mm (1,500 in)</w:t>
+              <w:t>44,8 mm (1,765 in)</w:t>
             </w:r>
           </w:p>
         </w:tc>
@@ -12313,7 +12313,7 @@
               <w:rPr>
                 <w:sz w:val="18"/>
               </w:rPr>
-              <w:t>23,59 kN (5.304 lbf)</w:t>
+              <w:t>25,68 kN (5.772 lbf)</w:t>
             </w:r>
           </w:p>
         </w:tc>
@@ -12343,7 +12343,7 @@
               <w:rPr>
                 <w:sz w:val="18"/>
               </w:rPr>
-              <w:t>2,76 bar g (40,0 psig)</w:t>
+              <w:t>2,99 bar g (43,4 psig)</w:t>
             </w:r>
           </w:p>
         </w:tc>
@@ -12373,7 +12373,7 @@
               <w:rPr>
                 <w:sz w:val="18"/>
               </w:rPr>
-              <w:t>11,80 kN (2.652 lbf)</w:t>
+              <w:t>13,88 kN (3.120 lbf)</w:t>
             </w:r>
           </w:p>
         </w:tc>
@@ -12403,7 +12403,7 @@
               <w:rPr>
                 <w:sz w:val="18"/>
               </w:rPr>
-              <w:t>11,10 kN (2.496 lbf)</w:t>
+              <w:t>9,02 kN (2.028 lbf)</w:t>
             </w:r>
           </w:p>
         </w:tc>
@@ -12433,7 +12433,7 @@
               <w:rPr>
                 <w:sz w:val="18"/>
               </w:rPr>
-              <w:t>0,69 bar g (10,0 psig)</w:t>
+              <w:t>0,45 bar g (6,6 psig)</w:t>
             </w:r>
           </w:p>
         </w:tc>
@@ -12463,7 +12463,7 @@
               <w:rPr>
                 <w:sz w:val="18"/>
               </w:rPr>
-              <w:t>155 lbf/in (Kn = 0,51 in, ΔP con caudal 305 psi)</w:t>
+              <w:t>233 lbf/in (Kn = 0,76 in, ΔP con caudal 305 psi)</w:t>
             </w:r>
           </w:p>
         </w:tc>
@@ -12493,7 +12493,7 @@
               <w:rPr>
                 <w:sz w:val="18"/>
               </w:rPr>
-              <w:t>11,80 kN (2.652 lbf) / 30,06 kN (6.759 lbf) (316 endurecido, 440 °C)</w:t>
+              <w:t>13,88 kN (3.120 lbf) / 30,06 kN (6.759 lbf) (316 endurecido, 440 °C)</w:t>
             </w:r>
           </w:p>
         </w:tc>
@@ -18301,7 +18301,7 @@
         <w:pStyle w:val="ListBullet"/>
       </w:pPr>
       <w:r>
-        <w:t>Regular la alimentación entre 2,76 bar g (40,0 psig) y 3,45 bar g (50,0 psig) con el set de aire (solapa 5).</w:t>
+        <w:t>Regular la alimentación entre 2,99 bar g (43,4 psig) y 3,45 bar g (50,0 psig) con el set de aire (solapa 5).</w:t>
       </w:r>
     </w:p>
     <w:p>
@@ -19753,7 +19753,7 @@
               <w:rPr>
                 <w:sz w:val="18"/>
               </w:rPr>
-              <w:t>2,07 kN (466 lbf)</w:t>
+              <w:t>2,33 kN (525 lbf)</w:t>
             </w:r>
           </w:p>
         </w:tc>
@@ -19781,7 +19781,7 @@
               <w:rPr>
                 <w:sz w:val="18"/>
               </w:rPr>
-              <w:t>5,50 kN (1.237 lbf)</w:t>
+              <w:t>7,21 kN (1.620 lbf)</w:t>
             </w:r>
           </w:p>
         </w:tc>
@@ -19865,7 +19865,7 @@
               <w:rPr>
                 <w:sz w:val="18"/>
               </w:rPr>
-              <w:t>10,51 kN (2.363 lbf)</w:t>
+              <w:t>12,48 kN (2.805 lbf)</w:t>
             </w:r>
           </w:p>
         </w:tc>
@@ -19893,7 +19893,7 @@
               <w:rPr>
                 <w:sz w:val="18"/>
               </w:rPr>
-              <w:t>3,78 kN (850 lbf)</w:t>
+              <w:t>4,04 kN (909 lbf)</w:t>
             </w:r>
           </w:p>
         </w:tc>
@@ -20327,7 +20327,7 @@
               <w:rPr>
                 <w:sz w:val="18"/>
               </w:rPr>
-              <w:t>17,0 – 34,0 psig (1,17 – 2,34 bar g)</w:t>
+              <w:t>20,0 – 37,0 psig (1,38 – 2,55 bar g)</w:t>
             </w:r>
           </w:p>
         </w:tc>
@@ -20387,7 +20387,7 @@
               <w:rPr>
                 <w:sz w:val="18"/>
               </w:rPr>
-              <w:t>38,1 mm (1,500 in)</w:t>
+              <w:t>44,8 mm (1,765 in)</w:t>
             </w:r>
           </w:p>
         </w:tc>
@@ -20417,7 +20417,7 @@
               <w:rPr>
                 <w:sz w:val="18"/>
               </w:rPr>
-              <w:t>23,59 kN (5.304 lbf)</w:t>
+              <w:t>25,68 kN (5.772 lbf)</w:t>
             </w:r>
           </w:p>
         </w:tc>
@@ -20447,7 +20447,7 @@
               <w:rPr>
                 <w:sz w:val="18"/>
               </w:rPr>
-              <w:t>2,76 bar g (40,0 psig)</w:t>
+              <w:t>2,99 bar g (43,4 psig)</w:t>
             </w:r>
           </w:p>
         </w:tc>
@@ -20477,7 +20477,7 @@
               <w:rPr>
                 <w:sz w:val="18"/>
               </w:rPr>
-              <w:t>11,80 kN (2.652 lbf)</w:t>
+              <w:t>13,88 kN (3.120 lbf)</w:t>
             </w:r>
           </w:p>
         </w:tc>
@@ -20507,7 +20507,7 @@
               <w:rPr>
                 <w:sz w:val="18"/>
               </w:rPr>
-              <w:t>11,10 kN (2.496 lbf)</w:t>
+              <w:t>9,02 kN (2.028 lbf)</w:t>
             </w:r>
           </w:p>
         </w:tc>
@@ -20537,7 +20537,7 @@
               <w:rPr>
                 <w:sz w:val="18"/>
               </w:rPr>
-              <w:t>0,69 bar g (10,0 psig)</w:t>
+              <w:t>0,45 bar g (6,6 psig)</w:t>
             </w:r>
           </w:p>
         </w:tc>
@@ -20567,7 +20567,7 @@
               <w:rPr>
                 <w:sz w:val="18"/>
               </w:rPr>
-              <w:t>155 lbf/in (Kn = 0,51 in, ΔP con caudal 305 psi)</w:t>
+              <w:t>233 lbf/in (Kn = 0,76 in, ΔP con caudal 305 psi)</w:t>
             </w:r>
           </w:p>
         </w:tc>
@@ -20597,7 +20597,7 @@
               <w:rPr>
                 <w:sz w:val="18"/>
               </w:rPr>
-              <w:t>11,80 kN (2.652 lbf) / 30,06 kN (6.759 lbf) (316 endurecido, 440 °C)</w:t>
+              <w:t>13,88 kN (3.120 lbf) / 30,06 kN (6.759 lbf) (316 endurecido, 440 °C)</w:t>
             </w:r>
           </w:p>
         </w:tc>
@@ -21004,7 +21004,7 @@
         <w:pStyle w:val="ListBullet"/>
       </w:pPr>
       <w:r>
-        <w:t>Calculado con N25 Valves Sizing 0.10.0 de INSTRUMATIK S.A.S.. Software independiente de fabricantes.</w:t>
+        <w:t>Calculado con N25 Valves Sizing 0.10.1 de INSTRUMATIK S.A.S.. Software independiente de fabricantes.</w:t>
       </w:r>
     </w:p>
     <w:sectPr>
@@ -21030,7 +21030,7 @@
       <w:rPr>
         <w:sz w:val="16"/>
       </w:rPr>
-      <w:t xml:space="preserve">N25 Valves Sizing 0.10.0 · Página </w:t>
+      <w:t xml:space="preserve">N25 Valves Sizing 0.10.1 · Página </w:t>
     </w:r>
     <w:r>
       <w:fldChar w:fldCharType="begin"/>

--- a/kit_workshop/resultados_de_referencia/Caso_B_media_vapor_sobrecalentado_resultados_N25.docx
+++ b/kit_workshop/resultados_de_referencia/Caso_B_media_vapor_sobrecalentado_resultados_N25.docx
@@ -251,7 +251,7 @@
               <w:rPr>
                 <w:sz w:val="18"/>
               </w:rPr>
-              <w:t>24/10/2026</w:t>
+              <w:t>26/10/2026</w:t>
             </w:r>
           </w:p>
         </w:tc>
@@ -1377,7 +1377,7 @@
               <w:rPr>
                 <w:sz w:val="18"/>
               </w:rPr>
-              <w:t>Globo, 3" (DN 80), CL600, RF bridada; internos: globo, jaula caracterizada 4 ventanas, flujo de adentro hacia afuera de la jaula (tiende a abrir); Cv nominal típico 126,0.</w:t>
+              <w:t>Globo, 3" (DN 80), CL600, RF bridada; internos: globo, jaula caracterizada 4 ventanas, flujo de adentro hacia afuera de la jaula (tiende a abrir); Cv nominal típico 142,0.</w:t>
             </w:r>
           </w:p>
         </w:tc>
@@ -2757,7 +2757,7 @@
               <w:rPr>
                 <w:sz w:val="18"/>
               </w:rPr>
-              <w:t>16,0</w:t>
+              <w:t>14,0</w:t>
             </w:r>
           </w:p>
         </w:tc>
@@ -2774,7 +2774,7 @@
               <w:rPr>
                 <w:sz w:val="18"/>
               </w:rPr>
-              <w:t>26,0</w:t>
+              <w:t>22,8</w:t>
             </w:r>
           </w:p>
         </w:tc>
@@ -2791,7 +2791,7 @@
               <w:rPr>
                 <w:sz w:val="18"/>
               </w:rPr>
-              <w:t>41,7</w:t>
+              <w:t>36,8</w:t>
             </w:r>
           </w:p>
         </w:tc>
@@ -2836,7 +2836,7 @@
               <w:rPr>
                 <w:sz w:val="18"/>
               </w:rPr>
-              <w:t>6,10</w:t>
+              <w:t>5,33</w:t>
             </w:r>
           </w:p>
         </w:tc>
@@ -2853,7 +2853,7 @@
               <w:rPr>
                 <w:sz w:val="18"/>
               </w:rPr>
-              <w:t>9,90</w:t>
+              <w:t>8,70</w:t>
             </w:r>
           </w:p>
         </w:tc>
@@ -2870,7 +2870,7 @@
               <w:rPr>
                 <w:sz w:val="18"/>
               </w:rPr>
-              <w:t>15,9</w:t>
+              <w:t>14,0</w:t>
             </w:r>
           </w:p>
         </w:tc>
@@ -3514,7 +3514,7 @@
               <w:rPr>
                 <w:sz w:val="18"/>
               </w:rPr>
-              <w:t>16,0</w:t>
+              <w:t>14,0</w:t>
             </w:r>
           </w:p>
         </w:tc>
@@ -3531,7 +3531,7 @@
               <w:rPr>
                 <w:sz w:val="18"/>
               </w:rPr>
-              <w:t>26,0</w:t>
+              <w:t>22,8</w:t>
             </w:r>
           </w:p>
         </w:tc>
@@ -3548,7 +3548,7 @@
               <w:rPr>
                 <w:sz w:val="18"/>
               </w:rPr>
-              <w:t>41,7</w:t>
+              <w:t>36,8</w:t>
             </w:r>
           </w:p>
         </w:tc>
@@ -3593,7 +3593,7 @@
               <w:rPr>
                 <w:sz w:val="18"/>
               </w:rPr>
-              <w:t>6,10</w:t>
+              <w:t>5,33</w:t>
             </w:r>
           </w:p>
         </w:tc>
@@ -3610,7 +3610,7 @@
               <w:rPr>
                 <w:sz w:val="18"/>
               </w:rPr>
-              <w:t>9,90</w:t>
+              <w:t>8,70</w:t>
             </w:r>
           </w:p>
         </w:tc>
@@ -3627,7 +3627,7 @@
               <w:rPr>
                 <w:sz w:val="18"/>
               </w:rPr>
-              <w:t>15,9</w:t>
+              <w:t>14,0</w:t>
             </w:r>
           </w:p>
         </w:tc>
@@ -3879,7 +3879,7 @@
               <w:rPr>
                 <w:sz w:val="18"/>
               </w:rPr>
-              <w:t>ΔP de flujo estrangulado (ΔP choked)</w:t>
+              <w:t>ΔP crítica de flujo estrangulado (ΔP choked)</w:t>
             </w:r>
           </w:p>
         </w:tc>
@@ -8614,7 +8614,7 @@
     </w:p>
     <w:p>
       <w:r>
-        <w:t>Válvula seleccionada: Globo, 3" (DN 80), CL600, RF bridada; internos: globo, jaula caracterizada 4 ventanas, flujo de adentro hacia afuera de la jaula (tiende a abrir); Cv nominal típico 126,0.</w:t>
+        <w:t>Válvula seleccionada: Globo, 3" (DN 80), CL600, RF bridada; internos: globo, jaula caracterizada 4 ventanas, flujo de adentro hacia afuera de la jaula (tiende a abrir); Cv nominal típico 142,0.</w:t>
       </w:r>
     </w:p>
     <w:p>
@@ -8876,7 +8876,7 @@
               <w:rPr>
                 <w:sz w:val="18"/>
               </w:rPr>
-              <w:t>24/10/2026</w:t>
+              <w:t>26/10/2026</w:t>
             </w:r>
           </w:p>
         </w:tc>
@@ -9861,7 +9861,7 @@
               <w:rPr>
                 <w:sz w:val="18"/>
               </w:rPr>
-              <w:t>16,0</w:t>
+              <w:t>14,0</w:t>
             </w:r>
           </w:p>
         </w:tc>
@@ -9877,7 +9877,7 @@
               <w:rPr>
                 <w:sz w:val="18"/>
               </w:rPr>
-              <w:t>26,0</w:t>
+              <w:t>22,8</w:t>
             </w:r>
           </w:p>
         </w:tc>
@@ -9893,7 +9893,7 @@
               <w:rPr>
                 <w:sz w:val="18"/>
               </w:rPr>
-              <w:t>41,7</w:t>
+              <w:t>36,8</w:t>
             </w:r>
           </w:p>
         </w:tc>
@@ -9937,7 +9937,7 @@
               <w:rPr>
                 <w:sz w:val="18"/>
               </w:rPr>
-              <w:t>6,10</w:t>
+              <w:t>5,33</w:t>
             </w:r>
           </w:p>
         </w:tc>
@@ -9953,7 +9953,7 @@
               <w:rPr>
                 <w:sz w:val="18"/>
               </w:rPr>
-              <w:t>9,90</w:t>
+              <w:t>8,70</w:t>
             </w:r>
           </w:p>
         </w:tc>
@@ -9969,7 +9969,7 @@
               <w:rPr>
                 <w:sz w:val="18"/>
               </w:rPr>
-              <w:t>15,9</w:t>
+              <w:t>14,0</w:t>
             </w:r>
           </w:p>
         </w:tc>
@@ -11198,7 +11198,7 @@
                 <w:b/>
                 <w:sz w:val="18"/>
               </w:rPr>
-              <w:t>Obturador</w:t>
+              <w:t>Sentido de flujo</w:t>
             </w:r>
           </w:p>
         </w:tc>
@@ -11211,7 +11211,7 @@
               <w:rPr>
                 <w:sz w:val="18"/>
               </w:rPr>
-              <w:t>Balanceado</w:t>
+              <w:t>Flujo tiende a abrir (Up)</w:t>
             </w:r>
           </w:p>
         </w:tc>
@@ -11228,7 +11228,7 @@
                 <w:b/>
                 <w:sz w:val="18"/>
               </w:rPr>
-              <w:t>Trim para ruido aerodinámico</w:t>
+              <w:t>Obturador</w:t>
             </w:r>
           </w:p>
         </w:tc>
@@ -11241,7 +11241,7 @@
               <w:rPr>
                 <w:sz w:val="18"/>
               </w:rPr>
-              <w:t>Estándar (pasaje único)</w:t>
+              <w:t>Balanceado</w:t>
             </w:r>
           </w:p>
         </w:tc>
@@ -11258,7 +11258,7 @@
                 <w:b/>
                 <w:sz w:val="18"/>
               </w:rPr>
-              <w:t>Característica inherente</w:t>
+              <w:t>Trim para ruido aerodinámico</w:t>
             </w:r>
           </w:p>
         </w:tc>
@@ -11271,7 +11271,7 @@
               <w:rPr>
                 <w:sz w:val="18"/>
               </w:rPr>
-              <w:t>Lineal</w:t>
+              <w:t>Estándar (pasaje único)</w:t>
             </w:r>
           </w:p>
         </w:tc>
@@ -11288,7 +11288,7 @@
                 <w:b/>
                 <w:sz w:val="18"/>
               </w:rPr>
-              <w:t>Cv nominal (típico del tamaño y trim)</w:t>
+              <w:t>Característica inherente</w:t>
             </w:r>
           </w:p>
         </w:tc>
@@ -11301,7 +11301,7 @@
               <w:rPr>
                 <w:sz w:val="18"/>
               </w:rPr>
-              <w:t>126,0</w:t>
+              <w:t>Lineal</w:t>
             </w:r>
           </w:p>
         </w:tc>
@@ -11318,7 +11318,7 @@
                 <w:b/>
                 <w:sz w:val="18"/>
               </w:rPr>
-              <w:t>Tamaño del trim (diámetro del puerto)</w:t>
+              <w:t>Cv nominal (típico del tamaño y trim)</w:t>
             </w:r>
           </w:p>
         </w:tc>
@@ -11331,7 +11331,7 @@
               <w:rPr>
                 <w:sz w:val="18"/>
               </w:rPr>
-              <w:t>3 7/16 in (87,3 mm) estimado</w:t>
+              <w:t>142,0</w:t>
             </w:r>
           </w:p>
         </w:tc>
@@ -11348,7 +11348,7 @@
                 <w:b/>
                 <w:sz w:val="18"/>
               </w:rPr>
-              <w:t>Carrera nominal del vástago</w:t>
+              <w:t>Tamaño del trim (diámetro del puerto)</w:t>
             </w:r>
           </w:p>
         </w:tc>
@@ -11361,7 +11361,7 @@
               <w:rPr>
                 <w:sz w:val="18"/>
               </w:rPr>
-              <w:t>1 1/2 in (38,1 mm) estimada</w:t>
+              <w:t>3 7/16 in (87,3 mm) estimado</w:t>
             </w:r>
           </w:p>
         </w:tc>
@@ -11378,6 +11378,36 @@
                 <w:b/>
                 <w:sz w:val="18"/>
               </w:rPr>
+              <w:t>Carrera nominal del vástago</w:t>
+            </w:r>
+          </w:p>
+        </w:tc>
+        <w:tc>
+          <w:tcPr>
+            <w:tcW w:type="dxa" w:w="6412"/>
+          </w:tcPr>
+          <w:p>
+            <w:r>
+              <w:rPr>
+                <w:sz w:val="18"/>
+              </w:rPr>
+              <w:t>1 1/2 in (38,1 mm) estimada</w:t>
+            </w:r>
+          </w:p>
+        </w:tc>
+      </w:tr>
+      <w:tr>
+        <w:tc>
+          <w:tcPr>
+            <w:tcW w:type="dxa" w:w="3453"/>
+            <w:shd w:val="clear" w:color="auto" w:fill="EEF2F6"/>
+          </w:tcPr>
+          <w:p>
+            <w:r>
+              <w:rPr>
+                <w:b/>
+                <w:sz w:val="18"/>
+              </w:rPr>
               <w:t>Carrera de operación</w:t>
             </w:r>
           </w:p>
@@ -11391,7 +11421,7 @@
               <w:rPr>
                 <w:sz w:val="18"/>
               </w:rPr>
-              <w:t>Mínimo: 6,10 mm · Normal: 9,90 mm · Máximo: 15,9 mm</w:t>
+              <w:t>Mínimo: 5,33 mm · Normal: 8,70 mm · Máximo: 14,0 mm</w:t>
             </w:r>
           </w:p>
         </w:tc>
@@ -13134,7 +13164,7 @@
               <w:rPr>
                 <w:sz w:val="18"/>
               </w:rPr>
-              <w:t>24/10/2026</w:t>
+              <w:t>26/10/2026</w:t>
             </w:r>
           </w:p>
         </w:tc>
@@ -13151,7 +13181,7 @@
     </w:p>
     <w:p>
       <w:r>
-        <w:t>Válvula: Globo, 3" (DN 80), CL600, RF bridada; internos: globo, jaula caracterizada 4 ventanas, flujo de adentro hacia afuera de la jaula (tiende a abrir); Cv nominal típico 126,0.</w:t>
+        <w:t>Válvula: Globo, 3" (DN 80), CL600, RF bridada; internos: globo, jaula caracterizada 4 ventanas, flujo de adentro hacia afuera de la jaula (tiende a abrir); Cv nominal típico 142,0.</w:t>
       </w:r>
     </w:p>
     <w:p>
@@ -14899,7 +14929,7 @@
               <w:rPr>
                 <w:sz w:val="18"/>
               </w:rPr>
-              <w:t>16,0</w:t>
+              <w:t>14,0</w:t>
             </w:r>
           </w:p>
         </w:tc>
@@ -14916,7 +14946,7 @@
               <w:rPr>
                 <w:sz w:val="18"/>
               </w:rPr>
-              <w:t>26,0</w:t>
+              <w:t>22,8</w:t>
             </w:r>
           </w:p>
         </w:tc>
@@ -14933,7 +14963,7 @@
               <w:rPr>
                 <w:sz w:val="18"/>
               </w:rPr>
-              <w:t>41,7</w:t>
+              <w:t>36,8</w:t>
             </w:r>
           </w:p>
         </w:tc>
@@ -14978,7 +15008,7 @@
               <w:rPr>
                 <w:sz w:val="18"/>
               </w:rPr>
-              <w:t>6,10</w:t>
+              <w:t>5,33</w:t>
             </w:r>
           </w:p>
         </w:tc>
@@ -14995,7 +15025,7 @@
               <w:rPr>
                 <w:sz w:val="18"/>
               </w:rPr>
-              <w:t>9,90</w:t>
+              <w:t>8,70</w:t>
             </w:r>
           </w:p>
         </w:tc>
@@ -15012,7 +15042,7 @@
               <w:rPr>
                 <w:sz w:val="18"/>
               </w:rPr>
-              <w:t>15,9</w:t>
+              <w:t>14,0</w:t>
             </w:r>
           </w:p>
         </w:tc>
@@ -15264,7 +15294,7 @@
               <w:rPr>
                 <w:sz w:val="18"/>
               </w:rPr>
-              <w:t>ΔP de flujo estrangulado (ΔP choked)</w:t>
+              <w:t>ΔP crítica de flujo estrangulado (ΔP choked)</w:t>
             </w:r>
           </w:p>
         </w:tc>
@@ -18462,7 +18492,7 @@
               <w:rPr>
                 <w:sz w:val="18"/>
               </w:rPr>
-              <w:t>Cv requerido máximo 54,1. Se recomienda una válvula con Cv nominal de al menos 63,6 (apertura ≤ 85 % en el caso máximo). Con la válvula de 3" (Cv nominal típico 126,0) la apertura queda entre 16 % y 42 %.</w:t>
+              <w:t>Cv requerido máximo 54,1. Se recomienda una válvula con Cv nominal de al menos 63,6 (apertura ≤ 85 % en el caso máximo). Con la válvula de 3" (Cv nominal típico 142,0) la apertura queda entre 14 % y 37 %.</w:t>
             </w:r>
           </w:p>
         </w:tc>
@@ -21004,7 +21034,7 @@
         <w:pStyle w:val="ListBullet"/>
       </w:pPr>
       <w:r>
-        <w:t>Calculado con N25 Valves Sizing 0.10.1 de INSTRUMATIK S.A.S.. Software independiente de fabricantes.</w:t>
+        <w:t>Calculado con N25 Valves Sizing 0.12.0 de INSTRUMATIK S.A.S.. Software independiente de fabricantes.</w:t>
       </w:r>
     </w:p>
     <w:sectPr>
@@ -21030,7 +21060,7 @@
       <w:rPr>
         <w:sz w:val="16"/>
       </w:rPr>
-      <w:t xml:space="preserve">N25 Valves Sizing 0.10.1 · Página </w:t>
+      <w:t xml:space="preserve">N25 Valves Sizing 0.12.0 · Página </w:t>
     </w:r>
     <w:r>
       <w:fldChar w:fldCharType="begin"/>

--- a/kit_workshop/resultados_de_referencia/Caso_B_media_vapor_sobrecalentado_resultados_N25.docx
+++ b/kit_workshop/resultados_de_referencia/Caso_B_media_vapor_sobrecalentado_resultados_N25.docx
@@ -4443,7 +4443,7 @@
               <w:rPr>
                 <w:sz w:val="18"/>
               </w:rPr>
-              <w:t>Multietapa o silenciador</w:t>
+              <w:t>Multietapa, 4 etapas</w:t>
             </w:r>
           </w:p>
         </w:tc>
@@ -10195,7 +10195,7 @@
               <w:rPr>
                 <w:sz w:val="18"/>
               </w:rPr>
-              <w:t>Multietapa o silenciador</w:t>
+              <w:t>Multietapa, 4 etapas</w:t>
             </w:r>
           </w:p>
         </w:tc>
@@ -11168,7 +11168,7 @@
                 <w:b/>
                 <w:sz w:val="18"/>
               </w:rPr>
-              <w:t>Tipo de trim</w:t>
+              <w:t>Trim</w:t>
             </w:r>
           </w:p>
         </w:tc>
@@ -11198,7 +11198,7 @@
                 <w:b/>
                 <w:sz w:val="18"/>
               </w:rPr>
-              <w:t>Sentido de flujo</w:t>
+              <w:t>Tipo de trim</w:t>
             </w:r>
           </w:p>
         </w:tc>
@@ -11211,7 +11211,7 @@
               <w:rPr>
                 <w:sz w:val="18"/>
               </w:rPr>
-              <w:t>Flujo tiende a abrir (Up)</w:t>
+              <w:t>Guiado por jaula</w:t>
             </w:r>
           </w:p>
         </w:tc>
@@ -11228,7 +11228,7 @@
                 <w:b/>
                 <w:sz w:val="18"/>
               </w:rPr>
-              <w:t>Obturador</w:t>
+              <w:t>Jaula</w:t>
             </w:r>
           </w:p>
         </w:tc>
@@ -11241,7 +11241,7 @@
               <w:rPr>
                 <w:sz w:val="18"/>
               </w:rPr>
-              <w:t>Balanceado</w:t>
+              <w:t>Jaula caracterizada de ventanas</w:t>
             </w:r>
           </w:p>
         </w:tc>
@@ -11258,7 +11258,7 @@
                 <w:b/>
                 <w:sz w:val="18"/>
               </w:rPr>
-              <w:t>Trim para ruido aerodinámico</w:t>
+              <w:t>Sentido de flujo</w:t>
             </w:r>
           </w:p>
         </w:tc>
@@ -11271,7 +11271,37 @@
               <w:rPr>
                 <w:sz w:val="18"/>
               </w:rPr>
-              <w:t>Estándar (pasaje único)</w:t>
+              <w:t>Flujo tiende a abrir (Up)</w:t>
+            </w:r>
+          </w:p>
+        </w:tc>
+      </w:tr>
+      <w:tr>
+        <w:tc>
+          <w:tcPr>
+            <w:tcW w:type="dxa" w:w="3453"/>
+            <w:shd w:val="clear" w:color="auto" w:fill="EEF2F6"/>
+          </w:tcPr>
+          <w:p>
+            <w:r>
+              <w:rPr>
+                <w:b/>
+                <w:sz w:val="18"/>
+              </w:rPr>
+              <w:t>Balance del obturador</w:t>
+            </w:r>
+          </w:p>
+        </w:tc>
+        <w:tc>
+          <w:tcPr>
+            <w:tcW w:type="dxa" w:w="6412"/>
+          </w:tcPr>
+          <w:p>
+            <w:r>
+              <w:rPr>
+                <w:sz w:val="18"/>
+              </w:rPr>
+              <w:t>Balanceado</w:t>
             </w:r>
           </w:p>
         </w:tc>
@@ -16490,7 +16520,7 @@
               <w:rPr>
                 <w:sz w:val="18"/>
               </w:rPr>
-              <w:t>Multietapa o silenciador</w:t>
+              <w:t>Multietapa, 4 etapas</w:t>
             </w:r>
           </w:p>
         </w:tc>
@@ -18548,7 +18578,7 @@
               <w:rPr>
                 <w:sz w:val="18"/>
               </w:rPr>
-              <w:t>Ningún trim de una etapa cumple el límite de ruido: se requieren internos multietapa, difusor o silenciador aguas abajo, o repartir la caída de presión.</w:t>
+              <w:t>Se requiere trim de bajo ruido: como mínimo multietapa multiorificio, 4 etapas (atenuación típica 25 a 35 dB(A)). Elíjalo con la jaula y «Nivel o etapas» de la solapa 2.</w:t>
             </w:r>
           </w:p>
         </w:tc>
@@ -21034,7 +21064,7 @@
         <w:pStyle w:val="ListBullet"/>
       </w:pPr>
       <w:r>
-        <w:t>Calculado con N25 Valves Sizing 0.12.0 de INSTRUMATIK S.A.S.. Software independiente de fabricantes.</w:t>
+        <w:t>Calculado con N25 Valves Sizing 0.12.1 de INSTRUMATIK S.A.S.. Software independiente de fabricantes.</w:t>
       </w:r>
     </w:p>
     <w:sectPr>
@@ -21060,7 +21090,7 @@
       <w:rPr>
         <w:sz w:val="16"/>
       </w:rPr>
-      <w:t xml:space="preserve">N25 Valves Sizing 0.12.0 · Página </w:t>
+      <w:t xml:space="preserve">N25 Valves Sizing 0.12.1 · Página </w:t>
     </w:r>
     <w:r>
       <w:fldChar w:fldCharType="begin"/>

--- a/kit_workshop/resultados_de_referencia/Caso_B_media_vapor_sobrecalentado_resultados_N25.docx
+++ b/kit_workshop/resultados_de_referencia/Caso_B_media_vapor_sobrecalentado_resultados_N25.docx
@@ -11211,7 +11211,7 @@
               <w:rPr>
                 <w:sz w:val="18"/>
               </w:rPr>
-              <w:t>Guiado por jaula</w:t>
+              <w:t>Con jaula</w:t>
             </w:r>
           </w:p>
         </w:tc>
@@ -11228,7 +11228,7 @@
                 <w:b/>
                 <w:sz w:val="18"/>
               </w:rPr>
-              <w:t>Jaula</w:t>
+              <w:t>Tipo de obturador</w:t>
             </w:r>
           </w:p>
         </w:tc>
@@ -11241,7 +11241,7 @@
               <w:rPr>
                 <w:sz w:val="18"/>
               </w:rPr>
-              <w:t>Jaula caracterizada de ventanas</w:t>
+              <w:t>Cilíndrico</w:t>
             </w:r>
           </w:p>
         </w:tc>
@@ -11258,7 +11258,7 @@
                 <w:b/>
                 <w:sz w:val="18"/>
               </w:rPr>
-              <w:t>Sentido de flujo</w:t>
+              <w:t>Jaula</w:t>
             </w:r>
           </w:p>
         </w:tc>
@@ -11271,7 +11271,7 @@
               <w:rPr>
                 <w:sz w:val="18"/>
               </w:rPr>
-              <w:t>Flujo tiende a abrir (Up)</w:t>
+              <w:t>Jaula estándar (caracterizada)</w:t>
             </w:r>
           </w:p>
         </w:tc>
@@ -11288,7 +11288,7 @@
                 <w:b/>
                 <w:sz w:val="18"/>
               </w:rPr>
-              <w:t>Balance del obturador</w:t>
+              <w:t>Sentido de flujo</w:t>
             </w:r>
           </w:p>
         </w:tc>
@@ -11301,7 +11301,7 @@
               <w:rPr>
                 <w:sz w:val="18"/>
               </w:rPr>
-              <w:t>Balanceado</w:t>
+              <w:t>Flujo tiende a abrir (Up)</w:t>
             </w:r>
           </w:p>
         </w:tc>
@@ -11318,7 +11318,7 @@
                 <w:b/>
                 <w:sz w:val="18"/>
               </w:rPr>
-              <w:t>Característica inherente</w:t>
+              <w:t>Balance del obturador</w:t>
             </w:r>
           </w:p>
         </w:tc>
@@ -11331,7 +11331,7 @@
               <w:rPr>
                 <w:sz w:val="18"/>
               </w:rPr>
-              <w:t>Lineal</w:t>
+              <w:t>Balanceado</w:t>
             </w:r>
           </w:p>
         </w:tc>
@@ -11348,7 +11348,7 @@
                 <w:b/>
                 <w:sz w:val="18"/>
               </w:rPr>
-              <w:t>Cv nominal (típico del tamaño y trim)</w:t>
+              <w:t>Característica inherente</w:t>
             </w:r>
           </w:p>
         </w:tc>
@@ -11361,7 +11361,7 @@
               <w:rPr>
                 <w:sz w:val="18"/>
               </w:rPr>
-              <w:t>142,0</w:t>
+              <w:t>Lineal</w:t>
             </w:r>
           </w:p>
         </w:tc>
@@ -11378,7 +11378,7 @@
                 <w:b/>
                 <w:sz w:val="18"/>
               </w:rPr>
-              <w:t>Tamaño del trim (diámetro del puerto)</w:t>
+              <w:t>Cv nominal (típico del tamaño y trim)</w:t>
             </w:r>
           </w:p>
         </w:tc>
@@ -11391,7 +11391,7 @@
               <w:rPr>
                 <w:sz w:val="18"/>
               </w:rPr>
-              <w:t>3 7/16 in (87,3 mm) estimado</w:t>
+              <w:t>142,0</w:t>
             </w:r>
           </w:p>
         </w:tc>
@@ -11408,7 +11408,7 @@
                 <w:b/>
                 <w:sz w:val="18"/>
               </w:rPr>
-              <w:t>Carrera nominal del vástago</w:t>
+              <w:t>Tamaño del trim (diámetro del puerto)</w:t>
             </w:r>
           </w:p>
         </w:tc>
@@ -11421,7 +11421,7 @@
               <w:rPr>
                 <w:sz w:val="18"/>
               </w:rPr>
-              <w:t>1 1/2 in (38,1 mm) estimada</w:t>
+              <w:t>3 7/16 in (87,3 mm) estimado</w:t>
             </w:r>
           </w:p>
         </w:tc>
@@ -11438,7 +11438,7 @@
                 <w:b/>
                 <w:sz w:val="18"/>
               </w:rPr>
-              <w:t>Carrera de operación</w:t>
+              <w:t>Carrera nominal del vástago</w:t>
             </w:r>
           </w:p>
         </w:tc>
@@ -11451,7 +11451,7 @@
               <w:rPr>
                 <w:sz w:val="18"/>
               </w:rPr>
-              <w:t>Mínimo: 5,33 mm · Normal: 8,70 mm · Máximo: 14,0 mm</w:t>
+              <w:t>1 1/2 in (38,1 mm) estimada</w:t>
             </w:r>
           </w:p>
         </w:tc>
@@ -11468,6 +11468,36 @@
                 <w:b/>
                 <w:sz w:val="18"/>
               </w:rPr>
+              <w:t>Carrera de operación</w:t>
+            </w:r>
+          </w:p>
+        </w:tc>
+        <w:tc>
+          <w:tcPr>
+            <w:tcW w:type="dxa" w:w="6412"/>
+          </w:tcPr>
+          <w:p>
+            <w:r>
+              <w:rPr>
+                <w:sz w:val="18"/>
+              </w:rPr>
+              <w:t>Mínimo: 5,33 mm · Normal: 8,70 mm · Máximo: 14,0 mm</w:t>
+            </w:r>
+          </w:p>
+        </w:tc>
+      </w:tr>
+      <w:tr>
+        <w:tc>
+          <w:tcPr>
+            <w:tcW w:type="dxa" w:w="3453"/>
+            <w:shd w:val="clear" w:color="auto" w:fill="EEF2F6"/>
+          </w:tcPr>
+          <w:p>
+            <w:r>
+              <w:rPr>
+                <w:b/>
+                <w:sz w:val="18"/>
+              </w:rPr>
               <w:t>Guía y obturador</w:t>
             </w:r>
           </w:p>
@@ -11481,7 +11511,7 @@
               <w:rPr>
                 <w:sz w:val="18"/>
               </w:rPr>
-              <w:t>Obturador guiado por jaula, balanceado (elegido). Verificar que el sello de balanceo cumpla la clase de cierre y la temperatura.</w:t>
+              <w:t>Obturador cilíndrico guiado por jaula, balanceado (elegido). Verificar que el sello de balanceo cumpla la clase de cierre y la temperatura.</w:t>
             </w:r>
           </w:p>
         </w:tc>
@@ -18606,7 +18636,7 @@
               <w:rPr>
                 <w:sz w:val="18"/>
               </w:rPr>
-              <w:t>Obturador guiado por jaula, balanceado (elegido). Verificar que el sello de balanceo cumpla la clase de cierre y la temperatura.</w:t>
+              <w:t>Obturador cilíndrico guiado por jaula, balanceado (elegido). Verificar que el sello de balanceo cumpla la clase de cierre y la temperatura.</w:t>
             </w:r>
           </w:p>
         </w:tc>
@@ -21064,7 +21094,7 @@
         <w:pStyle w:val="ListBullet"/>
       </w:pPr>
       <w:r>
-        <w:t>Calculado con N25 Valves Sizing 0.12.1 de INSTRUMATIK S.A.S.. Software independiente de fabricantes.</w:t>
+        <w:t>Calculado con N25 Valves Sizing 0.13.0 de INSTRUMATIK S.A.S.. Software independiente de fabricantes.</w:t>
       </w:r>
     </w:p>
     <w:sectPr>
@@ -21090,7 +21120,7 @@
       <w:rPr>
         <w:sz w:val="16"/>
       </w:rPr>
-      <w:t xml:space="preserve">N25 Valves Sizing 0.12.1 · Página </w:t>
+      <w:t xml:space="preserve">N25 Valves Sizing 0.13.0 · Página </w:t>
     </w:r>
     <w:r>
       <w:fldChar w:fldCharType="begin"/>

--- a/kit_workshop/resultados_de_referencia/Caso_B_media_vapor_sobrecalentado_resultados_N25.docx
+++ b/kit_workshop/resultados_de_referencia/Caso_B_media_vapor_sobrecalentado_resultados_N25.docx
@@ -21094,7 +21094,7 @@
         <w:pStyle w:val="ListBullet"/>
       </w:pPr>
       <w:r>
-        <w:t>Calculado con N25 Valves Sizing 0.13.0 de INSTRUMATIK S.A.S.. Software independiente de fabricantes.</w:t>
+        <w:t>Calculado con N25 Valves Sizing 0.13.2 de INSTRUMATIK S.A.S.. Software independiente de fabricantes.</w:t>
       </w:r>
     </w:p>
     <w:sectPr>
@@ -21120,7 +21120,7 @@
       <w:rPr>
         <w:sz w:val="16"/>
       </w:rPr>
-      <w:t xml:space="preserve">N25 Valves Sizing 0.13.0 · Página </w:t>
+      <w:t xml:space="preserve">N25 Valves Sizing 0.13.2 · Página </w:t>
     </w:r>
     <w:r>
       <w:fldChar w:fldCharType="begin"/>

--- a/kit_workshop/resultados_de_referencia/Caso_B_media_vapor_sobrecalentado_resultados_N25.docx
+++ b/kit_workshop/resultados_de_referencia/Caso_B_media_vapor_sobrecalentado_resultados_N25.docx
@@ -1131,7 +1131,7 @@
               <w:rPr>
                 <w:sz w:val="18"/>
               </w:rPr>
-              <w:t>4.560 mm² (área del diámetro nominal)</w:t>
+              <w:t>4.769 mm² · Automática: 3" Sch 40 (ASME B36.10M / ASME B36.19M)</w:t>
             </w:r>
           </w:p>
         </w:tc>
@@ -2994,7 +2994,7 @@
               <w:rPr>
                 <w:sz w:val="18"/>
               </w:rPr>
-              <w:t>0,111</w:t>
+              <w:t>0,106</w:t>
             </w:r>
           </w:p>
         </w:tc>
@@ -3011,7 +3011,7 @@
               <w:rPr>
                 <w:sz w:val="18"/>
               </w:rPr>
-              <w:t>0,166</w:t>
+              <w:t>0,159</w:t>
             </w:r>
           </w:p>
         </w:tc>
@@ -3028,7 +3028,7 @@
               <w:rPr>
                 <w:sz w:val="18"/>
               </w:rPr>
-              <w:t>0,250</w:t>
+              <w:t>0,239</w:t>
             </w:r>
           </w:p>
         </w:tc>
@@ -3073,7 +3073,7 @@
               <w:rPr>
                 <w:sz w:val="18"/>
               </w:rPr>
-              <w:t>97,5 / —</w:t>
+              <w:t>97,7 / —</w:t>
             </w:r>
           </w:p>
         </w:tc>
@@ -3152,7 +3152,7 @@
               <w:rPr>
                 <w:sz w:val="18"/>
               </w:rPr>
-              <w:t>97,5</w:t>
+              <w:t>97,7</w:t>
             </w:r>
           </w:p>
         </w:tc>
@@ -3231,7 +3231,7 @@
               <w:rPr>
                 <w:sz w:val="18"/>
               </w:rPr>
-              <w:t>97,5</w:t>
+              <w:t>97,7</w:t>
             </w:r>
           </w:p>
         </w:tc>
@@ -4488,7 +4488,7 @@
               <w:rPr>
                 <w:sz w:val="18"/>
               </w:rPr>
-              <w:t>97,5</w:t>
+              <w:t>97,7</w:t>
             </w:r>
           </w:p>
         </w:tc>
@@ -4646,7 +4646,7 @@
               <w:rPr>
                 <w:sz w:val="18"/>
               </w:rPr>
-              <w:t>97,5</w:t>
+              <w:t>97,7</w:t>
             </w:r>
           </w:p>
         </w:tc>
@@ -4725,7 +4725,7 @@
               <w:rPr>
                 <w:sz w:val="18"/>
               </w:rPr>
-              <w:t>97,5</w:t>
+              <w:t>97,7</w:t>
             </w:r>
           </w:p>
         </w:tc>
@@ -10088,7 +10088,7 @@
               <w:rPr>
                 <w:sz w:val="18"/>
               </w:rPr>
-              <w:t>97,5</w:t>
+              <w:t>97,7</w:t>
             </w:r>
           </w:p>
         </w:tc>
@@ -10239,7 +10239,7 @@
               <w:rPr>
                 <w:sz w:val="18"/>
               </w:rPr>
-              <w:t>0,111</w:t>
+              <w:t>0,106</w:t>
             </w:r>
           </w:p>
         </w:tc>
@@ -10255,7 +10255,7 @@
               <w:rPr>
                 <w:sz w:val="18"/>
               </w:rPr>
-              <w:t>0,166</w:t>
+              <w:t>0,159</w:t>
             </w:r>
           </w:p>
         </w:tc>
@@ -10271,7 +10271,7 @@
               <w:rPr>
                 <w:sz w:val="18"/>
               </w:rPr>
-              <w:t>0,250</w:t>
+              <w:t>0,239</w:t>
             </w:r>
           </w:p>
         </w:tc>
@@ -10949,7 +10949,7 @@
               <w:rPr>
                 <w:sz w:val="18"/>
               </w:rPr>
-              <w:t>4.560 mm²</w:t>
+              <w:t>4.769 mm² · Automática: 3" Sch 40 (ASME B36.10M / ASME B36.19M)</w:t>
             </w:r>
           </w:p>
         </w:tc>
@@ -14548,7 +14548,7 @@
               <w:rPr>
                 <w:sz w:val="18"/>
               </w:rPr>
-              <w:t>4.560 mm² (área del diámetro nominal)</w:t>
+              <w:t>4.769 mm² · Automática: 3" Sch 40 (ASME B36.10M / ASME B36.19M)</w:t>
             </w:r>
           </w:p>
         </w:tc>
@@ -16595,7 +16595,7 @@
               <w:rPr>
                 <w:sz w:val="18"/>
               </w:rPr>
-              <w:t>97,5</w:t>
+              <w:t>97,7</w:t>
             </w:r>
           </w:p>
         </w:tc>
@@ -16753,7 +16753,7 @@
               <w:rPr>
                 <w:sz w:val="18"/>
               </w:rPr>
-              <w:t>97,5</w:t>
+              <w:t>97,7</w:t>
             </w:r>
           </w:p>
         </w:tc>
@@ -16832,7 +16832,7 @@
               <w:rPr>
                 <w:sz w:val="18"/>
               </w:rPr>
-              <w:t>97,5</w:t>
+              <w:t>97,7</w:t>
             </w:r>
           </w:p>
         </w:tc>
@@ -17176,7 +17176,7 @@
               <w:rPr>
                 <w:sz w:val="18"/>
               </w:rPr>
-              <w:t>0,111</w:t>
+              <w:t>0,106</w:t>
             </w:r>
           </w:p>
         </w:tc>
@@ -17193,7 +17193,7 @@
               <w:rPr>
                 <w:sz w:val="18"/>
               </w:rPr>
-              <w:t>0,166</w:t>
+              <w:t>0,159</w:t>
             </w:r>
           </w:p>
         </w:tc>
@@ -17210,7 +17210,7 @@
               <w:rPr>
                 <w:sz w:val="18"/>
               </w:rPr>
-              <w:t>0,250</w:t>
+              <w:t>0,239</w:t>
             </w:r>
           </w:p>
         </w:tc>
@@ -17413,7 +17413,7 @@
               <w:rPr>
                 <w:sz w:val="18"/>
               </w:rPr>
-              <w:t>68,2</w:t>
+              <w:t>65,2</w:t>
             </w:r>
           </w:p>
         </w:tc>
@@ -17430,7 +17430,7 @@
               <w:rPr>
                 <w:sz w:val="18"/>
               </w:rPr>
-              <w:t>102</w:t>
+              <w:t>97,9</w:t>
             </w:r>
           </w:p>
         </w:tc>
@@ -17447,7 +17447,7 @@
               <w:rPr>
                 <w:sz w:val="18"/>
               </w:rPr>
-              <w:t>154</w:t>
+              <w:t>147</w:t>
             </w:r>
           </w:p>
         </w:tc>
@@ -17808,7 +17808,7 @@
               <w:rPr>
                 <w:sz w:val="18"/>
               </w:rPr>
-              <w:t>4.560</w:t>
+              <w:t>4.769</w:t>
             </w:r>
           </w:p>
         </w:tc>
@@ -17825,7 +17825,7 @@
               <w:rPr>
                 <w:sz w:val="18"/>
               </w:rPr>
-              <w:t>4.560</w:t>
+              <w:t>4.769</w:t>
             </w:r>
           </w:p>
         </w:tc>
@@ -17842,7 +17842,7 @@
               <w:rPr>
                 <w:sz w:val="18"/>
               </w:rPr>
-              <w:t>4.560</w:t>
+              <w:t>4.769</w:t>
             </w:r>
           </w:p>
         </w:tc>
@@ -17902,12 +17902,12 @@
           <w:b/>
           <w:color w:val="C0392B"/>
         </w:rPr>
-        <w:t>[Crítica] Mínimo: Ruido por encima del límite · intensidad 58 %</w:t>
+        <w:t>[Crítica] Mínimo: Ruido por encima del límite · intensidad 59 %</w:t>
       </w:r>
     </w:p>
     <w:p>
       <w:r>
-        <w:t>Nivel estimado LpAe,1m = 97,5 dB(A) a 1 m aguas abajo y a 1 m de la tubería (límite usado: 85 dB(A)).</w:t>
+        <w:t>Nivel estimado LpAe,1m = 97,7 dB(A) a 1 m aguas abajo y a 1 m de la tubería (límite usado: 85 dB(A)).</w:t>
       </w:r>
     </w:p>
     <w:p>
@@ -17973,12 +17973,12 @@
           <w:b/>
           <w:color w:val="C0392B"/>
         </w:rPr>
-        <w:t>[Crítica] Normal: Ruido por encima del límite · intensidad 67 %</w:t>
+        <w:t>[Crítica] Normal: Ruido por encima del límite · intensidad 68 %</w:t>
       </w:r>
     </w:p>
     <w:p>
       <w:r>
-        <w:t>Nivel estimado LpAe,1m = 100,0 dB(A) a 1 m aguas abajo y a 1 m de la tubería (límite usado: 85 dB(A)).</w:t>
+        <w:t>Nivel estimado LpAe,1m = 100,3 dB(A) a 1 m aguas abajo y a 1 m de la tubería (límite usado: 85 dB(A)).</w:t>
       </w:r>
     </w:p>
     <w:p>
@@ -18044,12 +18044,12 @@
           <w:b/>
           <w:color w:val="C0392B"/>
         </w:rPr>
-        <w:t>[Crítica] Máximo: Ruido por encima del límite · intensidad 75 %</w:t>
+        <w:t>[Crítica] Máximo: Ruido por encima del límite · intensidad 76 %</w:t>
       </w:r>
     </w:p>
     <w:p>
       <w:r>
-        <w:t>Nivel estimado LpAe,1m = 102,5 dB(A) a 1 m aguas abajo y a 1 m de la tubería (límite usado: 85 dB(A)).</w:t>
+        <w:t>Nivel estimado LpAe,1m = 102,7 dB(A) a 1 m aguas abajo y a 1 m de la tubería (límite usado: 85 dB(A)).</w:t>
       </w:r>
     </w:p>
     <w:p>
@@ -18720,7 +18720,7 @@
               <w:rPr>
                 <w:sz w:val="18"/>
               </w:rPr>
-              <w:t>Nivel máximo estimado 102,5 dB(A) a 1 m de la tubería (límite 85 dB(A), IEC 60534-8-3). No cumple.</w:t>
+              <w:t>Nivel máximo estimado 102,7 dB(A) a 1 m de la tubería (límite 85 dB(A), IEC 60534-8-3). No cumple.</w:t>
             </w:r>
           </w:p>
         </w:tc>
@@ -21094,7 +21094,7 @@
         <w:pStyle w:val="ListBullet"/>
       </w:pPr>
       <w:r>
-        <w:t>Calculado con N25 Valves Sizing 0.13.2 de INSTRUMATIK S.A.S.. Software independiente de fabricantes.</w:t>
+        <w:t>Calculado con N25 Valves Sizing 0.13.4 de INSTRUMATIK S.A.S.. Software independiente de fabricantes.</w:t>
       </w:r>
     </w:p>
     <w:sectPr>
@@ -21120,7 +21120,7 @@
       <w:rPr>
         <w:sz w:val="16"/>
       </w:rPr>
-      <w:t xml:space="preserve">N25 Valves Sizing 0.13.2 · Página </w:t>
+      <w:t xml:space="preserve">N25 Valves Sizing 0.13.4 · Página </w:t>
     </w:r>
     <w:r>
       <w:fldChar w:fldCharType="begin"/>

--- a/kit_workshop/resultados_de_referencia/Caso_B_media_vapor_sobrecalentado_resultados_N25.docx
+++ b/kit_workshop/resultados_de_referencia/Caso_B_media_vapor_sobrecalentado_resultados_N25.docx
@@ -5852,7 +5852,7 @@
         <w:pStyle w:val="ListBullet"/>
       </w:pPr>
       <w:r>
-        <w:t>Materiales descartados: 22 (detalle en la solapa 3-Materiales, botón Análisis).</w:t>
+        <w:t>Materiales descartados: 23 (detalle en la solapa 3-Materiales, botón Análisis).</w:t>
       </w:r>
     </w:p>
     <w:p>
@@ -5905,7 +5905,7 @@
         <w:pStyle w:val="ListBullet"/>
       </w:pPr>
       <w:r>
-        <w:t>Alternativas aptas: Inoxidable 316L (S31603) bajo carbono (puntaje 1,05; química A); ASTM A351 CF8M — 316 fundido (jaulas y guías) (puntaje 1,05; química A); Inoxidable 321 (S32100) estabilizado con titanio (puntaje 1,15; química A)</w:t>
+        <w:t>Alternativas aptas: Inoxidable 304 / 304L (A479, A276) (puntaje 1,05; química A); Inoxidable 316L (S31603) bajo carbono (puntaje 1,05; química A); ASTM A351 CF8M — 316 fundido (jaulas y guías) (puntaje 1,05; química A)</w:t>
       </w:r>
     </w:p>
     <w:p>
@@ -5913,7 +5913,7 @@
         <w:pStyle w:val="ListBullet"/>
       </w:pPr>
       <w:r>
-        <w:t>Materiales descartados: 17 (detalle en la solapa 3-Materiales, botón Análisis).</w:t>
+        <w:t>Materiales descartados: 18 (detalle en la solapa 3-Materiales, botón Análisis).</w:t>
       </w:r>
     </w:p>
     <w:p>
@@ -5987,7 +5987,7 @@
         <w:pStyle w:val="ListBullet"/>
       </w:pPr>
       <w:r>
-        <w:t>Materiales descartados: 26 (detalle en la solapa 3-Materiales, botón Análisis).</w:t>
+        <w:t>Materiales descartados: 28 (detalle en la solapa 3-Materiales, botón Análisis).</w:t>
       </w:r>
     </w:p>
     <w:p>
@@ -6048,7 +6048,7 @@
         <w:pStyle w:val="ListBullet"/>
       </w:pPr>
       <w:r>
-        <w:t>Alternativas aptas: Inoxidable 316L (S31603) bajo carbono (puntaje 1,58; química A); Nitronic 50 (S20910, XM-19) de alta resistencia (puntaje 1,60; química A); Nitronic 60 (S21800) — inoxidable antigalling (puntaje 1,70; química A)</w:t>
+        <w:t>Alternativas aptas: Inoxidable 304 / 304L (A479, A276) (puntaje 1,58; química A); Inoxidable 316L (S31603) bajo carbono (puntaje 1,58; química A); Nitronic 50 (S20910, XM-19) de alta resistencia (puntaje 1,60; química A)</w:t>
       </w:r>
     </w:p>
     <w:p>
@@ -6056,7 +6056,7 @@
         <w:pStyle w:val="ListBullet"/>
       </w:pPr>
       <w:r>
-        <w:t>Materiales descartados: 11 (detalle en la solapa 3-Materiales, botón Análisis).</w:t>
+        <w:t>Materiales descartados: 12 (detalle en la solapa 3-Materiales, botón Análisis).</w:t>
       </w:r>
     </w:p>
     <w:p>
@@ -11100,6 +11100,66 @@
                 <w:sz w:val="18"/>
               </w:rPr>
               <w:t>1.9</w:t>
+            </w:r>
+          </w:p>
+        </w:tc>
+      </w:tr>
+      <w:tr>
+        <w:tc>
+          <w:tcPr>
+            <w:tcW w:type="dxa" w:w="3453"/>
+            <w:shd w:val="clear" w:color="auto" w:fill="EEF2F6"/>
+          </w:tcPr>
+          <w:p>
+            <w:r>
+              <w:rPr>
+                <w:b/>
+                <w:sz w:val="18"/>
+              </w:rPr>
+              <w:t>Pernos y tuercas cuerpo-bonete</w:t>
+            </w:r>
+          </w:p>
+        </w:tc>
+        <w:tc>
+          <w:tcPr>
+            <w:tcW w:type="dxa" w:w="6412"/>
+          </w:tcPr>
+          <w:p>
+            <w:r>
+              <w:rPr>
+                <w:sz w:val="18"/>
+              </w:rPr>
+              <w:t>Estándar del fabricante</w:t>
+            </w:r>
+          </w:p>
+        </w:tc>
+      </w:tr>
+      <w:tr>
+        <w:tc>
+          <w:tcPr>
+            <w:tcW w:type="dxa" w:w="3453"/>
+            <w:shd w:val="clear" w:color="auto" w:fill="EEF2F6"/>
+          </w:tcPr>
+          <w:p>
+            <w:r>
+              <w:rPr>
+                <w:b/>
+                <w:sz w:val="18"/>
+              </w:rPr>
+              <w:t>Espárragos y tuercas de la brida prensaempaques</w:t>
+            </w:r>
+          </w:p>
+        </w:tc>
+        <w:tc>
+          <w:tcPr>
+            <w:tcW w:type="dxa" w:w="6412"/>
+          </w:tcPr>
+          <w:p>
+            <w:r>
+              <w:rPr>
+                <w:sz w:val="18"/>
+              </w:rPr>
+              <w:t>Estándar del fabricante</w:t>
             </w:r>
           </w:p>
         </w:tc>
@@ -19752,6 +19812,88 @@
       </w:r>
     </w:p>
     <w:p>
+      <w:pPr>
+        <w:pStyle w:val="Heading3"/>
+      </w:pPr>
+      <w:r>
+        <w:t>Pernos y tuercas</w:t>
+      </w:r>
+    </w:p>
+    <w:tbl>
+      <w:tblPr>
+        <w:tblStyle w:val="TableGrid"/>
+        <w:tblW w:type="auto" w:w="0"/>
+        <w:jc w:val="center"/>
+        <w:tblLayout w:type="fixed"/>
+        <w:tblLook w:firstColumn="1" w:firstRow="1" w:lastColumn="0" w:lastRow="0" w:noHBand="0" w:noVBand="1" w:val="04A0"/>
+      </w:tblPr>
+      <w:tblGrid>
+        <w:gridCol w:w="4933"/>
+        <w:gridCol w:w="4933"/>
+      </w:tblGrid>
+      <w:tr>
+        <w:tc>
+          <w:tcPr>
+            <w:tcW w:type="dxa" w:w="3453"/>
+            <w:shd w:val="clear" w:color="auto" w:fill="EEF2F6"/>
+          </w:tcPr>
+          <w:p>
+            <w:r>
+              <w:rPr>
+                <w:b/>
+                <w:sz w:val="18"/>
+              </w:rPr>
+              <w:t>Pernos y tuercas cuerpo-bonete</w:t>
+            </w:r>
+          </w:p>
+        </w:tc>
+        <w:tc>
+          <w:tcPr>
+            <w:tcW w:type="dxa" w:w="6412"/>
+          </w:tcPr>
+          <w:p>
+            <w:r>
+              <w:rPr>
+                <w:sz w:val="18"/>
+              </w:rPr>
+              <w:t>Estándar del fabricante</w:t>
+            </w:r>
+          </w:p>
+        </w:tc>
+      </w:tr>
+      <w:tr>
+        <w:tc>
+          <w:tcPr>
+            <w:tcW w:type="dxa" w:w="3453"/>
+            <w:shd w:val="clear" w:color="auto" w:fill="EEF2F6"/>
+          </w:tcPr>
+          <w:p>
+            <w:r>
+              <w:rPr>
+                <w:b/>
+                <w:sz w:val="18"/>
+              </w:rPr>
+              <w:t>Espárragos y tuercas de la brida prensaempaques</w:t>
+            </w:r>
+          </w:p>
+        </w:tc>
+        <w:tc>
+          <w:tcPr>
+            <w:tcW w:type="dxa" w:w="6412"/>
+          </w:tcPr>
+          <w:p>
+            <w:r>
+              <w:rPr>
+                <w:sz w:val="18"/>
+              </w:rPr>
+              <w:t>Estándar del fabricante</w:t>
+            </w:r>
+          </w:p>
+        </w:tc>
+      </w:tr>
+    </w:tbl>
+    <w:p/>
+    <w:p>
       <w:r>
         <w:rPr>
           <w:i/>
@@ -21094,7 +21236,7 @@
         <w:pStyle w:val="ListBullet"/>
       </w:pPr>
       <w:r>
-        <w:t>Calculado con N25 Valves Sizing 0.13.4 de INSTRUMATIK S.A.S.. Software independiente de fabricantes.</w:t>
+        <w:t>Calculado con N25 Valves Sizing 0.14.0 de INSTRUMATIK S.A.S.. Software independiente de fabricantes.</w:t>
       </w:r>
     </w:p>
     <w:sectPr>
@@ -21120,7 +21262,7 @@
       <w:rPr>
         <w:sz w:val="16"/>
       </w:rPr>
-      <w:t xml:space="preserve">N25 Valves Sizing 0.13.4 · Página </w:t>
+      <w:t xml:space="preserve">N25 Valves Sizing 0.14.0 · Página </w:t>
     </w:r>
     <w:r>
       <w:fldChar w:fldCharType="begin"/>

--- a/kit_workshop/resultados_de_referencia/Caso_B_media_vapor_sobrecalentado_resultados_N25.docx
+++ b/kit_workshop/resultados_de_referencia/Caso_B_media_vapor_sobrecalentado_resultados_N25.docx
@@ -5987,7 +5987,7 @@
         <w:pStyle w:val="ListBullet"/>
       </w:pPr>
       <w:r>
-        <w:t>Materiales descartados: 28 (detalle en la solapa 3-Materiales, botón Análisis).</w:t>
+        <w:t>Materiales descartados: 29 (detalle en la solapa 3-Materiales, botón Análisis).</w:t>
       </w:r>
     </w:p>
     <w:p>
@@ -11147,6 +11147,96 @@
                 <w:sz w:val="18"/>
               </w:rPr>
               <w:t>Espárragos y tuercas de la brida prensaempaques</w:t>
+            </w:r>
+          </w:p>
+        </w:tc>
+        <w:tc>
+          <w:tcPr>
+            <w:tcW w:type="dxa" w:w="6412"/>
+          </w:tcPr>
+          <w:p>
+            <w:r>
+              <w:rPr>
+                <w:sz w:val="18"/>
+              </w:rPr>
+              <w:t>Estándar del fabricante</w:t>
+            </w:r>
+          </w:p>
+        </w:tc>
+      </w:tr>
+      <w:tr>
+        <w:tc>
+          <w:tcPr>
+            <w:tcW w:type="dxa" w:w="3453"/>
+            <w:shd w:val="clear" w:color="auto" w:fill="EEF2F6"/>
+          </w:tcPr>
+          <w:p>
+            <w:r>
+              <w:rPr>
+                <w:b/>
+                <w:sz w:val="18"/>
+              </w:rPr>
+              <w:t>Junta cuerpo-bonete</w:t>
+            </w:r>
+          </w:p>
+        </w:tc>
+        <w:tc>
+          <w:tcPr>
+            <w:tcW w:type="dxa" w:w="6412"/>
+          </w:tcPr>
+          <w:p>
+            <w:r>
+              <w:rPr>
+                <w:sz w:val="18"/>
+              </w:rPr>
+              <w:t>Estándar del fabricante</w:t>
+            </w:r>
+          </w:p>
+        </w:tc>
+      </w:tr>
+      <w:tr>
+        <w:tc>
+          <w:tcPr>
+            <w:tcW w:type="dxa" w:w="3453"/>
+            <w:shd w:val="clear" w:color="auto" w:fill="EEF2F6"/>
+          </w:tcPr>
+          <w:p>
+            <w:r>
+              <w:rPr>
+                <w:b/>
+                <w:sz w:val="18"/>
+              </w:rPr>
+              <w:t>O-rings</w:t>
+            </w:r>
+          </w:p>
+        </w:tc>
+        <w:tc>
+          <w:tcPr>
+            <w:tcW w:type="dxa" w:w="6412"/>
+          </w:tcPr>
+          <w:p>
+            <w:r>
+              <w:rPr>
+                <w:sz w:val="18"/>
+              </w:rPr>
+              <w:t>Estándar del fabricante</w:t>
+            </w:r>
+          </w:p>
+        </w:tc>
+      </w:tr>
+      <w:tr>
+        <w:tc>
+          <w:tcPr>
+            <w:tcW w:type="dxa" w:w="3453"/>
+            <w:shd w:val="clear" w:color="auto" w:fill="EEF2F6"/>
+          </w:tcPr>
+          <w:p>
+            <w:r>
+              <w:rPr>
+                <w:b/>
+                <w:sz w:val="18"/>
+              </w:rPr>
+              <w:t>Resortes</w:t>
             </w:r>
           </w:p>
         </w:tc>
@@ -19816,7 +19906,7 @@
         <w:pStyle w:val="Heading3"/>
       </w:pPr>
       <w:r>
-        <w:t>Pernos y tuercas</w:t>
+        <w:t>Pernos, junta, O-rings y resortes</w:t>
       </w:r>
     </w:p>
     <w:tbl>
@@ -19874,6 +19964,96 @@
                 <w:sz w:val="18"/>
               </w:rPr>
               <w:t>Espárragos y tuercas de la brida prensaempaques</w:t>
+            </w:r>
+          </w:p>
+        </w:tc>
+        <w:tc>
+          <w:tcPr>
+            <w:tcW w:type="dxa" w:w="6412"/>
+          </w:tcPr>
+          <w:p>
+            <w:r>
+              <w:rPr>
+                <w:sz w:val="18"/>
+              </w:rPr>
+              <w:t>Estándar del fabricante</w:t>
+            </w:r>
+          </w:p>
+        </w:tc>
+      </w:tr>
+      <w:tr>
+        <w:tc>
+          <w:tcPr>
+            <w:tcW w:type="dxa" w:w="3453"/>
+            <w:shd w:val="clear" w:color="auto" w:fill="EEF2F6"/>
+          </w:tcPr>
+          <w:p>
+            <w:r>
+              <w:rPr>
+                <w:b/>
+                <w:sz w:val="18"/>
+              </w:rPr>
+              <w:t>Junta cuerpo-bonete</w:t>
+            </w:r>
+          </w:p>
+        </w:tc>
+        <w:tc>
+          <w:tcPr>
+            <w:tcW w:type="dxa" w:w="6412"/>
+          </w:tcPr>
+          <w:p>
+            <w:r>
+              <w:rPr>
+                <w:sz w:val="18"/>
+              </w:rPr>
+              <w:t>Estándar del fabricante</w:t>
+            </w:r>
+          </w:p>
+        </w:tc>
+      </w:tr>
+      <w:tr>
+        <w:tc>
+          <w:tcPr>
+            <w:tcW w:type="dxa" w:w="3453"/>
+            <w:shd w:val="clear" w:color="auto" w:fill="EEF2F6"/>
+          </w:tcPr>
+          <w:p>
+            <w:r>
+              <w:rPr>
+                <w:b/>
+                <w:sz w:val="18"/>
+              </w:rPr>
+              <w:t>O-rings</w:t>
+            </w:r>
+          </w:p>
+        </w:tc>
+        <w:tc>
+          <w:tcPr>
+            <w:tcW w:type="dxa" w:w="6412"/>
+          </w:tcPr>
+          <w:p>
+            <w:r>
+              <w:rPr>
+                <w:sz w:val="18"/>
+              </w:rPr>
+              <w:t>Estándar del fabricante</w:t>
+            </w:r>
+          </w:p>
+        </w:tc>
+      </w:tr>
+      <w:tr>
+        <w:tc>
+          <w:tcPr>
+            <w:tcW w:type="dxa" w:w="3453"/>
+            <w:shd w:val="clear" w:color="auto" w:fill="EEF2F6"/>
+          </w:tcPr>
+          <w:p>
+            <w:r>
+              <w:rPr>
+                <w:b/>
+                <w:sz w:val="18"/>
+              </w:rPr>
+              <w:t>Resortes</w:t>
             </w:r>
           </w:p>
         </w:tc>
@@ -21236,7 +21416,7 @@
         <w:pStyle w:val="ListBullet"/>
       </w:pPr>
       <w:r>
-        <w:t>Calculado con N25 Valves Sizing 0.14.0 de INSTRUMATIK S.A.S.. Software independiente de fabricantes.</w:t>
+        <w:t>Calculado con N25 Valves Sizing 0.14.1 de INSTRUMATIK S.A.S.. Software independiente de fabricantes.</w:t>
       </w:r>
     </w:p>
     <w:sectPr>
@@ -21262,7 +21442,7 @@
       <w:rPr>
         <w:sz w:val="16"/>
       </w:rPr>
-      <w:t xml:space="preserve">N25 Valves Sizing 0.14.0 · Página </w:t>
+      <w:t xml:space="preserve">N25 Valves Sizing 0.14.1 · Página </w:t>
     </w:r>
     <w:r>
       <w:fldChar w:fldCharType="begin"/>

--- a/kit_workshop/resultados_de_referencia/Caso_B_media_vapor_sobrecalentado_resultados_N25.docx
+++ b/kit_workshop/resultados_de_referencia/Caso_B_media_vapor_sobrecalentado_resultados_N25.docx
@@ -21416,7 +21416,7 @@
         <w:pStyle w:val="ListBullet"/>
       </w:pPr>
       <w:r>
-        <w:t>Calculado con N25 Valves Sizing 0.14.1 de INSTRUMATIK S.A.S.. Software independiente de fabricantes.</w:t>
+        <w:t>Calculado con N25 Valves Sizing 0.15.0 de INSTRUMATIK S.A.S.. Software independiente de fabricantes.</w:t>
       </w:r>
     </w:p>
     <w:sectPr>
@@ -21442,7 +21442,7 @@
       <w:rPr>
         <w:sz w:val="16"/>
       </w:rPr>
-      <w:t xml:space="preserve">N25 Valves Sizing 0.14.1 · Página </w:t>
+      <w:t xml:space="preserve">N25 Valves Sizing 0.15.0 · Página </w:t>
     </w:r>
     <w:r>
       <w:fldChar w:fldCharType="begin"/>

--- a/kit_workshop/resultados_de_referencia/Caso_B_media_vapor_sobrecalentado_resultados_N25.docx
+++ b/kit_workshop/resultados_de_referencia/Caso_B_media_vapor_sobrecalentado_resultados_N25.docx
@@ -21416,7 +21416,7 @@
         <w:pStyle w:val="ListBullet"/>
       </w:pPr>
       <w:r>
-        <w:t>Calculado con N25 Valves Sizing 0.15.0 de INSTRUMATIK S.A.S.. Software independiente de fabricantes.</w:t>
+        <w:t>Calculado con N25 Valves Sizing 0.15.1 de INSTRUMATIK S.A.S.. Software independiente de fabricantes.</w:t>
       </w:r>
     </w:p>
     <w:sectPr>
@@ -21442,7 +21442,7 @@
       <w:rPr>
         <w:sz w:val="16"/>
       </w:rPr>
-      <w:t xml:space="preserve">N25 Valves Sizing 0.15.0 · Página </w:t>
+      <w:t xml:space="preserve">N25 Valves Sizing 0.15.1 · Página </w:t>
     </w:r>
     <w:r>
       <w:fldChar w:fldCharType="begin"/>

--- a/kit_workshop/resultados_de_referencia/Caso_B_media_vapor_sobrecalentado_resultados_N25.docx
+++ b/kit_workshop/resultados_de_referencia/Caso_B_media_vapor_sobrecalentado_resultados_N25.docx
@@ -21416,7 +21416,7 @@
         <w:pStyle w:val="ListBullet"/>
       </w:pPr>
       <w:r>
-        <w:t>Calculado con N25 Valves Sizing 0.15.1 de INSTRUMATIK S.A.S.. Software independiente de fabricantes.</w:t>
+        <w:t>Calculado con N25 Valves Sizing 0.15.2 de INSTRUMATIK S.A.S.. Software independiente de fabricantes.</w:t>
       </w:r>
     </w:p>
     <w:sectPr>
@@ -21442,7 +21442,7 @@
       <w:rPr>
         <w:sz w:val="16"/>
       </w:rPr>
-      <w:t xml:space="preserve">N25 Valves Sizing 0.15.1 · Página </w:t>
+      <w:t xml:space="preserve">N25 Valves Sizing 0.15.2 · Página </w:t>
     </w:r>
     <w:r>
       <w:fldChar w:fldCharType="begin"/>
